--- a/대본/4부/08화_The_Campaign.docx
+++ b/대본/4부/08화_The_Campaign.docx
@@ -2,7 +2,7 @@
 <file path=word/document.xml><?xml version="1.0" encoding="utf-8"?>
 <w:document xmlns:w="http://schemas.openxmlformats.org/wordprocessingml/2006/main" xmlns:m="http://schemas.openxmlformats.org/officeDocument/2006/math" xmlns:r="http://schemas.openxmlformats.org/officeDocument/2006/relationships" xmlns:o="urn:schemas-microsoft-com:office:office" xmlns:v="urn:schemas-microsoft-com:vml" xmlns:w10="urn:schemas-microsoft-com:office:word" xmlns:a="http://schemas.openxmlformats.org/drawingml/2006/main" xmlns:pic="http://schemas.openxmlformats.org/drawingml/2006/picture" xmlns:wp="http://schemas.openxmlformats.org/drawingml/2006/wordprocessingDrawing">
   <w:body>
-    <w:bookmarkStart w:id="31" w:name="ship-it-4부-8화"/>
+    <w:bookmarkStart w:id="32" w:name="ship-it-4부-8화"/>
     <w:p>
       <w:pPr>
         <w:pStyle w:val="Heading1"/>
@@ -65,7 +65,7 @@
         <w:t xml:space="preserve"> </w:t>
       </w:r>
       <w:r>
-        <w:t xml:space="preserve">- 규칙: 지문 없음. 전 화 100% 「화자명: 대사」. 1턴 15단어 이내.</w:t>
+        <w:t xml:space="preserve">- 규칙: 지문 없음. 전 화 100% 「화자명: 대사」. 1턴 15단어 이내 + 긴 턴 10~15회(25~35단어).</w:t>
       </w:r>
       <w:r>
         <w:t xml:space="preserve"> </w:t>
@@ -294,13 +294,13 @@
         </w:numPr>
       </w:pPr>
       <w:r>
-        <w:t xml:space="preserve">ZOE: Jess is a persona. Built from two hundred patient surveys. She’s our target.</w:t>
-      </w:r>
-      <w:r>
-        <w:t xml:space="preserve"> </w:t>
-      </w:r>
-      <w:r>
-        <w:t xml:space="preserve">조이: 제스는 페르소나예요. 환자 설문 200건으로 만들었어요. 우리 타깃이죠.</w:t>
+        <w:t xml:space="preserve">ZOE: Jess is a persona, not a real person. We built her from two hundred patient surveys, so everything she thinks and fears comes from real answers. She’s our target.</w:t>
+      </w:r>
+      <w:r>
+        <w:t xml:space="preserve"> </w:t>
+      </w:r>
+      <w:r>
+        <w:t xml:space="preserve">조이: 제스는 실존 인물이 아니라 페르소나예요. 환자 설문 200건으로 만들었으니까, 그녀가 생각하고 두려워하는 건 전부 실제 답변에서 나온 거예요. 우리 타깃이죠.</w:t>
       </w:r>
     </w:p>
     <w:p>
@@ -802,13 +802,13 @@
         </w:numPr>
       </w:pPr>
       <w:r>
-        <w:t xml:space="preserve">ELENA: I’m sorry. We can’t. Our product isn’t approved for lips.</w:t>
-      </w:r>
-      <w:r>
-        <w:t xml:space="preserve"> </w:t>
-      </w:r>
-      <w:r>
-        <w:t xml:space="preserve">엘레나: 죄송해요. 안 돼요. 우리 제품은 입술 승인을 받지 않았어요.</w:t>
+        <w:t xml:space="preserve">ELENA: I’m sorry, but we can’t do that. Our product isn’t approved for lips, so if we show it there, even once, we’re promoting off-label use. That’s a line we don’t cross.</w:t>
+      </w:r>
+      <w:r>
+        <w:t xml:space="preserve"> </w:t>
+      </w:r>
+      <w:r>
+        <w:t xml:space="preserve">엘레나: 죄송하지만 그건 안 돼요. 우리 제품은 입술 승인을 받지 않았어요. 그래서 한 번이라도 거기에 쓰는 걸 보여 주면 오프라벨 사용을 홍보하는 게 돼요. 그건 우리가 넘지 않는 선이에요.</w:t>
       </w:r>
     </w:p>
     <w:p>
@@ -938,13 +938,13 @@
         </w:numPr>
       </w:pPr>
       <w:r>
-        <w:t xml:space="preserve">ZOE: She asks questions. For Jess. For her followers. She’s the patient’s voice.</w:t>
-      </w:r>
-      <w:r>
-        <w:t xml:space="preserve"> </w:t>
-      </w:r>
-      <w:r>
-        <w:t xml:space="preserve">조이: 질문을 해요. 제스를 위해. 팔로워를 위해. 환자의 목소리가 되는 거예요.</w:t>
+        <w:t xml:space="preserve">ZOE: She asks questions, for Jess and for her followers. Brooke doesn’t need a needle to be useful. She becomes the patient’s voice, asking what every nervous first-timer wants to know.</w:t>
+      </w:r>
+      <w:r>
+        <w:t xml:space="preserve"> </w:t>
+      </w:r>
+      <w:r>
+        <w:t xml:space="preserve">조이: 질문을 해요. 제스를 위해, 팔로워를 위해. 브룩은 바늘 없이도 쓸모가 있어요. 긴장한 첫 시술자 모두가 알고 싶어 하는 걸 묻는, 환자의 목소리가 되는 거예요.</w:t>
       </w:r>
     </w:p>
     <w:p>
@@ -1095,7 +1095,7 @@
         </w:numPr>
       </w:pPr>
       <w:r>
-        <w:t xml:space="preserve">BROOKE: I say,</w:t>
+        <w:t xml:space="preserve">BROOKE: To be honest, I say,</w:t>
       </w:r>
       <w:r>
         <w:t xml:space="preserve"> </w:t>
@@ -1113,13 +1113,13 @@
         <w:t xml:space="preserve"> </w:t>
       </w:r>
       <w:r>
-        <w:t xml:space="preserve">That’s all I know.</w:t>
-      </w:r>
-      <w:r>
-        <w:t xml:space="preserve"> </w:t>
-      </w:r>
-      <w:r>
-        <w:t xml:space="preserve">브룩:</w:t>
+        <w:t xml:space="preserve">That’s all I know. I don’t know what good looks like, so I just hope they pick the right person. It scares me a little.</w:t>
+      </w:r>
+      <w:r>
+        <w:t xml:space="preserve"> </w:t>
+      </w:r>
+      <w:r>
+        <w:t xml:space="preserve">브룩: 솔직히</w:t>
       </w:r>
       <w:r>
         <w:t xml:space="preserve"> </w:t>
@@ -1134,7 +1134,7 @@
         <w:t xml:space="preserve">”</w:t>
       </w:r>
       <w:r>
-        <w:t xml:space="preserve">라고 해요. 그게 제가 아는 전부예요.</w:t>
+        <w:t xml:space="preserve">라고 해요. 그게 제가 아는 전부예요. 잘한다는 게 어떤 건지 모르니까, 그냥 제대로 된 사람을 고르길 바랄 뿐이죠. 좀 무섭기도 해요.</w:t>
       </w:r>
     </w:p>
     <w:p>
@@ -1400,13 +1400,13 @@
         </w:numPr>
       </w:pPr>
       <w:r>
-        <w:t xml:space="preserve">DIANE: The FTC doesn’t care about engagement. Sponsored content must be disclosed. Clearly.</w:t>
-      </w:r>
-      <w:r>
-        <w:t xml:space="preserve"> </w:t>
-      </w:r>
-      <w:r>
-        <w:t xml:space="preserve">다이앤: FTC는 반응에 관심 없어요. 협찬 콘텐츠는 표시해야 해요. 명확하게.</w:t>
+        <w:t xml:space="preserve">DIANE: The FTC doesn’t care about engagement. Sponsored content must be disclosed clearly, where people actually see it. If the label is hidden at the end, it doesn’t count, and we’re both liable.</w:t>
+      </w:r>
+      <w:r>
+        <w:t xml:space="preserve"> </w:t>
+      </w:r>
+      <w:r>
+        <w:t xml:space="preserve">다이앤: FTC는 반응에 관심 없어요. 협찬 콘텐츠는 사람들이 실제로 보는 곳에 명확하게 표시해야 해요. 표시가 끝에 숨어 있으면 인정되지 않고, 우리 둘 다 책임을 져요.</w:t>
       </w:r>
     </w:p>
     <w:p>
@@ -1578,13 +1578,13 @@
         </w:numPr>
       </w:pPr>
       <w:r>
-        <w:t xml:space="preserve">ELENA: Whatever you learn. In your own words. We review every post before it goes live.</w:t>
-      </w:r>
-      <w:r>
-        <w:t xml:space="preserve"> </w:t>
-      </w:r>
-      <w:r>
-        <w:t xml:space="preserve">엘레나: 배운 거면 뭐든요. 당신 말로. 올라가기 전에 모든 게시물을 검토해요.</w:t>
+        <w:t xml:space="preserve">ELENA: Whatever you learn, in your own words. That’s what makes it real. We’ll review every post before it goes live, but only to check the facts, not your style.</w:t>
+      </w:r>
+      <w:r>
+        <w:t xml:space="preserve"> </w:t>
+      </w:r>
+      <w:r>
+        <w:t xml:space="preserve">엘레나: 배운 거면 뭐든, 당신 말로요. 그래야 진짜가 돼요. 올라가기 전에 모든 게시물을 검토하겠지만, 사실 확인만 하지 당신 스타일은 건드리지 않아요.</w:t>
       </w:r>
     </w:p>
     <w:p>
@@ -1595,13 +1595,13 @@
         </w:numPr>
       </w:pPr>
       <w:r>
-        <w:t xml:space="preserve">TARA: Review rights. Fine. But no rewriting her voice.</w:t>
-      </w:r>
-      <w:r>
-        <w:t xml:space="preserve"> </w:t>
-      </w:r>
-      <w:r>
-        <w:t xml:space="preserve">타라: 검토권. 좋아요. 하지만 브룩의 말투를 고쳐 쓰진 마요.</w:t>
+        <w:t xml:space="preserve">TARA: Review rights. Fine. Facts only, not her voice. Put that in the contract.</w:t>
+      </w:r>
+      <w:r>
+        <w:t xml:space="preserve"> </w:t>
+      </w:r>
+      <w:r>
+        <w:t xml:space="preserve">타라: 검토권. 좋아요. 사실만, 브룩 말투는 말고요. 그걸 계약서에 넣어 줘요.</w:t>
       </w:r>
     </w:p>
     <w:bookmarkEnd w:id="22"/>
@@ -1807,13 +1807,13 @@
         </w:numPr>
       </w:pPr>
       <w:r>
-        <w:t xml:space="preserve">KEISHA: Any good injector will. If they get defensive, that’s your answer.</w:t>
-      </w:r>
-      <w:r>
-        <w:t xml:space="preserve"> </w:t>
-      </w:r>
-      <w:r>
-        <w:t xml:space="preserve">키샤: 좋은 시술자라면 누구든요. 방어적으로 나오면, 그게 답이에요.</w:t>
+        <w:t xml:space="preserve">KEISHA: Any good injector will show you, happily. They’re proud of being prepared. If they get defensive or change the subject, that’s your answer, and you should walk out.</w:t>
+      </w:r>
+      <w:r>
+        <w:t xml:space="preserve"> </w:t>
+      </w:r>
+      <w:r>
+        <w:t xml:space="preserve">키샤: 좋은 시술자라면 누구든 기꺼이 보여 줘요. 준비돼 있다는 걸 자랑스러워하니까요. 방어적으로 나오거나 말을 돌리면, 그게 답이에요. 그냥 나오세요.</w:t>
       </w:r>
     </w:p>
     <w:p>
@@ -2008,13 +2008,13 @@
         </w:numPr>
       </w:pPr>
       <w:r>
-        <w:t xml:space="preserve">DIANE: It’s already an ad. Hashtag ad. First line. So she can be honest.</w:t>
-      </w:r>
-      <w:r>
-        <w:t xml:space="preserve"> </w:t>
-      </w:r>
-      <w:r>
-        <w:t xml:space="preserve">다이앤: 이미 광고예요. 해시태그 ad. 첫 줄. 그러니 솔직해도 돼요.</w:t>
+        <w:t xml:space="preserve">DIANE: It’s already an ad. Hashtag ad, first line, so nobody is fooled. That actually frees her. Because everyone knows we paid, she can simply be honest about what she uses.</w:t>
+      </w:r>
+      <w:r>
+        <w:t xml:space="preserve"> </w:t>
+      </w:r>
+      <w:r>
+        <w:t xml:space="preserve">다이앤: 이미 광고예요. 해시태그 ad, 첫 줄. 그러니 아무도 속지 않아요. 그게 오히려 그녀를 자유롭게 해요. 우리가 돈을 냈다는 걸 다 아니까, 자기가 뭘 쓰는지 그냥 솔직하게 말하면 돼요.</w:t>
       </w:r>
     </w:p>
     <w:p>
@@ -2252,46 +2252,13 @@
         </w:numPr>
       </w:pPr>
       <w:r>
-        <w:t xml:space="preserve">ELENA: Zoe. The</w:t>
-      </w:r>
-      <w:r>
-        <w:t xml:space="preserve"> </w:t>
-      </w:r>
-      <w:r>
-        <w:t xml:space="preserve">“</w:t>
-      </w:r>
-      <w:r>
-        <w:t xml:space="preserve">after</w:t>
-      </w:r>
-      <w:r>
-        <w:t xml:space="preserve">”</w:t>
-      </w:r>
-      <w:r>
-        <w:t xml:space="preserve"> </w:t>
-      </w:r>
-      <w:r>
-        <w:t xml:space="preserve">has better lighting. And her skin is smoother. Everywhere.</w:t>
-      </w:r>
-      <w:r>
-        <w:t xml:space="preserve"> </w:t>
-      </w:r>
-      <w:r>
-        <w:t xml:space="preserve">엘레나: 조이.</w:t>
-      </w:r>
-      <w:r>
-        <w:t xml:space="preserve"> </w:t>
-      </w:r>
-      <w:r>
-        <w:t xml:space="preserve">“</w:t>
-      </w:r>
-      <w:r>
-        <w:t xml:space="preserve">애프터</w:t>
-      </w:r>
-      <w:r>
-        <w:t xml:space="preserve">”</w:t>
-      </w:r>
-      <w:r>
-        <w:t xml:space="preserve">가 조명이 더 좋아요. 그리고 피부가 더 매끈해요. 전체적으로.</w:t>
+        <w:t xml:space="preserve">ELENA: Zoe, look closely. The after has better lighting, and her skin is smoother everywhere, not just the smile lines. Filler doesn’t do that. Somebody touched this photo.</w:t>
+      </w:r>
+      <w:r>
+        <w:t xml:space="preserve"> </w:t>
+      </w:r>
+      <w:r>
+        <w:t xml:space="preserve">엘레나: 조이, 자세히 봐요. 애프터가 조명이 더 좋고, 팔자주름만이 아니라 피부 전체가 더 매끈해요. 필러는 그런 걸 못 해요. 누군가 이 사진에 손을 댔어요.</w:t>
       </w:r>
     </w:p>
     <w:p>
@@ -2397,13 +2364,13 @@
         </w:numPr>
       </w:pPr>
       <w:r>
-        <w:t xml:space="preserve">ELENA: Jess has pores. Jess will trust pores.</w:t>
-      </w:r>
-      <w:r>
-        <w:t xml:space="preserve"> </w:t>
-      </w:r>
-      <w:r>
-        <w:t xml:space="preserve">엘레나: 제스도 모공이 있어요. 제스는 모공을 믿을 거예요.</w:t>
+        <w:t xml:space="preserve">ELENA: Jess has pores, Zoe. She sees them in the mirror every morning. When she sees pores in our photos, she’ll trust them, because they look like her.</w:t>
+      </w:r>
+      <w:r>
+        <w:t xml:space="preserve"> </w:t>
+      </w:r>
+      <w:r>
+        <w:t xml:space="preserve">엘레나: 제스도 모공이 있어요, 조이. 매일 아침 거울에서 보죠. 우리 사진에서 모공을 보면 믿을 거예요. 자기 모습 같으니까요.</w:t>
       </w:r>
     </w:p>
     <w:p>
@@ -2465,13 +2432,13 @@
         </w:numPr>
       </w:pPr>
       <w:r>
-        <w:t xml:space="preserve">DIANE: Those were consented for research. Not marketing. You need new consent.</w:t>
-      </w:r>
-      <w:r>
-        <w:t xml:space="preserve"> </w:t>
-      </w:r>
-      <w:r>
-        <w:t xml:space="preserve">다이앤: 그건 연구용으로 동의받은 거예요. 마케팅이 아니라. 새 동의가 필요해요.</w:t>
+        <w:t xml:space="preserve">DIANE: Careful. Those photos were consented for research, not marketing. Using them in an ad without asking would break that promise. You need new consent, signed, from every single patient.</w:t>
+      </w:r>
+      <w:r>
+        <w:t xml:space="preserve"> </w:t>
+      </w:r>
+      <w:r>
+        <w:t xml:space="preserve">다이앤: 조심해요. 그 사진들은 마케팅이 아니라 연구용으로 동의받은 거예요. 묻지 않고 광고에 쓰면 그 약속을 깨는 거예요. 환자 한 명 한 명에게서 새로 서명된 동의를 받아야 해요.</w:t>
       </w:r>
     </w:p>
     <w:p>
@@ -2625,13 +2592,13 @@
         </w:numPr>
       </w:pPr>
       <w:r>
-        <w:t xml:space="preserve">LINDA: Honey, I’ve waited three years for someone to ask. Yes.</w:t>
-      </w:r>
-      <w:r>
-        <w:t xml:space="preserve"> </w:t>
-      </w:r>
-      <w:r>
-        <w:t xml:space="preserve">린다: 선생님, 누가 물어봐 주길 3년을 기다렸어요. 좋아요.</w:t>
+        <w:t xml:space="preserve">LINDA: Honey, I’ve waited three years for someone to ask. My friends keep asking what I did, and now they can finally see for themselves. Yes, absolutely.</w:t>
+      </w:r>
+      <w:r>
+        <w:t xml:space="preserve"> </w:t>
+      </w:r>
+      <w:r>
+        <w:t xml:space="preserve">린다: 선생님, 누가 물어봐 주길 3년을 기다렸어요. 친구들이 뭘 했냐고 계속 묻는데, 이제야 직접 볼 수 있겠네요. 좋아요, 당연하죠.</w:t>
       </w:r>
     </w:p>
     <w:p>
@@ -2839,13 +2806,13 @@
         </w:numPr>
       </w:pPr>
       <w:r>
-        <w:t xml:space="preserve">ELENA: We both won. Inside, argue. Outside, one voice.</w:t>
-      </w:r>
-      <w:r>
-        <w:t xml:space="preserve"> </w:t>
-      </w:r>
-      <w:r>
-        <w:t xml:space="preserve">엘레나: 우리 둘 다 이겼죠. 안에선 논쟁. 밖에선 한목소리.</w:t>
+        <w:t xml:space="preserve">ELENA: We both won, actually. Inside the room, we argue as hard as we need to. Outside, we speak with one voice. That’s how Jess ends up trusting both of us.</w:t>
+      </w:r>
+      <w:r>
+        <w:t xml:space="preserve"> </w:t>
+      </w:r>
+      <w:r>
+        <w:t xml:space="preserve">엘레나: 사실 우리 둘 다 이겼어요. 회의실 안에선 필요한 만큼 치열하게 논쟁해요. 밖에선 한목소리로 말하고요. 그래야 제스가 우리 둘 다 믿게 되죠.</w:t>
       </w:r>
     </w:p>
     <w:p>
@@ -2924,13 +2891,13 @@
         </w:numPr>
       </w:pPr>
       <w:r>
-        <w:t xml:space="preserve">ZOE: That’s the next problem. Right now, nothing. We lose her.</w:t>
-      </w:r>
-      <w:r>
-        <w:t xml:space="preserve"> </w:t>
-      </w:r>
-      <w:r>
-        <w:t xml:space="preserve">조이: 그게 다음 문제예요. 지금은 아무것도. 놓쳐 버려요.</w:t>
+        <w:t xml:space="preserve">ZOE: That’s the next problem. Right now, nothing happens. She gets treated, goes home, and we never hear from her again. We lose her right when she starts trusting us.</w:t>
+      </w:r>
+      <w:r>
+        <w:t xml:space="preserve"> </w:t>
+      </w:r>
+      <w:r>
+        <w:t xml:space="preserve">조이: 그게 다음 문제예요. 지금은 아무 일도 안 일어나요. 시술받고 집에 가면 다시는 소식을 못 들어요. 막 우리를 믿기 시작한 바로 그때 놓쳐 버리는 거죠.</w:t>
       </w:r>
     </w:p>
     <w:p>
@@ -3109,7 +3076,7 @@
     </w:p>
     <w:bookmarkEnd w:id="25"/>
     <w:bookmarkEnd w:id="26"/>
-    <w:bookmarkStart w:id="30" w:name="학습-부록"/>
+    <w:bookmarkStart w:id="31" w:name="학습-부록"/>
     <w:p>
       <w:pPr>
         <w:pStyle w:val="Heading2"/>
@@ -4324,8 +4291,298 @@
       </w:r>
     </w:p>
     <w:bookmarkEnd w:id="29"/>
+    <w:bookmarkStart w:id="30" w:name="긴-발화-분석"/>
+    <w:p>
+      <w:pPr>
+        <w:pStyle w:val="Heading3"/>
+      </w:pPr>
+      <w:r>
+        <w:t xml:space="preserve">④ 긴 발화 분석</w:t>
+      </w:r>
+    </w:p>
+    <w:p>
+      <w:pPr>
+        <w:pStyle w:val="BlockText"/>
+      </w:pPr>
+      <w:r>
+        <w:rPr>
+          <w:bCs/>
+          <w:b/>
+        </w:rPr>
+        <w:t xml:space="preserve">21턴 ELENA:</w:t>
+      </w:r>
+      <w:r>
+        <w:t xml:space="preserve"> </w:t>
+      </w:r>
+      <w:r>
+        <w:t xml:space="preserve">“</w:t>
+      </w:r>
+      <w:r>
+        <w:t xml:space="preserve">I’m sorry, but we can’t do that. Our product isn’t approved for lips, so if we show it there, even once, we’re promoting off-label use. That’s a line we don’t cross.</w:t>
+      </w:r>
+      <w:r>
+        <w:t xml:space="preserve">”</w:t>
+      </w:r>
+    </w:p>
+    <w:tbl>
+      <w:tblPr>
+        <w:tblStyle w:val="Table"/>
+        <w:tblW w:type="pct" w:w="5000"/>
+        <w:tblLook w:firstRow="1" w:lastRow="0" w:firstColumn="0" w:lastColumn="0" w:noHBand="0" w:noVBand="0" w:val="0020"/>
+        <w:jc w:val="start"/>
+      </w:tblPr>
+      <w:tblGrid>
+        <w:gridCol w:w="2640"/>
+        <w:gridCol w:w="2640"/>
+        <w:gridCol w:w="2640"/>
+      </w:tblGrid>
+      <w:tr>
+        <w:trPr>
+          <w:tblHeader w:val="true"/>
+        </w:trPr>
+        <w:tc>
+          <w:tcPr/>
+          <w:p>
+            <w:pPr>
+              <w:pStyle w:val="Compact"/>
+              <w:jc w:val="left"/>
+            </w:pPr>
+            <w:r>
+              <w:t xml:space="preserve">구조</w:t>
+            </w:r>
+          </w:p>
+        </w:tc>
+        <w:tc>
+          <w:tcPr/>
+          <w:p>
+            <w:pPr>
+              <w:pStyle w:val="Compact"/>
+              <w:jc w:val="left"/>
+            </w:pPr>
+            <w:r>
+              <w:t xml:space="preserve">영어</w:t>
+            </w:r>
+          </w:p>
+        </w:tc>
+        <w:tc>
+          <w:tcPr/>
+          <w:p>
+            <w:pPr>
+              <w:pStyle w:val="Compact"/>
+              <w:jc w:val="left"/>
+            </w:pPr>
+            <w:r>
+              <w:t xml:space="preserve">기능</w:t>
+            </w:r>
+          </w:p>
+        </w:tc>
+      </w:tr>
+      <w:tr>
+        <w:tc>
+          <w:tcPr/>
+          <w:p>
+            <w:pPr>
+              <w:pStyle w:val="Compact"/>
+              <w:jc w:val="left"/>
+            </w:pPr>
+            <w:r>
+              <w:t xml:space="preserve">① 정중한 거절</w:t>
+            </w:r>
+          </w:p>
+        </w:tc>
+        <w:tc>
+          <w:tcPr/>
+          <w:p>
+            <w:pPr>
+              <w:pStyle w:val="Compact"/>
+              <w:jc w:val="left"/>
+            </w:pPr>
+            <w:r>
+              <w:t xml:space="preserve">I’m sorry, but we can’t do that.</w:t>
+            </w:r>
+          </w:p>
+        </w:tc>
+        <w:tc>
+          <w:tcPr/>
+          <w:p>
+            <w:pPr>
+              <w:pStyle w:val="Compact"/>
+              <w:jc w:val="left"/>
+            </w:pPr>
+            <w:r>
+              <w:t xml:space="preserve">사과 + 분명한 ’안 된다’를 첫 문장에</w:t>
+            </w:r>
+          </w:p>
+        </w:tc>
+      </w:tr>
+      <w:tr>
+        <w:tc>
+          <w:tcPr/>
+          <w:p>
+            <w:pPr>
+              <w:pStyle w:val="Compact"/>
+              <w:jc w:val="left"/>
+            </w:pPr>
+            <w:r>
+              <w:t xml:space="preserve">② 사실(근거)</w:t>
+            </w:r>
+          </w:p>
+        </w:tc>
+        <w:tc>
+          <w:tcPr/>
+          <w:p>
+            <w:pPr>
+              <w:pStyle w:val="Compact"/>
+              <w:jc w:val="left"/>
+            </w:pPr>
+            <w:r>
+              <w:t xml:space="preserve">Our product isn’t approved for lips,</w:t>
+            </w:r>
+          </w:p>
+        </w:tc>
+        <w:tc>
+          <w:tcPr/>
+          <w:p>
+            <w:pPr>
+              <w:pStyle w:val="Compact"/>
+              <w:jc w:val="left"/>
+            </w:pPr>
+            <w:r>
+              <w:t xml:space="preserve">개인 의견이 아니라 객관적 사실로 이유를 댐</w:t>
+            </w:r>
+          </w:p>
+        </w:tc>
+      </w:tr>
+      <w:tr>
+        <w:tc>
+          <w:tcPr/>
+          <w:p>
+            <w:pPr>
+              <w:pStyle w:val="Compact"/>
+              <w:jc w:val="left"/>
+            </w:pPr>
+            <w:r>
+              <w:t xml:space="preserve">③ 결과(so / if)</w:t>
+            </w:r>
+          </w:p>
+        </w:tc>
+        <w:tc>
+          <w:tcPr/>
+          <w:p>
+            <w:pPr>
+              <w:pStyle w:val="Compact"/>
+              <w:jc w:val="left"/>
+            </w:pPr>
+            <w:r>
+              <w:t xml:space="preserve">so if we show it there, even once, we’re promoting off-label use.</w:t>
+            </w:r>
+          </w:p>
+        </w:tc>
+        <w:tc>
+          <w:tcPr/>
+          <w:p>
+            <w:pPr>
+              <w:pStyle w:val="Compact"/>
+              <w:jc w:val="left"/>
+            </w:pPr>
+            <w:r>
+              <w:t xml:space="preserve">그 행동이 어떤 문제로 이어지는지 설명</w:t>
+            </w:r>
+          </w:p>
+        </w:tc>
+      </w:tr>
+      <w:tr>
+        <w:tc>
+          <w:tcPr/>
+          <w:p>
+            <w:pPr>
+              <w:pStyle w:val="Compact"/>
+              <w:jc w:val="left"/>
+            </w:pPr>
+            <w:r>
+              <w:t xml:space="preserve">④ 원칙(한 줄 마무리)</w:t>
+            </w:r>
+          </w:p>
+        </w:tc>
+        <w:tc>
+          <w:tcPr/>
+          <w:p>
+            <w:pPr>
+              <w:pStyle w:val="Compact"/>
+              <w:jc w:val="left"/>
+            </w:pPr>
+            <w:r>
+              <w:t xml:space="preserve">That’s a line we don’t cross.</w:t>
+            </w:r>
+          </w:p>
+        </w:tc>
+        <w:tc>
+          <w:tcPr/>
+          <w:p>
+            <w:pPr>
+              <w:pStyle w:val="Compact"/>
+              <w:jc w:val="left"/>
+            </w:pPr>
+            <w:r>
+              <w:t xml:space="preserve">협상 여지가 없음을 짧은 원칙으로 못 박음</w:t>
+            </w:r>
+          </w:p>
+        </w:tc>
+      </w:tr>
+    </w:tbl>
+    <w:p>
+      <w:pPr>
+        <w:pStyle w:val="BodyText"/>
+      </w:pPr>
+      <w:r>
+        <w:rPr>
+          <w:bCs/>
+          <w:b/>
+        </w:rPr>
+        <w:t xml:space="preserve">활용 패턴:</w:t>
+      </w:r>
+      <w:r>
+        <w:t xml:space="preserve"> </w:t>
+      </w:r>
+      <w:r>
+        <w:t xml:space="preserve">I’m sorry, but… → 사실 → so if…, we’re… → That’s a line we don’t cross.</w:t>
+      </w:r>
+      <w:r>
+        <w:t xml:space="preserve"> </w:t>
+      </w:r>
+      <w:r>
+        <w:rPr>
+          <w:bCs/>
+          <w:b/>
+        </w:rPr>
+        <w:t xml:space="preserve">연결 표현:</w:t>
+      </w:r>
+      <w:r>
+        <w:t xml:space="preserve"> </w:t>
+      </w:r>
+      <w:r>
+        <w:t xml:space="preserve">I’m sorry, but(죄송하지만) · even once(한 번이라도) · That’s a line we don’t cross(넘지 않는 선이다)</w:t>
+      </w:r>
+      <w:r>
+        <w:t xml:space="preserve"> </w:t>
+      </w:r>
+      <w:r>
+        <w:rPr>
+          <w:bCs/>
+          <w:b/>
+        </w:rPr>
+        <w:t xml:space="preserve">연습:</w:t>
+      </w:r>
+      <w:r>
+        <w:t xml:space="preserve"> </w:t>
+      </w:r>
+      <w:r>
+        <w:t xml:space="preserve">고객이 계약 범위 밖의 서비스를 요구할 때, 같은 구조로 정중하지만 단호하게 거절하는 말을 30단어 안팎으로 해 보기.</w:t>
+      </w:r>
+    </w:p>
     <w:bookmarkEnd w:id="30"/>
     <w:bookmarkEnd w:id="31"/>
+    <w:bookmarkEnd w:id="32"/>
     <w:sectPr/>
   </w:body>
 </w:document>

--- a/대본/4부/08화_The_Campaign.docx
+++ b/대본/4부/08화_The_Campaign.docx
@@ -2,7 +2,7 @@
 <file path=word/document.xml><?xml version="1.0" encoding="utf-8"?>
 <w:document xmlns:w="http://schemas.openxmlformats.org/wordprocessingml/2006/main" xmlns:m="http://schemas.openxmlformats.org/officeDocument/2006/math" xmlns:r="http://schemas.openxmlformats.org/officeDocument/2006/relationships" xmlns:o="urn:schemas-microsoft-com:office:office" xmlns:v="urn:schemas-microsoft-com:vml" xmlns:w10="urn:schemas-microsoft-com:office:word" xmlns:a="http://schemas.openxmlformats.org/drawingml/2006/main" xmlns:pic="http://schemas.openxmlformats.org/drawingml/2006/picture" xmlns:wp="http://schemas.openxmlformats.org/drawingml/2006/wordprocessingDrawing">
   <w:body>
-    <w:bookmarkStart w:id="32" w:name="ship-it-4부-8화"/>
+    <w:bookmarkStart w:id="38" w:name="ship-it-4부-8화"/>
     <w:p>
       <w:pPr>
         <w:pStyle w:val="Heading1"/>
@@ -254,78 +254,39 @@
     </w:p>
     <w:p>
       <w:pPr>
-        <w:numPr>
-          <w:ilvl w:val="0"/>
-          <w:numId w:val="1001"/>
-        </w:numPr>
+        <w:pStyle w:val="FirstParagraph"/>
       </w:pPr>
       <w:r>
         <w:t xml:space="preserve">ZOE: Meet Jess. Thirty-eight. Teacher. First-time filler patient. Very nervous.</w:t>
       </w:r>
-      <w:r>
-        <w:t xml:space="preserve"> </w:t>
-      </w:r>
-      <w:r>
-        <w:t xml:space="preserve">조이: 제스를 소개할게요. 38세. 교사. 첫 필러 환자. 아주 긴장한 상태.</w:t>
-      </w:r>
-    </w:p>
-    <w:p>
-      <w:pPr>
-        <w:numPr>
-          <w:ilvl w:val="0"/>
-          <w:numId w:val="1001"/>
-        </w:numPr>
+    </w:p>
+    <w:p>
+      <w:pPr>
+        <w:pStyle w:val="BodyText"/>
       </w:pPr>
       <w:r>
         <w:t xml:space="preserve">AVA: Jess is real?</w:t>
       </w:r>
-      <w:r>
-        <w:t xml:space="preserve"> </w:t>
-      </w:r>
-      <w:r>
-        <w:t xml:space="preserve">에이바: 제스가 실존 인물이에요?</w:t>
-      </w:r>
-    </w:p>
-    <w:p>
-      <w:pPr>
-        <w:numPr>
-          <w:ilvl w:val="0"/>
-          <w:numId w:val="1001"/>
-        </w:numPr>
+    </w:p>
+    <w:p>
+      <w:pPr>
+        <w:pStyle w:val="BodyText"/>
       </w:pPr>
       <w:r>
         <w:t xml:space="preserve">ZOE: Jess is a persona, not a real person. We built her from two hundred patient surveys, so everything she thinks and fears comes from real answers. She’s our target.</w:t>
       </w:r>
-      <w:r>
-        <w:t xml:space="preserve"> </w:t>
-      </w:r>
-      <w:r>
-        <w:t xml:space="preserve">조이: 제스는 실존 인물이 아니라 페르소나예요. 환자 설문 200건으로 만들었으니까, 그녀가 생각하고 두려워하는 건 전부 실제 답변에서 나온 거예요. 우리 타깃이죠.</w:t>
-      </w:r>
-    </w:p>
-    <w:p>
-      <w:pPr>
-        <w:numPr>
-          <w:ilvl w:val="0"/>
-          <w:numId w:val="1001"/>
-        </w:numPr>
+    </w:p>
+    <w:p>
+      <w:pPr>
+        <w:pStyle w:val="BodyText"/>
       </w:pPr>
       <w:r>
         <w:t xml:space="preserve">ELENA: What does Jess want?</w:t>
       </w:r>
-      <w:r>
-        <w:t xml:space="preserve"> </w:t>
-      </w:r>
-      <w:r>
-        <w:t xml:space="preserve">엘레나: 제스는 뭘 원해요?</w:t>
-      </w:r>
-    </w:p>
-    <w:p>
-      <w:pPr>
-        <w:numPr>
-          <w:ilvl w:val="0"/>
-          <w:numId w:val="1001"/>
-        </w:numPr>
+    </w:p>
+    <w:p>
+      <w:pPr>
+        <w:pStyle w:val="BodyText"/>
       </w:pPr>
       <w:r>
         <w:t xml:space="preserve">ZOE: To look rested. Not different. And to not end up on a</w:t>
@@ -348,54 +309,18 @@
       <w:r>
         <w:t xml:space="preserve">video.</w:t>
       </w:r>
-      <w:r>
-        <w:t xml:space="preserve"> </w:t>
-      </w:r>
-      <w:r>
-        <w:t xml:space="preserve">조이: 쉰 것처럼 보이기. 달라 보이지 않게. 그리고</w:t>
-      </w:r>
-      <w:r>
-        <w:t xml:space="preserve"> </w:t>
-      </w:r>
-      <w:r>
-        <w:t xml:space="preserve">“</w:t>
-      </w:r>
-      <w:r>
-        <w:t xml:space="preserve">필러 실패</w:t>
-      </w:r>
-      <w:r>
-        <w:t xml:space="preserve">”</w:t>
-      </w:r>
-      <w:r>
-        <w:t xml:space="preserve"> </w:t>
-      </w:r>
-      <w:r>
-        <w:t xml:space="preserve">영상에 나오지 않기.</w:t>
-      </w:r>
-    </w:p>
-    <w:p>
-      <w:pPr>
-        <w:numPr>
-          <w:ilvl w:val="0"/>
-          <w:numId w:val="1001"/>
-        </w:numPr>
+    </w:p>
+    <w:p>
+      <w:pPr>
+        <w:pStyle w:val="BodyText"/>
       </w:pPr>
       <w:r>
         <w:t xml:space="preserve">AVA: What does she search before booking?</w:t>
       </w:r>
-      <w:r>
-        <w:t xml:space="preserve"> </w:t>
-      </w:r>
-      <w:r>
-        <w:t xml:space="preserve">에이바: 예약 전에 뭘 검색해요?</w:t>
-      </w:r>
-    </w:p>
-    <w:p>
-      <w:pPr>
-        <w:numPr>
-          <w:ilvl w:val="0"/>
-          <w:numId w:val="1001"/>
-        </w:numPr>
+    </w:p>
+    <w:p>
+      <w:pPr>
+        <w:pStyle w:val="BodyText"/>
       </w:pPr>
       <w:r>
         <w:t xml:space="preserve">ZOE:</w:t>
@@ -448,58 +373,10 @@
       <w:r>
         <w:t xml:space="preserve">Not yet.</w:t>
       </w:r>
-      <w:r>
-        <w:t xml:space="preserve"> </w:t>
-      </w:r>
-      <w:r>
-        <w:t xml:space="preserve">조이:</w:t>
-      </w:r>
-      <w:r>
-        <w:t xml:space="preserve"> </w:t>
-      </w:r>
-      <w:r>
-        <w:t xml:space="preserve">“</w:t>
-      </w:r>
-      <w:r>
-        <w:t xml:space="preserve">필러 안전해?</w:t>
-      </w:r>
-      <w:r>
-        <w:t xml:space="preserve">”</w:t>
-      </w:r>
-      <w:r>
-        <w:t xml:space="preserve"> </w:t>
-      </w:r>
-      <w:r>
-        <w:t xml:space="preserve">“</w:t>
-      </w:r>
-      <w:r>
-        <w:t xml:space="preserve">근처 최고의 시술자.</w:t>
-      </w:r>
-      <w:r>
-        <w:t xml:space="preserve">”</w:t>
-      </w:r>
-      <w:r>
-        <w:t xml:space="preserve"> </w:t>
-      </w:r>
-      <w:r>
-        <w:t xml:space="preserve">“</w:t>
-      </w:r>
-      <w:r>
-        <w:t xml:space="preserve">베이라</w:t>
-      </w:r>
-      <w:r>
-        <w:t xml:space="preserve">”</w:t>
-      </w:r>
-      <w:r>
-        <w:t xml:space="preserve">는 절대 안 쳐요. 아직은.</w:t>
-      </w:r>
-    </w:p>
-    <w:p>
-      <w:pPr>
-        <w:numPr>
-          <w:ilvl w:val="0"/>
-          <w:numId w:val="1001"/>
-        </w:numPr>
+    </w:p>
+    <w:p>
+      <w:pPr>
+        <w:pStyle w:val="BodyText"/>
       </w:pPr>
       <w:r>
         <w:t xml:space="preserve">ELENA: And we can’t tell her</w:t>
@@ -522,68 +399,26 @@
       <w:r>
         <w:t xml:space="preserve">Ever.</w:t>
       </w:r>
-      <w:r>
-        <w:t xml:space="preserve"> </w:t>
-      </w:r>
-      <w:r>
-        <w:t xml:space="preserve">엘레나: 그리고 우린 제스에게</w:t>
-      </w:r>
-      <w:r>
-        <w:t xml:space="preserve"> </w:t>
-      </w:r>
-      <w:r>
-        <w:t xml:space="preserve">“</w:t>
-      </w:r>
-      <w:r>
-        <w:t xml:space="preserve">베이라가 더 안전하다</w:t>
-      </w:r>
-      <w:r>
-        <w:t xml:space="preserve">”</w:t>
-      </w:r>
-      <w:r>
-        <w:t xml:space="preserve">고 말할 수 없어요. 절대.</w:t>
-      </w:r>
-    </w:p>
-    <w:p>
-      <w:pPr>
-        <w:numPr>
-          <w:ilvl w:val="0"/>
-          <w:numId w:val="1001"/>
-        </w:numPr>
+    </w:p>
+    <w:p>
+      <w:pPr>
+        <w:pStyle w:val="BodyText"/>
       </w:pPr>
       <w:r>
         <w:t xml:space="preserve">ZOE: I know. So we don’t sell the product to Jess. We sell a question.</w:t>
       </w:r>
-      <w:r>
-        <w:t xml:space="preserve"> </w:t>
-      </w:r>
-      <w:r>
-        <w:t xml:space="preserve">조이: 알아요. 그래서 제스에겐 제품을 팔지 않아요. 질문을 팔죠.</w:t>
-      </w:r>
-    </w:p>
-    <w:p>
-      <w:pPr>
-        <w:numPr>
-          <w:ilvl w:val="0"/>
-          <w:numId w:val="1001"/>
-        </w:numPr>
+    </w:p>
+    <w:p>
+      <w:pPr>
+        <w:pStyle w:val="BodyText"/>
       </w:pPr>
       <w:r>
         <w:t xml:space="preserve">AVA: A question?</w:t>
       </w:r>
-      <w:r>
-        <w:t xml:space="preserve"> </w:t>
-      </w:r>
-      <w:r>
-        <w:t xml:space="preserve">에이바: 질문이요?</w:t>
-      </w:r>
-    </w:p>
-    <w:p>
-      <w:pPr>
-        <w:numPr>
-          <w:ilvl w:val="0"/>
-          <w:numId w:val="1001"/>
-        </w:numPr>
+    </w:p>
+    <w:p>
+      <w:pPr>
+        <w:pStyle w:val="BodyText"/>
       </w:pPr>
       <w:r>
         <w:t xml:space="preserve">ZOE:</w:t>
@@ -606,97 +441,37 @@
       <w:r>
         <w:t xml:space="preserve">Is your injector Veyra Ready Certified?</w:t>
       </w:r>
-      <w:r>
-        <w:t xml:space="preserve"> </w:t>
-      </w:r>
-      <w:r>
-        <w:t xml:space="preserve">조이:</w:t>
-      </w:r>
-      <w:r>
-        <w:t xml:space="preserve"> </w:t>
-      </w:r>
-      <w:r>
-        <w:t xml:space="preserve">“</w:t>
-      </w:r>
-      <w:r>
-        <w:t xml:space="preserve">준비됐는지 물어보세요.</w:t>
-      </w:r>
-      <w:r>
-        <w:t xml:space="preserve">”</w:t>
-      </w:r>
-      <w:r>
-        <w:t xml:space="preserve"> </w:t>
-      </w:r>
-      <w:r>
-        <w:t xml:space="preserve">당신의 시술자는 베이라 레디 인증을 받았나요?</w:t>
-      </w:r>
-    </w:p>
-    <w:p>
-      <w:pPr>
-        <w:numPr>
-          <w:ilvl w:val="0"/>
-          <w:numId w:val="1001"/>
-        </w:numPr>
+    </w:p>
+    <w:p>
+      <w:pPr>
+        <w:pStyle w:val="BodyText"/>
       </w:pPr>
       <w:r>
         <w:t xml:space="preserve">ELENA: …That’s clever. It sells training. Not a claim.</w:t>
       </w:r>
-      <w:r>
-        <w:t xml:space="preserve"> </w:t>
-      </w:r>
-      <w:r>
-        <w:t xml:space="preserve">엘레나: …영리하네요. 교육을 팔아요. 주장이 아니라.</w:t>
-      </w:r>
-    </w:p>
-    <w:p>
-      <w:pPr>
-        <w:numPr>
-          <w:ilvl w:val="0"/>
-          <w:numId w:val="1001"/>
-        </w:numPr>
+    </w:p>
+    <w:p>
+      <w:pPr>
+        <w:pStyle w:val="BodyText"/>
       </w:pPr>
       <w:r>
         <w:t xml:space="preserve">ZOE: Funnel. Jess sees the question. Visits our site. Finds a certified injector. Books.</w:t>
       </w:r>
-      <w:r>
-        <w:t xml:space="preserve"> </w:t>
-      </w:r>
-      <w:r>
-        <w:t xml:space="preserve">조이: 퍼널. 제스가 질문을 본다. 사이트에 온다. 인증 시술자를 찾는다. 예약한다.</w:t>
-      </w:r>
-    </w:p>
-    <w:p>
-      <w:pPr>
-        <w:numPr>
-          <w:ilvl w:val="0"/>
-          <w:numId w:val="1001"/>
-        </w:numPr>
+    </w:p>
+    <w:p>
+      <w:pPr>
+        <w:pStyle w:val="BodyText"/>
       </w:pPr>
       <w:r>
         <w:t xml:space="preserve">AVA: And the clinic orders more Veyra. That fixes Dr. Haddad’s problem.</w:t>
       </w:r>
-      <w:r>
-        <w:t xml:space="preserve"> </w:t>
-      </w:r>
-      <w:r>
-        <w:t xml:space="preserve">에이바: 그리고 병원은 베이라를 더 주문하고. 하다드 선생님 문제가 해결되네요.</w:t>
-      </w:r>
-    </w:p>
-    <w:p>
-      <w:pPr>
-        <w:numPr>
-          <w:ilvl w:val="0"/>
-          <w:numId w:val="1001"/>
-        </w:numPr>
+    </w:p>
+    <w:p>
+      <w:pPr>
+        <w:pStyle w:val="BodyText"/>
       </w:pPr>
       <w:r>
         <w:t xml:space="preserve">ZOE: Patients asking for Ready. Instead of Lumaderm. That’s the plan.</w:t>
-      </w:r>
-      <w:r>
-        <w:t xml:space="preserve"> </w:t>
-      </w:r>
-      <w:r>
-        <w:t xml:space="preserve">조이: 환자들이 루마덤 대신 레디를 찾게. 그게 계획이에요.</w:t>
       </w:r>
     </w:p>
     <w:bookmarkEnd w:id="21"/>
@@ -711,265 +486,127 @@
     </w:p>
     <w:p>
       <w:pPr>
-        <w:numPr>
-          <w:ilvl w:val="0"/>
-          <w:numId w:val="1002"/>
-        </w:numPr>
+        <w:pStyle w:val="FirstParagraph"/>
       </w:pPr>
       <w:r>
         <w:t xml:space="preserve">BROOKE: Hi! Brooke. This is Tara, my manager. I love your brand. The napkin logo!</w:t>
       </w:r>
-      <w:r>
-        <w:t xml:space="preserve"> </w:t>
-      </w:r>
-      <w:r>
-        <w:t xml:space="preserve">브룩: 안녕하세요! 브룩이에요. 이쪽은 제 매니저 타라. 브랜드 너무 좋아요. 냅킨 로고!</w:t>
-      </w:r>
-    </w:p>
-    <w:p>
-      <w:pPr>
-        <w:numPr>
-          <w:ilvl w:val="0"/>
-          <w:numId w:val="1002"/>
-        </w:numPr>
+    </w:p>
+    <w:p>
+      <w:pPr>
+        <w:pStyle w:val="BodyText"/>
       </w:pPr>
       <w:r>
         <w:t xml:space="preserve">TARA: Let’s be efficient. Brooke has a concept. And a rate.</w:t>
       </w:r>
-      <w:r>
-        <w:t xml:space="preserve"> </w:t>
-      </w:r>
-      <w:r>
-        <w:t xml:space="preserve">타라: 효율적으로 하죠. 브룩한테 컨셉이 있어요. 그리고 단가도.</w:t>
-      </w:r>
-    </w:p>
-    <w:p>
-      <w:pPr>
-        <w:numPr>
-          <w:ilvl w:val="0"/>
-          <w:numId w:val="1002"/>
-        </w:numPr>
+    </w:p>
+    <w:p>
+      <w:pPr>
+        <w:pStyle w:val="BodyText"/>
       </w:pPr>
       <w:r>
         <w:t xml:space="preserve">BROOKE: I get filler on camera. Live. My followers watch. Real and raw.</w:t>
       </w:r>
-      <w:r>
-        <w:t xml:space="preserve"> </w:t>
-      </w:r>
-      <w:r>
-        <w:t xml:space="preserve">브룩: 카메라 앞에서 필러를 맞을게요. 생방송으로. 팔로워들이 봐요. 진짜, 날것 그대로.</w:t>
-      </w:r>
-    </w:p>
-    <w:p>
-      <w:pPr>
-        <w:numPr>
-          <w:ilvl w:val="0"/>
-          <w:numId w:val="1002"/>
-        </w:numPr>
+    </w:p>
+    <w:p>
+      <w:pPr>
+        <w:pStyle w:val="BodyText"/>
       </w:pPr>
       <w:r>
         <w:t xml:space="preserve">ZOE: Where on your face?</w:t>
       </w:r>
-      <w:r>
-        <w:t xml:space="preserve"> </w:t>
-      </w:r>
-      <w:r>
-        <w:t xml:space="preserve">조이: 얼굴 어디에요?</w:t>
-      </w:r>
-    </w:p>
-    <w:p>
-      <w:pPr>
-        <w:numPr>
-          <w:ilvl w:val="0"/>
-          <w:numId w:val="1002"/>
-        </w:numPr>
+    </w:p>
+    <w:p>
+      <w:pPr>
+        <w:pStyle w:val="BodyText"/>
       </w:pPr>
       <w:r>
         <w:t xml:space="preserve">BROOKE: Lips, obviously. Everyone wants lips.</w:t>
       </w:r>
-      <w:r>
-        <w:t xml:space="preserve"> </w:t>
-      </w:r>
-      <w:r>
-        <w:t xml:space="preserve">브룩: 입술이죠, 당연히. 다들 입술을 원해요.</w:t>
-      </w:r>
-    </w:p>
-    <w:p>
-      <w:pPr>
-        <w:numPr>
-          <w:ilvl w:val="0"/>
-          <w:numId w:val="1002"/>
-        </w:numPr>
+    </w:p>
+    <w:p>
+      <w:pPr>
+        <w:pStyle w:val="BodyText"/>
       </w:pPr>
       <w:r>
         <w:t xml:space="preserve">ELENA: I’m sorry, but we can’t do that. Our product isn’t approved for lips, so if we show it there, even once, we’re promoting off-label use. That’s a line we don’t cross.</w:t>
       </w:r>
-      <w:r>
-        <w:t xml:space="preserve"> </w:t>
-      </w:r>
-      <w:r>
-        <w:t xml:space="preserve">엘레나: 죄송하지만 그건 안 돼요. 우리 제품은 입술 승인을 받지 않았어요. 그래서 한 번이라도 거기에 쓰는 걸 보여 주면 오프라벨 사용을 홍보하는 게 돼요. 그건 우리가 넘지 않는 선이에요.</w:t>
-      </w:r>
-    </w:p>
-    <w:p>
-      <w:pPr>
-        <w:numPr>
-          <w:ilvl w:val="0"/>
-          <w:numId w:val="1002"/>
-        </w:numPr>
+    </w:p>
+    <w:p>
+      <w:pPr>
+        <w:pStyle w:val="BodyText"/>
       </w:pPr>
       <w:r>
         <w:t xml:space="preserve">BROOKE: Oh. Okay. Smile lines, then?</w:t>
       </w:r>
-      <w:r>
-        <w:t xml:space="preserve"> </w:t>
-      </w:r>
-      <w:r>
-        <w:t xml:space="preserve">브룩: 아. 그렇구나. 그럼 팔자주름?</w:t>
-      </w:r>
-    </w:p>
-    <w:p>
-      <w:pPr>
-        <w:numPr>
-          <w:ilvl w:val="0"/>
-          <w:numId w:val="1002"/>
-        </w:numPr>
+    </w:p>
+    <w:p>
+      <w:pPr>
+        <w:pStyle w:val="BodyText"/>
       </w:pPr>
       <w:r>
         <w:t xml:space="preserve">ELENA: Brooke, how old are you?</w:t>
       </w:r>
-      <w:r>
-        <w:t xml:space="preserve"> </w:t>
-      </w:r>
-      <w:r>
-        <w:t xml:space="preserve">엘레나: 브룩, 몇 살이에요?</w:t>
-      </w:r>
-    </w:p>
-    <w:p>
-      <w:pPr>
-        <w:numPr>
-          <w:ilvl w:val="0"/>
-          <w:numId w:val="1002"/>
-        </w:numPr>
+    </w:p>
+    <w:p>
+      <w:pPr>
+        <w:pStyle w:val="BodyText"/>
       </w:pPr>
       <w:r>
         <w:t xml:space="preserve">BROOKE: Twenty-nine.</w:t>
       </w:r>
-      <w:r>
-        <w:t xml:space="preserve"> </w:t>
-      </w:r>
-      <w:r>
-        <w:t xml:space="preserve">브룩: 스물아홉이요.</w:t>
-      </w:r>
-    </w:p>
-    <w:p>
-      <w:pPr>
-        <w:numPr>
-          <w:ilvl w:val="0"/>
-          <w:numId w:val="1002"/>
-        </w:numPr>
+    </w:p>
+    <w:p>
+      <w:pPr>
+        <w:pStyle w:val="BodyText"/>
       </w:pPr>
       <w:r>
         <w:t xml:space="preserve">ELENA: You don’t have moderate smile lines. You wouldn’t qualify for treatment.</w:t>
       </w:r>
-      <w:r>
-        <w:t xml:space="preserve"> </w:t>
-      </w:r>
-      <w:r>
-        <w:t xml:space="preserve">엘레나: 중등도 팔자주름이 없어요. 시술 대상에 해당하지 않아요.</w:t>
-      </w:r>
-    </w:p>
-    <w:p>
-      <w:pPr>
-        <w:numPr>
-          <w:ilvl w:val="0"/>
-          <w:numId w:val="1002"/>
-        </w:numPr>
+    </w:p>
+    <w:p>
+      <w:pPr>
+        <w:pStyle w:val="BodyText"/>
       </w:pPr>
       <w:r>
         <w:t xml:space="preserve">BROOKE: Is that a compliment or a rejection?</w:t>
       </w:r>
-      <w:r>
-        <w:t xml:space="preserve"> </w:t>
-      </w:r>
-      <w:r>
-        <w:t xml:space="preserve">브룩: 그거 칭찬이에요, 거절이에요?</w:t>
-      </w:r>
-    </w:p>
-    <w:p>
-      <w:pPr>
-        <w:numPr>
-          <w:ilvl w:val="0"/>
-          <w:numId w:val="1002"/>
-        </w:numPr>
+    </w:p>
+    <w:p>
+      <w:pPr>
+        <w:pStyle w:val="BodyText"/>
       </w:pPr>
       <w:r>
         <w:t xml:space="preserve">ELENA: Both. Mostly a compliment.</w:t>
       </w:r>
-      <w:r>
-        <w:t xml:space="preserve"> </w:t>
-      </w:r>
-      <w:r>
-        <w:t xml:space="preserve">엘레나: 둘 다요. 주로 칭찬이고요.</w:t>
-      </w:r>
-    </w:p>
-    <w:p>
-      <w:pPr>
-        <w:numPr>
-          <w:ilvl w:val="0"/>
-          <w:numId w:val="1002"/>
-        </w:numPr>
+    </w:p>
+    <w:p>
+      <w:pPr>
+        <w:pStyle w:val="BodyText"/>
       </w:pPr>
       <w:r>
         <w:t xml:space="preserve">TARA: Then what does Brooke do? She’s not a billboard.</w:t>
       </w:r>
-      <w:r>
-        <w:t xml:space="preserve"> </w:t>
-      </w:r>
-      <w:r>
-        <w:t xml:space="preserve">타라: 그럼 브룩은 뭘 해요? 광고판이 아니잖아요.</w:t>
-      </w:r>
-    </w:p>
-    <w:p>
-      <w:pPr>
-        <w:numPr>
-          <w:ilvl w:val="0"/>
-          <w:numId w:val="1002"/>
-        </w:numPr>
+    </w:p>
+    <w:p>
+      <w:pPr>
+        <w:pStyle w:val="BodyText"/>
       </w:pPr>
       <w:r>
         <w:t xml:space="preserve">ZOE: She asks questions, for Jess and for her followers. Brooke doesn’t need a needle to be useful. She becomes the patient’s voice, asking what every nervous first-timer wants to know.</w:t>
       </w:r>
-      <w:r>
-        <w:t xml:space="preserve"> </w:t>
-      </w:r>
-      <w:r>
-        <w:t xml:space="preserve">조이: 질문을 해요. 제스를 위해, 팔로워를 위해. 브룩은 바늘 없이도 쓸모가 있어요. 긴장한 첫 시술자 모두가 알고 싶어 하는 걸 묻는, 환자의 목소리가 되는 거예요.</w:t>
-      </w:r>
-    </w:p>
-    <w:p>
-      <w:pPr>
-        <w:numPr>
-          <w:ilvl w:val="0"/>
-          <w:numId w:val="1002"/>
-        </w:numPr>
+    </w:p>
+    <w:p>
+      <w:pPr>
+        <w:pStyle w:val="BodyText"/>
       </w:pPr>
       <w:r>
         <w:t xml:space="preserve">BROOKE: Questions? Like what?</w:t>
       </w:r>
-      <w:r>
-        <w:t xml:space="preserve"> </w:t>
-      </w:r>
-      <w:r>
-        <w:t xml:space="preserve">브룩: 질문이요? 어떤 거요?</w:t>
-      </w:r>
-    </w:p>
-    <w:p>
-      <w:pPr>
-        <w:numPr>
-          <w:ilvl w:val="0"/>
-          <w:numId w:val="1002"/>
-        </w:numPr>
+    </w:p>
+    <w:p>
+      <w:pPr>
+        <w:pStyle w:val="BodyText"/>
       </w:pPr>
       <w:r>
         <w:t xml:space="preserve">AVA:</w:t>
@@ -1010,89 +647,26 @@
       <w:r>
         <w:t xml:space="preserve">”</w:t>
       </w:r>
-      <w:r>
-        <w:t xml:space="preserve"> </w:t>
-      </w:r>
-      <w:r>
-        <w:t xml:space="preserve">에이바:</w:t>
-      </w:r>
-      <w:r>
-        <w:t xml:space="preserve"> </w:t>
-      </w:r>
-      <w:r>
-        <w:t xml:space="preserve">“</w:t>
-      </w:r>
-      <w:r>
-        <w:t xml:space="preserve">인증받으셨어요?</w:t>
-      </w:r>
-      <w:r>
-        <w:t xml:space="preserve">”</w:t>
-      </w:r>
-      <w:r>
-        <w:t xml:space="preserve"> </w:t>
-      </w:r>
-      <w:r>
-        <w:t xml:space="preserve">“</w:t>
-      </w:r>
-      <w:r>
-        <w:t xml:space="preserve">응급 키트 있어요?</w:t>
-      </w:r>
-      <w:r>
-        <w:t xml:space="preserve">”</w:t>
-      </w:r>
-      <w:r>
-        <w:t xml:space="preserve"> </w:t>
-      </w:r>
-      <w:r>
-        <w:t xml:space="preserve">“</w:t>
-      </w:r>
-      <w:r>
-        <w:t xml:space="preserve">문제가 생기면 계획이 뭐예요?</w:t>
-      </w:r>
-      <w:r>
-        <w:t xml:space="preserve">”</w:t>
-      </w:r>
-    </w:p>
-    <w:p>
-      <w:pPr>
-        <w:numPr>
-          <w:ilvl w:val="0"/>
-          <w:numId w:val="1002"/>
-        </w:numPr>
+    </w:p>
+    <w:p>
+      <w:pPr>
+        <w:pStyle w:val="BodyText"/>
       </w:pPr>
       <w:r>
         <w:t xml:space="preserve">BROOKE: Oh my god. My followers ask me this every day. In my DMs.</w:t>
       </w:r>
-      <w:r>
-        <w:t xml:space="preserve"> </w:t>
-      </w:r>
-      <w:r>
-        <w:t xml:space="preserve">브룩: 세상에. 팔로워들이 매일 저한테 이걸 물어요. DM으로.</w:t>
-      </w:r>
-    </w:p>
-    <w:p>
-      <w:pPr>
-        <w:numPr>
-          <w:ilvl w:val="0"/>
-          <w:numId w:val="1002"/>
-        </w:numPr>
+    </w:p>
+    <w:p>
+      <w:pPr>
+        <w:pStyle w:val="BodyText"/>
       </w:pPr>
       <w:r>
         <w:t xml:space="preserve">TARA: And what do you answer?</w:t>
       </w:r>
-      <w:r>
-        <w:t xml:space="preserve"> </w:t>
-      </w:r>
-      <w:r>
-        <w:t xml:space="preserve">타라: 그럼 넌 뭐라고 답해?</w:t>
-      </w:r>
-    </w:p>
-    <w:p>
-      <w:pPr>
-        <w:numPr>
-          <w:ilvl w:val="0"/>
-          <w:numId w:val="1002"/>
-        </w:numPr>
+    </w:p>
+    <w:p>
+      <w:pPr>
+        <w:pStyle w:val="BodyText"/>
       </w:pPr>
       <w:r>
         <w:t xml:space="preserve">BROOKE: To be honest, I say,</w:t>
@@ -1115,136 +689,58 @@
       <w:r>
         <w:t xml:space="preserve">That’s all I know. I don’t know what good looks like, so I just hope they pick the right person. It scares me a little.</w:t>
       </w:r>
-      <w:r>
-        <w:t xml:space="preserve"> </w:t>
-      </w:r>
-      <w:r>
-        <w:t xml:space="preserve">브룩: 솔직히</w:t>
-      </w:r>
-      <w:r>
-        <w:t xml:space="preserve"> </w:t>
-      </w:r>
-      <w:r>
-        <w:t xml:space="preserve">“</w:t>
-      </w:r>
-      <w:r>
-        <w:t xml:space="preserve">잘하는 사람 찾아</w:t>
-      </w:r>
-      <w:r>
-        <w:t xml:space="preserve">”</w:t>
-      </w:r>
-      <w:r>
-        <w:t xml:space="preserve">라고 해요. 그게 제가 아는 전부예요. 잘한다는 게 어떤 건지 모르니까, 그냥 제대로 된 사람을 고르길 바랄 뿐이죠. 좀 무섭기도 해요.</w:t>
-      </w:r>
-    </w:p>
-    <w:p>
-      <w:pPr>
-        <w:numPr>
-          <w:ilvl w:val="0"/>
-          <w:numId w:val="1002"/>
-        </w:numPr>
+    </w:p>
+    <w:p>
+      <w:pPr>
+        <w:pStyle w:val="BodyText"/>
       </w:pPr>
       <w:r>
         <w:t xml:space="preserve">ZOE: Now you’ll know more. You’ll interview real injectors. A nurse and a trainer.</w:t>
       </w:r>
-      <w:r>
-        <w:t xml:space="preserve"> </w:t>
-      </w:r>
-      <w:r>
-        <w:t xml:space="preserve">조이: 이제 더 많이 알게 될 거예요. 진짜 시술자를 인터뷰해요. 간호사 하나, 트레이너 하나.</w:t>
-      </w:r>
-    </w:p>
-    <w:p>
-      <w:pPr>
-        <w:numPr>
-          <w:ilvl w:val="0"/>
-          <w:numId w:val="1002"/>
-        </w:numPr>
+    </w:p>
+    <w:p>
+      <w:pPr>
+        <w:pStyle w:val="BodyText"/>
       </w:pPr>
       <w:r>
         <w:t xml:space="preserve">TARA: Rate. Forty thousand. Three posts and one story series.</w:t>
       </w:r>
-      <w:r>
-        <w:t xml:space="preserve"> </w:t>
-      </w:r>
-      <w:r>
-        <w:t xml:space="preserve">타라: 단가. 4만 달러. 게시물 셋, 스토리 시리즈 하나.</w:t>
-      </w:r>
-    </w:p>
-    <w:p>
-      <w:pPr>
-        <w:numPr>
-          <w:ilvl w:val="0"/>
-          <w:numId w:val="1002"/>
-        </w:numPr>
+    </w:p>
+    <w:p>
+      <w:pPr>
+        <w:pStyle w:val="BodyText"/>
       </w:pPr>
       <w:r>
         <w:t xml:space="preserve">ZOE: Forty works. Usage rights? We want to reuse the videos.</w:t>
       </w:r>
-      <w:r>
-        <w:t xml:space="preserve"> </w:t>
-      </w:r>
-      <w:r>
-        <w:t xml:space="preserve">조이: 4만 괜찮아요. 사용권은요? 영상을 재사용하고 싶어요.</w:t>
-      </w:r>
-    </w:p>
-    <w:p>
-      <w:pPr>
-        <w:numPr>
-          <w:ilvl w:val="0"/>
-          <w:numId w:val="1002"/>
-        </w:numPr>
+    </w:p>
+    <w:p>
+      <w:pPr>
+        <w:pStyle w:val="BodyText"/>
       </w:pPr>
       <w:r>
         <w:t xml:space="preserve">TARA: Six months. Extra for paid ads.</w:t>
       </w:r>
-      <w:r>
-        <w:t xml:space="preserve"> </w:t>
-      </w:r>
-      <w:r>
-        <w:t xml:space="preserve">타라: 6개월. 유료 광고는 추가 비용.</w:t>
-      </w:r>
-    </w:p>
-    <w:p>
-      <w:pPr>
-        <w:numPr>
-          <w:ilvl w:val="0"/>
-          <w:numId w:val="1002"/>
-        </w:numPr>
+    </w:p>
+    <w:p>
+      <w:pPr>
+        <w:pStyle w:val="BodyText"/>
       </w:pPr>
       <w:r>
         <w:t xml:space="preserve">ZOE: Six months, organic only. We’ll talk about paid later.</w:t>
       </w:r>
-      <w:r>
-        <w:t xml:space="preserve"> </w:t>
-      </w:r>
-      <w:r>
-        <w:t xml:space="preserve">조이: 6개월, 오가닉만. 유료는 나중에 얘기해요.</w:t>
-      </w:r>
-    </w:p>
-    <w:p>
-      <w:pPr>
-        <w:numPr>
-          <w:ilvl w:val="0"/>
-          <w:numId w:val="1002"/>
-        </w:numPr>
+    </w:p>
+    <w:p>
+      <w:pPr>
+        <w:pStyle w:val="BodyText"/>
       </w:pPr>
       <w:r>
         <w:t xml:space="preserve">DIANE: Before anyone signs. Disclosure. How will Brooke label the posts?</w:t>
       </w:r>
-      <w:r>
-        <w:t xml:space="preserve"> </w:t>
-      </w:r>
-      <w:r>
-        <w:t xml:space="preserve">다이앤: 누가 서명하기 전에. 표시 의무. 브룩이 게시물에 어떻게 표시해요?</w:t>
-      </w:r>
-    </w:p>
-    <w:p>
-      <w:pPr>
-        <w:numPr>
-          <w:ilvl w:val="0"/>
-          <w:numId w:val="1002"/>
-        </w:numPr>
+    </w:p>
+    <w:p>
+      <w:pPr>
+        <w:pStyle w:val="BodyText"/>
       </w:pPr>
       <w:r>
         <w:t xml:space="preserve">BROOKE: Usually</w:t>
@@ -1267,34 +763,10 @@
       <w:r>
         <w:t xml:space="preserve">At the end. With my other hashtags.</w:t>
       </w:r>
-      <w:r>
-        <w:t xml:space="preserve"> </w:t>
-      </w:r>
-      <w:r>
-        <w:t xml:space="preserve">브룩: 보통</w:t>
-      </w:r>
-      <w:r>
-        <w:t xml:space="preserve"> </w:t>
-      </w:r>
-      <w:r>
-        <w:t xml:space="preserve">“</w:t>
-      </w:r>
-      <w:r>
-        <w:t xml:space="preserve">#gifted</w:t>
-      </w:r>
-      <w:r>
-        <w:t xml:space="preserve">”</w:t>
-      </w:r>
-      <w:r>
-        <w:t xml:space="preserve">요. 끝에. 다른 해시태그들이랑.</w:t>
-      </w:r>
-    </w:p>
-    <w:p>
-      <w:pPr>
-        <w:numPr>
-          <w:ilvl w:val="0"/>
-          <w:numId w:val="1002"/>
-        </w:numPr>
+    </w:p>
+    <w:p>
+      <w:pPr>
+        <w:pStyle w:val="BodyText"/>
       </w:pPr>
       <w:r>
         <w:t xml:space="preserve">DIANE: Not this time. This is paid.</w:t>
@@ -1335,120 +807,42 @@
       <w:r>
         <w:t xml:space="preserve">First line.</w:t>
       </w:r>
-      <w:r>
-        <w:t xml:space="preserve"> </w:t>
-      </w:r>
-      <w:r>
-        <w:t xml:space="preserve">다이앤: 이번엔 아니에요. 돈 받는 거예요.</w:t>
-      </w:r>
-      <w:r>
-        <w:t xml:space="preserve"> </w:t>
-      </w:r>
-      <w:r>
-        <w:t xml:space="preserve">“</w:t>
-      </w:r>
-      <w:r>
-        <w:t xml:space="preserve">#ad</w:t>
-      </w:r>
-      <w:r>
-        <w:t xml:space="preserve">”</w:t>
-      </w:r>
-      <w:r>
-        <w:t xml:space="preserve">나</w:t>
-      </w:r>
-      <w:r>
-        <w:t xml:space="preserve"> </w:t>
-      </w:r>
-      <w:r>
-        <w:t xml:space="preserve">“</w:t>
-      </w:r>
-      <w:r>
-        <w:t xml:space="preserve">유료 광고.</w:t>
-      </w:r>
-      <w:r>
-        <w:t xml:space="preserve">”</w:t>
-      </w:r>
-      <w:r>
-        <w:t xml:space="preserve"> </w:t>
-      </w:r>
-      <w:r>
-        <w:t xml:space="preserve">첫 줄에.</w:t>
-      </w:r>
-    </w:p>
-    <w:p>
-      <w:pPr>
-        <w:numPr>
-          <w:ilvl w:val="0"/>
-          <w:numId w:val="1002"/>
-        </w:numPr>
+    </w:p>
+    <w:p>
+      <w:pPr>
+        <w:pStyle w:val="BodyText"/>
       </w:pPr>
       <w:r>
         <w:t xml:space="preserve">TARA: First line hurts engagement.</w:t>
       </w:r>
-      <w:r>
-        <w:t xml:space="preserve"> </w:t>
-      </w:r>
-      <w:r>
-        <w:t xml:space="preserve">타라: 첫 줄에 쓰면 반응이 떨어져요.</w:t>
-      </w:r>
-    </w:p>
-    <w:p>
-      <w:pPr>
-        <w:numPr>
-          <w:ilvl w:val="0"/>
-          <w:numId w:val="1002"/>
-        </w:numPr>
+    </w:p>
+    <w:p>
+      <w:pPr>
+        <w:pStyle w:val="BodyText"/>
       </w:pPr>
       <w:r>
         <w:t xml:space="preserve">DIANE: The FTC doesn’t care about engagement. Sponsored content must be disclosed clearly, where people actually see it. If the label is hidden at the end, it doesn’t count, and we’re both liable.</w:t>
       </w:r>
-      <w:r>
-        <w:t xml:space="preserve"> </w:t>
-      </w:r>
-      <w:r>
-        <w:t xml:space="preserve">다이앤: FTC는 반응에 관심 없어요. 협찬 콘텐츠는 사람들이 실제로 보는 곳에 명확하게 표시해야 해요. 표시가 끝에 숨어 있으면 인정되지 않고, 우리 둘 다 책임을 져요.</w:t>
-      </w:r>
-    </w:p>
-    <w:p>
-      <w:pPr>
-        <w:numPr>
-          <w:ilvl w:val="0"/>
-          <w:numId w:val="1002"/>
-        </w:numPr>
+    </w:p>
+    <w:p>
+      <w:pPr>
+        <w:pStyle w:val="BodyText"/>
       </w:pPr>
       <w:r>
         <w:t xml:space="preserve">BROOKE: Honestly? My followers trust me more when I’m upfront.</w:t>
       </w:r>
-      <w:r>
-        <w:t xml:space="preserve"> </w:t>
-      </w:r>
-      <w:r>
-        <w:t xml:space="preserve">브룩: 솔직히요? 팔로워들은 제가 솔직할 때 더 믿어요.</w:t>
-      </w:r>
-    </w:p>
-    <w:p>
-      <w:pPr>
-        <w:numPr>
-          <w:ilvl w:val="0"/>
-          <w:numId w:val="1002"/>
-        </w:numPr>
+    </w:p>
+    <w:p>
+      <w:pPr>
+        <w:pStyle w:val="BodyText"/>
       </w:pPr>
       <w:r>
         <w:t xml:space="preserve">ELENA: Then we agree already.</w:t>
       </w:r>
-      <w:r>
-        <w:t xml:space="preserve"> </w:t>
-      </w:r>
-      <w:r>
-        <w:t xml:space="preserve">엘레나: 그럼 이미 의견이 같네요.</w:t>
-      </w:r>
-    </w:p>
-    <w:p>
-      <w:pPr>
-        <w:numPr>
-          <w:ilvl w:val="0"/>
-          <w:numId w:val="1002"/>
-        </w:numPr>
+    </w:p>
+    <w:p>
+      <w:pPr>
+        <w:pStyle w:val="BodyText"/>
       </w:pPr>
       <w:r>
         <w:t xml:space="preserve">DIANE: Also. Brooke can’t say</w:t>
@@ -1501,107 +895,29 @@
       <w:r>
         <w:t xml:space="preserve">”</w:t>
       </w:r>
-      <w:r>
-        <w:t xml:space="preserve"> </w:t>
-      </w:r>
-      <w:r>
-        <w:t xml:space="preserve">다이앤: 또. 브룩은</w:t>
-      </w:r>
-      <w:r>
-        <w:t xml:space="preserve"> </w:t>
-      </w:r>
-      <w:r>
-        <w:t xml:space="preserve">“</w:t>
-      </w:r>
-      <w:r>
-        <w:t xml:space="preserve">더 안전하다</w:t>
-      </w:r>
-      <w:r>
-        <w:t xml:space="preserve">”</w:t>
-      </w:r>
-      <w:r>
-        <w:t xml:space="preserve">고 할 수 없어요.</w:t>
-      </w:r>
-      <w:r>
-        <w:t xml:space="preserve"> </w:t>
-      </w:r>
-      <w:r>
-        <w:t xml:space="preserve">“</w:t>
-      </w:r>
-      <w:r>
-        <w:t xml:space="preserve">최고</w:t>
-      </w:r>
-      <w:r>
-        <w:t xml:space="preserve">”</w:t>
-      </w:r>
-      <w:r>
-        <w:t xml:space="preserve">도.</w:t>
-      </w:r>
-      <w:r>
-        <w:t xml:space="preserve"> </w:t>
-      </w:r>
-      <w:r>
-        <w:t xml:space="preserve">“</w:t>
-      </w:r>
-      <w:r>
-        <w:t xml:space="preserve">위험 없음</w:t>
-      </w:r>
-      <w:r>
-        <w:t xml:space="preserve">”</w:t>
-      </w:r>
-      <w:r>
-        <w:t xml:space="preserve">도.</w:t>
-      </w:r>
-    </w:p>
-    <w:p>
-      <w:pPr>
-        <w:numPr>
-          <w:ilvl w:val="0"/>
-          <w:numId w:val="1002"/>
-        </w:numPr>
+    </w:p>
+    <w:p>
+      <w:pPr>
+        <w:pStyle w:val="BodyText"/>
       </w:pPr>
       <w:r>
         <w:t xml:space="preserve">BROOKE: What can I say?</w:t>
       </w:r>
-      <w:r>
-        <w:t xml:space="preserve"> </w:t>
-      </w:r>
-      <w:r>
-        <w:t xml:space="preserve">브룩: 그럼 뭐라고 해요?</w:t>
-      </w:r>
-    </w:p>
-    <w:p>
-      <w:pPr>
-        <w:numPr>
-          <w:ilvl w:val="0"/>
-          <w:numId w:val="1002"/>
-        </w:numPr>
+    </w:p>
+    <w:p>
+      <w:pPr>
+        <w:pStyle w:val="BodyText"/>
       </w:pPr>
       <w:r>
         <w:t xml:space="preserve">ELENA: Whatever you learn, in your own words. That’s what makes it real. We’ll review every post before it goes live, but only to check the facts, not your style.</w:t>
       </w:r>
-      <w:r>
-        <w:t xml:space="preserve"> </w:t>
-      </w:r>
-      <w:r>
-        <w:t xml:space="preserve">엘레나: 배운 거면 뭐든, 당신 말로요. 그래야 진짜가 돼요. 올라가기 전에 모든 게시물을 검토하겠지만, 사실 확인만 하지 당신 스타일은 건드리지 않아요.</w:t>
-      </w:r>
-    </w:p>
-    <w:p>
-      <w:pPr>
-        <w:numPr>
-          <w:ilvl w:val="0"/>
-          <w:numId w:val="1002"/>
-        </w:numPr>
+    </w:p>
+    <w:p>
+      <w:pPr>
+        <w:pStyle w:val="BodyText"/>
       </w:pPr>
       <w:r>
         <w:t xml:space="preserve">TARA: Review rights. Fine. Facts only, not her voice. Put that in the contract.</w:t>
-      </w:r>
-      <w:r>
-        <w:t xml:space="preserve"> </w:t>
-      </w:r>
-      <w:r>
-        <w:t xml:space="preserve">타라: 검토권. 좋아요. 사실만, 브룩 말투는 말고요. 그걸 계약서에 넣어 줘요.</w:t>
       </w:r>
     </w:p>
     <w:bookmarkEnd w:id="22"/>
@@ -1634,44 +950,23 @@
     </w:p>
     <w:p>
       <w:pPr>
-        <w:numPr>
-          <w:ilvl w:val="0"/>
-          <w:numId w:val="1003"/>
-        </w:numPr>
+        <w:pStyle w:val="FirstParagraph"/>
       </w:pPr>
       <w:r>
         <w:t xml:space="preserve">ZOE: Afternoon. Studio. Brooke, meet Keisha. Nurse practitioner. Veyra faculty.</w:t>
       </w:r>
-      <w:r>
-        <w:t xml:space="preserve"> </w:t>
-      </w:r>
-      <w:r>
-        <w:t xml:space="preserve">조이: 오후. 스튜디오. 브룩, 키샤를 소개할게요. 전문 간호사. 베이라 교수진.</w:t>
-      </w:r>
-    </w:p>
-    <w:p>
-      <w:pPr>
-        <w:numPr>
-          <w:ilvl w:val="0"/>
-          <w:numId w:val="1003"/>
-        </w:numPr>
+    </w:p>
+    <w:p>
+      <w:pPr>
+        <w:pStyle w:val="BodyText"/>
       </w:pPr>
       <w:r>
         <w:t xml:space="preserve">KEISHA: Hi, Brooke. My nieces follow you. They think I’m cool now.</w:t>
       </w:r>
-      <w:r>
-        <w:t xml:space="preserve"> </w:t>
-      </w:r>
-      <w:r>
-        <w:t xml:space="preserve">키샤: 안녕, 브룩. 우리 조카들이 당신을 팔로우해요. 이제 내가 멋진 줄 알아요.</w:t>
-      </w:r>
-    </w:p>
-    <w:p>
-      <w:pPr>
-        <w:numPr>
-          <w:ilvl w:val="0"/>
-          <w:numId w:val="1003"/>
-        </w:numPr>
+    </w:p>
+    <w:p>
+      <w:pPr>
+        <w:pStyle w:val="BodyText"/>
       </w:pPr>
       <w:r>
         <w:t xml:space="preserve">BROOKE: You are cool. Okay, rolling. Question one.</w:t>
@@ -1688,48 +983,18 @@
       <w:r>
         <w:t xml:space="preserve">”</w:t>
       </w:r>
-      <w:r>
-        <w:t xml:space="preserve"> </w:t>
-      </w:r>
-      <w:r>
-        <w:t xml:space="preserve">브룩: 멋지세요. 좋아요, 촬영 시작. 질문 하나.</w:t>
-      </w:r>
-      <w:r>
-        <w:t xml:space="preserve"> </w:t>
-      </w:r>
-      <w:r>
-        <w:t xml:space="preserve">“</w:t>
-      </w:r>
-      <w:r>
-        <w:t xml:space="preserve">인증받으셨어요?</w:t>
-      </w:r>
-      <w:r>
-        <w:t xml:space="preserve">”</w:t>
-      </w:r>
-    </w:p>
-    <w:p>
-      <w:pPr>
-        <w:numPr>
-          <w:ilvl w:val="0"/>
-          <w:numId w:val="1003"/>
-        </w:numPr>
+    </w:p>
+    <w:p>
+      <w:pPr>
+        <w:pStyle w:val="BodyText"/>
       </w:pPr>
       <w:r>
         <w:t xml:space="preserve">KEISHA: Yes. And ask for proof. A real certificate. With a date.</w:t>
       </w:r>
-      <w:r>
-        <w:t xml:space="preserve"> </w:t>
-      </w:r>
-      <w:r>
-        <w:t xml:space="preserve">키샤: 네. 그리고 증명을 요구하세요. 진짜 인증서. 날짜 있는 거.</w:t>
-      </w:r>
-    </w:p>
-    <w:p>
-      <w:pPr>
-        <w:numPr>
-          <w:ilvl w:val="0"/>
-          <w:numId w:val="1003"/>
-        </w:numPr>
+    </w:p>
+    <w:p>
+      <w:pPr>
+        <w:pStyle w:val="BodyText"/>
       </w:pPr>
       <w:r>
         <w:t xml:space="preserve">BROOKE: Question two.</w:t>
@@ -1746,116 +1011,50 @@
       <w:r>
         <w:t xml:space="preserve">”</w:t>
       </w:r>
-      <w:r>
-        <w:t xml:space="preserve"> </w:t>
-      </w:r>
-      <w:r>
-        <w:t xml:space="preserve">브룩: 질문 둘.</w:t>
-      </w:r>
-      <w:r>
-        <w:t xml:space="preserve"> </w:t>
-      </w:r>
-      <w:r>
-        <w:t xml:space="preserve">“</w:t>
-      </w:r>
-      <w:r>
-        <w:t xml:space="preserve">응급 키트 있어요? 보여 줄 수 있어요?</w:t>
-      </w:r>
-      <w:r>
-        <w:t xml:space="preserve">”</w:t>
-      </w:r>
-    </w:p>
-    <w:p>
-      <w:pPr>
-        <w:numPr>
-          <w:ilvl w:val="0"/>
-          <w:numId w:val="1003"/>
-        </w:numPr>
+    </w:p>
+    <w:p>
+      <w:pPr>
+        <w:pStyle w:val="BodyText"/>
       </w:pPr>
       <w:r>
         <w:t xml:space="preserve">KEISHA: Here it is. Right in this drawer. Every room. Every day.</w:t>
       </w:r>
-      <w:r>
-        <w:t xml:space="preserve"> </w:t>
-      </w:r>
-      <w:r>
-        <w:t xml:space="preserve">키샤: 여기 있어요. 바로 이 서랍에. 모든 방에. 매일.</w:t>
-      </w:r>
-    </w:p>
-    <w:p>
-      <w:pPr>
-        <w:numPr>
-          <w:ilvl w:val="0"/>
-          <w:numId w:val="1003"/>
-        </w:numPr>
+    </w:p>
+    <w:p>
+      <w:pPr>
+        <w:pStyle w:val="BodyText"/>
       </w:pPr>
       <w:r>
         <w:t xml:space="preserve">BROOKE: Wait. You’d actually show a patient?</w:t>
       </w:r>
-      <w:r>
-        <w:t xml:space="preserve"> </w:t>
-      </w:r>
-      <w:r>
-        <w:t xml:space="preserve">브룩: 잠깐. 진짜 환자한테 보여 줘요?</w:t>
-      </w:r>
-    </w:p>
-    <w:p>
-      <w:pPr>
-        <w:numPr>
-          <w:ilvl w:val="0"/>
-          <w:numId w:val="1003"/>
-        </w:numPr>
+    </w:p>
+    <w:p>
+      <w:pPr>
+        <w:pStyle w:val="BodyText"/>
       </w:pPr>
       <w:r>
         <w:t xml:space="preserve">KEISHA: Any good injector will show you, happily. They’re proud of being prepared. If they get defensive or change the subject, that’s your answer, and you should walk out.</w:t>
       </w:r>
-      <w:r>
-        <w:t xml:space="preserve"> </w:t>
-      </w:r>
-      <w:r>
-        <w:t xml:space="preserve">키샤: 좋은 시술자라면 누구든 기꺼이 보여 줘요. 준비돼 있다는 걸 자랑스러워하니까요. 방어적으로 나오거나 말을 돌리면, 그게 답이에요. 그냥 나오세요.</w:t>
-      </w:r>
-    </w:p>
-    <w:p>
-      <w:pPr>
-        <w:numPr>
-          <w:ilvl w:val="0"/>
-          <w:numId w:val="1003"/>
-        </w:numPr>
+    </w:p>
+    <w:p>
+      <w:pPr>
+        <w:pStyle w:val="BodyText"/>
       </w:pPr>
       <w:r>
         <w:t xml:space="preserve">ELENA: Careful. That last line. Is it a claim?</w:t>
       </w:r>
-      <w:r>
-        <w:t xml:space="preserve"> </w:t>
-      </w:r>
-      <w:r>
-        <w:t xml:space="preserve">엘레나: 조심해요. 그 마지막 문장. 주장인가요?</w:t>
-      </w:r>
-    </w:p>
-    <w:p>
-      <w:pPr>
-        <w:numPr>
-          <w:ilvl w:val="0"/>
-          <w:numId w:val="1003"/>
-        </w:numPr>
+    </w:p>
+    <w:p>
+      <w:pPr>
+        <w:pStyle w:val="BodyText"/>
       </w:pPr>
       <w:r>
         <w:t xml:space="preserve">DIANE: It’s advice. Not about our product. It’s fine.</w:t>
       </w:r>
-      <w:r>
-        <w:t xml:space="preserve"> </w:t>
-      </w:r>
-      <w:r>
-        <w:t xml:space="preserve">다이앤: 조언이에요. 우리 제품에 관한 게 아니라. 괜찮아요.</w:t>
-      </w:r>
-    </w:p>
-    <w:p>
-      <w:pPr>
-        <w:numPr>
-          <w:ilvl w:val="0"/>
-          <w:numId w:val="1003"/>
-        </w:numPr>
+    </w:p>
+    <w:p>
+      <w:pPr>
+        <w:pStyle w:val="BodyText"/>
       </w:pPr>
       <w:r>
         <w:t xml:space="preserve">BROOKE: Question three.</w:t>
@@ -1872,82 +1071,34 @@
       <w:r>
         <w:t xml:space="preserve">”</w:t>
       </w:r>
-      <w:r>
-        <w:t xml:space="preserve"> </w:t>
-      </w:r>
-      <w:r>
-        <w:t xml:space="preserve">브룩: 질문 셋.</w:t>
-      </w:r>
-      <w:r>
-        <w:t xml:space="preserve"> </w:t>
-      </w:r>
-      <w:r>
-        <w:t xml:space="preserve">“</w:t>
-      </w:r>
-      <w:r>
-        <w:t xml:space="preserve">문제가 생기면 계획이 뭐예요?</w:t>
-      </w:r>
-      <w:r>
-        <w:t xml:space="preserve">”</w:t>
-      </w:r>
-    </w:p>
-    <w:p>
-      <w:pPr>
-        <w:numPr>
-          <w:ilvl w:val="0"/>
-          <w:numId w:val="1003"/>
-        </w:numPr>
+    </w:p>
+    <w:p>
+      <w:pPr>
+        <w:pStyle w:val="BodyText"/>
       </w:pPr>
       <w:r>
         <w:t xml:space="preserve">KEISHA: Stop. Call for help. Start the timer. Then a protocol. I have it memorized.</w:t>
       </w:r>
-      <w:r>
-        <w:t xml:space="preserve"> </w:t>
-      </w:r>
-      <w:r>
-        <w:t xml:space="preserve">키샤: 멈추고. 도움 요청. 타이머 시작. 그다음 프로토콜. 외우고 있어요.</w:t>
-      </w:r>
-    </w:p>
-    <w:p>
-      <w:pPr>
-        <w:numPr>
-          <w:ilvl w:val="0"/>
-          <w:numId w:val="1003"/>
-        </w:numPr>
+    </w:p>
+    <w:p>
+      <w:pPr>
+        <w:pStyle w:val="BodyText"/>
       </w:pPr>
       <w:r>
         <w:t xml:space="preserve">BROOKE: That’s… so reassuring. Why doesn’t everyone say this?</w:t>
       </w:r>
-      <w:r>
-        <w:t xml:space="preserve"> </w:t>
-      </w:r>
-      <w:r>
-        <w:t xml:space="preserve">브룩: 그거… 정말 안심되네요. 왜 다들 이 말을 안 해요?</w:t>
-      </w:r>
-    </w:p>
-    <w:p>
-      <w:pPr>
-        <w:numPr>
-          <w:ilvl w:val="0"/>
-          <w:numId w:val="1003"/>
-        </w:numPr>
+    </w:p>
+    <w:p>
+      <w:pPr>
+        <w:pStyle w:val="BodyText"/>
       </w:pPr>
       <w:r>
         <w:t xml:space="preserve">AVA: Because nobody asks. That’s the whole campaign.</w:t>
       </w:r>
-      <w:r>
-        <w:t xml:space="preserve"> </w:t>
-      </w:r>
-      <w:r>
-        <w:t xml:space="preserve">에이바: 아무도 안 물어보니까요. 그게 캠페인의 전부예요.</w:t>
-      </w:r>
-    </w:p>
-    <w:p>
-      <w:pPr>
-        <w:numPr>
-          <w:ilvl w:val="0"/>
-          <w:numId w:val="1003"/>
-        </w:numPr>
+    </w:p>
+    <w:p>
+      <w:pPr>
+        <w:pStyle w:val="BodyText"/>
       </w:pPr>
       <w:r>
         <w:t xml:space="preserve">BROOKE: Question four.</w:t>
@@ -1964,82 +1115,34 @@
       <w:r>
         <w:t xml:space="preserve">”</w:t>
       </w:r>
-      <w:r>
-        <w:t xml:space="preserve"> </w:t>
-      </w:r>
-      <w:r>
-        <w:t xml:space="preserve">브룩: 질문 넷.</w:t>
-      </w:r>
-      <w:r>
-        <w:t xml:space="preserve"> </w:t>
-      </w:r>
-      <w:r>
-        <w:t xml:space="preserve">“</w:t>
-      </w:r>
-      <w:r>
-        <w:t xml:space="preserve">어떤 제품을 쓸 거예요? 그리고 왜요?</w:t>
-      </w:r>
-      <w:r>
-        <w:t xml:space="preserve">”</w:t>
-      </w:r>
-    </w:p>
-    <w:p>
-      <w:pPr>
-        <w:numPr>
-          <w:ilvl w:val="0"/>
-          <w:numId w:val="1003"/>
-        </w:numPr>
+    </w:p>
+    <w:p>
+      <w:pPr>
+        <w:pStyle w:val="BodyText"/>
       </w:pPr>
       <w:r>
         <w:t xml:space="preserve">ZOE: That one’s tricky. Keisha uses ours. Will that sound like an ad?</w:t>
       </w:r>
-      <w:r>
-        <w:t xml:space="preserve"> </w:t>
-      </w:r>
-      <w:r>
-        <w:t xml:space="preserve">조이: 그건 까다로워요. 키샤는 우리 걸 써요. 광고처럼 들릴까요?</w:t>
-      </w:r>
-    </w:p>
-    <w:p>
-      <w:pPr>
-        <w:numPr>
-          <w:ilvl w:val="0"/>
-          <w:numId w:val="1003"/>
-        </w:numPr>
+    </w:p>
+    <w:p>
+      <w:pPr>
+        <w:pStyle w:val="BodyText"/>
       </w:pPr>
       <w:r>
         <w:t xml:space="preserve">DIANE: It’s already an ad. Hashtag ad, first line, so nobody is fooled. That actually frees her. Because everyone knows we paid, she can simply be honest about what she uses.</w:t>
       </w:r>
-      <w:r>
-        <w:t xml:space="preserve"> </w:t>
-      </w:r>
-      <w:r>
-        <w:t xml:space="preserve">다이앤: 이미 광고예요. 해시태그 ad, 첫 줄. 그러니 아무도 속지 않아요. 그게 오히려 그녀를 자유롭게 해요. 우리가 돈을 냈다는 걸 다 아니까, 자기가 뭘 쓰는지 그냥 솔직하게 말하면 돼요.</w:t>
-      </w:r>
-    </w:p>
-    <w:p>
-      <w:pPr>
-        <w:numPr>
-          <w:ilvl w:val="0"/>
-          <w:numId w:val="1003"/>
-        </w:numPr>
+    </w:p>
+    <w:p>
+      <w:pPr>
+        <w:pStyle w:val="BodyText"/>
       </w:pPr>
       <w:r>
         <w:t xml:space="preserve">KEISHA: I use several. For smile lines, often Veyra. It dissolves faster if needed.</w:t>
       </w:r>
-      <w:r>
-        <w:t xml:space="preserve"> </w:t>
-      </w:r>
-      <w:r>
-        <w:t xml:space="preserve">키샤: 여러 개 써요. 팔자주름엔 자주 베이라. 필요하면 더 빨리 녹아요.</w:t>
-      </w:r>
-    </w:p>
-    <w:p>
-      <w:pPr>
-        <w:numPr>
-          <w:ilvl w:val="0"/>
-          <w:numId w:val="1003"/>
-        </w:numPr>
+    </w:p>
+    <w:p>
+      <w:pPr>
+        <w:pStyle w:val="BodyText"/>
       </w:pPr>
       <w:r>
         <w:t xml:space="preserve">ELENA: Add</w:t>
@@ -2062,68 +1165,26 @@
       <w:r>
         <w:t xml:space="preserve">Every time.</w:t>
       </w:r>
-      <w:r>
-        <w:t xml:space="preserve"> </w:t>
-      </w:r>
-      <w:r>
-        <w:t xml:space="preserve">엘레나:</w:t>
-      </w:r>
-      <w:r>
-        <w:t xml:space="preserve"> </w:t>
-      </w:r>
-      <w:r>
-        <w:t xml:space="preserve">“</w:t>
-      </w:r>
-      <w:r>
-        <w:t xml:space="preserve">히알루로니다아제로</w:t>
-      </w:r>
-      <w:r>
-        <w:t xml:space="preserve">”</w:t>
-      </w:r>
-      <w:r>
-        <w:t xml:space="preserve">를 붙여요. 매번.</w:t>
-      </w:r>
-    </w:p>
-    <w:p>
-      <w:pPr>
-        <w:numPr>
-          <w:ilvl w:val="0"/>
-          <w:numId w:val="1003"/>
-        </w:numPr>
+    </w:p>
+    <w:p>
+      <w:pPr>
+        <w:pStyle w:val="BodyText"/>
       </w:pPr>
       <w:r>
         <w:t xml:space="preserve">KEISHA: Faster with hyaluronidase. If needed. Okay?</w:t>
       </w:r>
-      <w:r>
-        <w:t xml:space="preserve"> </w:t>
-      </w:r>
-      <w:r>
-        <w:t xml:space="preserve">키샤: 히알루로니다아제로 더 빨리. 필요하면. 됐죠?</w:t>
-      </w:r>
-    </w:p>
-    <w:p>
-      <w:pPr>
-        <w:numPr>
-          <w:ilvl w:val="0"/>
-          <w:numId w:val="1003"/>
-        </w:numPr>
+    </w:p>
+    <w:p>
+      <w:pPr>
+        <w:pStyle w:val="BodyText"/>
       </w:pPr>
       <w:r>
         <w:t xml:space="preserve">ELENA: Perfect. Thank you.</w:t>
       </w:r>
-      <w:r>
-        <w:t xml:space="preserve"> </w:t>
-      </w:r>
-      <w:r>
-        <w:t xml:space="preserve">엘레나: 완벽해요. 고마워요.</w:t>
-      </w:r>
-    </w:p>
-    <w:p>
-      <w:pPr>
-        <w:numPr>
-          <w:ilvl w:val="0"/>
-          <w:numId w:val="1003"/>
-        </w:numPr>
+    </w:p>
+    <w:p>
+      <w:pPr>
+        <w:pStyle w:val="BodyText"/>
       </w:pPr>
       <w:r>
         <w:t xml:space="preserve">BROOKE: Last one. Question five.</w:t>
@@ -2140,159 +1201,69 @@
       <w:r>
         <w:t xml:space="preserve">”</w:t>
       </w:r>
-      <w:r>
-        <w:t xml:space="preserve"> </w:t>
-      </w:r>
-      <w:r>
-        <w:t xml:space="preserve">브룩: 마지막. 질문 다섯.</w:t>
-      </w:r>
-      <w:r>
-        <w:t xml:space="preserve"> </w:t>
-      </w:r>
-      <w:r>
-        <w:t xml:space="preserve">“</w:t>
-      </w:r>
-      <w:r>
-        <w:t xml:space="preserve">실제 비포·애프터 사진 볼 수 있어요?</w:t>
-      </w:r>
-      <w:r>
-        <w:t xml:space="preserve">”</w:t>
-      </w:r>
-    </w:p>
-    <w:p>
-      <w:pPr>
-        <w:numPr>
-          <w:ilvl w:val="0"/>
-          <w:numId w:val="1003"/>
-        </w:numPr>
+    </w:p>
+    <w:p>
+      <w:pPr>
+        <w:pStyle w:val="BodyText"/>
       </w:pPr>
       <w:r>
         <w:t xml:space="preserve">KEISHA: Real ones. Same light. Same angle. No filters. Ask for that.</w:t>
       </w:r>
-      <w:r>
-        <w:t xml:space="preserve"> </w:t>
-      </w:r>
-      <w:r>
-        <w:t xml:space="preserve">키샤: 진짜로요. 같은 조명. 같은 각도. 필터 없이. 그걸 요구하세요.</w:t>
-      </w:r>
-    </w:p>
-    <w:p>
-      <w:pPr>
-        <w:numPr>
-          <w:ilvl w:val="0"/>
-          <w:numId w:val="1003"/>
-        </w:numPr>
+    </w:p>
+    <w:p>
+      <w:pPr>
+        <w:pStyle w:val="BodyText"/>
       </w:pPr>
       <w:r>
         <w:t xml:space="preserve">BROOKE: Oh no. Half the photos on my feed have filters.</w:t>
       </w:r>
-      <w:r>
-        <w:t xml:space="preserve"> </w:t>
-      </w:r>
-      <w:r>
-        <w:t xml:space="preserve">브룩: 아 이런. 제 피드 사진 절반에 필터가 있어요.</w:t>
-      </w:r>
-    </w:p>
-    <w:p>
-      <w:pPr>
-        <w:numPr>
-          <w:ilvl w:val="0"/>
-          <w:numId w:val="1003"/>
-        </w:numPr>
+    </w:p>
+    <w:p>
+      <w:pPr>
+        <w:pStyle w:val="BodyText"/>
       </w:pPr>
       <w:r>
         <w:t xml:space="preserve">ZOE: Speaking of photos. I have ours. From the agency.</w:t>
       </w:r>
-      <w:r>
-        <w:t xml:space="preserve"> </w:t>
-      </w:r>
-      <w:r>
-        <w:t xml:space="preserve">조이: 사진 얘기가 나왔으니. 우리 거 있어요. 에이전시에서 온 거.</w:t>
-      </w:r>
-    </w:p>
-    <w:p>
-      <w:pPr>
-        <w:numPr>
-          <w:ilvl w:val="0"/>
-          <w:numId w:val="1003"/>
-        </w:numPr>
+    </w:p>
+    <w:p>
+      <w:pPr>
+        <w:pStyle w:val="BodyText"/>
       </w:pPr>
       <w:r>
         <w:t xml:space="preserve">ELENA: Show me.</w:t>
       </w:r>
-      <w:r>
-        <w:t xml:space="preserve"> </w:t>
-      </w:r>
-      <w:r>
-        <w:t xml:space="preserve">엘레나: 보여 줘요.</w:t>
-      </w:r>
-    </w:p>
-    <w:p>
-      <w:pPr>
-        <w:numPr>
-          <w:ilvl w:val="0"/>
-          <w:numId w:val="1003"/>
-        </w:numPr>
+    </w:p>
+    <w:p>
+      <w:pPr>
+        <w:pStyle w:val="BodyText"/>
       </w:pPr>
       <w:r>
         <w:t xml:space="preserve">ZOE: Before and after. Smile lines. Beautiful, right?</w:t>
       </w:r>
-      <w:r>
-        <w:t xml:space="preserve"> </w:t>
-      </w:r>
-      <w:r>
-        <w:t xml:space="preserve">조이: 비포·애프터. 팔자주름. 예쁘죠?</w:t>
-      </w:r>
-    </w:p>
-    <w:p>
-      <w:pPr>
-        <w:numPr>
-          <w:ilvl w:val="0"/>
-          <w:numId w:val="1003"/>
-        </w:numPr>
+    </w:p>
+    <w:p>
+      <w:pPr>
+        <w:pStyle w:val="BodyText"/>
       </w:pPr>
       <w:r>
         <w:t xml:space="preserve">ELENA: Zoe, look closely. The after has better lighting, and her skin is smoother everywhere, not just the smile lines. Filler doesn’t do that. Somebody touched this photo.</w:t>
       </w:r>
-      <w:r>
-        <w:t xml:space="preserve"> </w:t>
-      </w:r>
-      <w:r>
-        <w:t xml:space="preserve">엘레나: 조이, 자세히 봐요. 애프터가 조명이 더 좋고, 팔자주름만이 아니라 피부 전체가 더 매끈해요. 필러는 그런 걸 못 해요. 누군가 이 사진에 손을 댔어요.</w:t>
-      </w:r>
-    </w:p>
-    <w:p>
-      <w:pPr>
-        <w:numPr>
-          <w:ilvl w:val="0"/>
-          <w:numId w:val="1003"/>
-        </w:numPr>
+    </w:p>
+    <w:p>
+      <w:pPr>
+        <w:pStyle w:val="BodyText"/>
       </w:pPr>
       <w:r>
         <w:t xml:space="preserve">ZOE: The agency may have… adjusted it. Slightly.</w:t>
       </w:r>
-      <w:r>
-        <w:t xml:space="preserve"> </w:t>
-      </w:r>
-      <w:r>
-        <w:t xml:space="preserve">조이: 에이전시가… 조금 손봤을 수도 있어요. 살짝.</w:t>
-      </w:r>
-    </w:p>
-    <w:p>
-      <w:pPr>
-        <w:numPr>
-          <w:ilvl w:val="0"/>
-          <w:numId w:val="1003"/>
-        </w:numPr>
+    </w:p>
+    <w:p>
+      <w:pPr>
+        <w:pStyle w:val="BodyText"/>
       </w:pPr>
       <w:r>
         <w:t xml:space="preserve">ELENA: Retouched. We can’t use it. Not one pixel.</w:t>
-      </w:r>
-      <w:r>
-        <w:t xml:space="preserve"> </w:t>
-      </w:r>
-      <w:r>
-        <w:t xml:space="preserve">엘레나: 보정이네요. 못 써요. 픽셀 하나도.</w:t>
       </w:r>
     </w:p>
     <w:bookmarkEnd w:id="23"/>
@@ -2307,248 +1278,119 @@
     </w:p>
     <w:p>
       <w:pPr>
-        <w:numPr>
-          <w:ilvl w:val="0"/>
-          <w:numId w:val="1004"/>
-        </w:numPr>
+        <w:pStyle w:val="FirstParagraph"/>
       </w:pPr>
       <w:r>
         <w:t xml:space="preserve">ZOE: Elena, every brand retouches. Lumaderm’s photos are glowing.</w:t>
       </w:r>
-      <w:r>
-        <w:t xml:space="preserve"> </w:t>
-      </w:r>
-      <w:r>
-        <w:t xml:space="preserve">조이: 엘레나, 모든 브랜드가 보정해요. 루마덤 사진은 빛이 나요.</w:t>
-      </w:r>
-    </w:p>
-    <w:p>
-      <w:pPr>
-        <w:numPr>
-          <w:ilvl w:val="0"/>
-          <w:numId w:val="1004"/>
-        </w:numPr>
+    </w:p>
+    <w:p>
+      <w:pPr>
+        <w:pStyle w:val="BodyText"/>
       </w:pPr>
       <w:r>
         <w:t xml:space="preserve">ELENA: Then let them glow. We show real results. Or nothing.</w:t>
       </w:r>
-      <w:r>
-        <w:t xml:space="preserve"> </w:t>
-      </w:r>
-      <w:r>
-        <w:t xml:space="preserve">엘레나: 그럼 빛나라고 해요. 우린 진짜 결과를 보여 줘요. 아니면 아무것도.</w:t>
-      </w:r>
-    </w:p>
-    <w:p>
-      <w:pPr>
-        <w:numPr>
-          <w:ilvl w:val="0"/>
-          <w:numId w:val="1004"/>
-        </w:numPr>
+    </w:p>
+    <w:p>
+      <w:pPr>
+        <w:pStyle w:val="BodyText"/>
       </w:pPr>
       <w:r>
         <w:t xml:space="preserve">ZOE: Real results look… boring. Shadows. Pores.</w:t>
       </w:r>
-      <w:r>
-        <w:t xml:space="preserve"> </w:t>
-      </w:r>
-      <w:r>
-        <w:t xml:space="preserve">조이: 진짜 결과는… 지루해 보여요. 그림자. 모공.</w:t>
-      </w:r>
-    </w:p>
-    <w:p>
-      <w:pPr>
-        <w:numPr>
-          <w:ilvl w:val="0"/>
-          <w:numId w:val="1004"/>
-        </w:numPr>
+    </w:p>
+    <w:p>
+      <w:pPr>
+        <w:pStyle w:val="BodyText"/>
       </w:pPr>
       <w:r>
         <w:t xml:space="preserve">ELENA: Jess has pores, Zoe. She sees them in the mirror every morning. When she sees pores in our photos, she’ll trust them, because they look like her.</w:t>
       </w:r>
-      <w:r>
-        <w:t xml:space="preserve"> </w:t>
-      </w:r>
-      <w:r>
-        <w:t xml:space="preserve">엘레나: 제스도 모공이 있어요, 조이. 매일 아침 거울에서 보죠. 우리 사진에서 모공을 보면 믿을 거예요. 자기 모습 같으니까요.</w:t>
-      </w:r>
-    </w:p>
-    <w:p>
-      <w:pPr>
-        <w:numPr>
-          <w:ilvl w:val="0"/>
-          <w:numId w:val="1004"/>
-        </w:numPr>
+    </w:p>
+    <w:p>
+      <w:pPr>
+        <w:pStyle w:val="BodyText"/>
       </w:pPr>
       <w:r>
         <w:t xml:space="preserve">DIANE: And legally, retouched before-and-after photos are deceptive. Full stop.</w:t>
       </w:r>
-      <w:r>
-        <w:t xml:space="preserve"> </w:t>
-      </w:r>
-      <w:r>
-        <w:t xml:space="preserve">다이앤: 그리고 법적으로 보정된 비포·애프터는 기만이에요. 끝.</w:t>
-      </w:r>
-    </w:p>
-    <w:p>
-      <w:pPr>
-        <w:numPr>
-          <w:ilvl w:val="0"/>
-          <w:numId w:val="1004"/>
-        </w:numPr>
+    </w:p>
+    <w:p>
+      <w:pPr>
+        <w:pStyle w:val="BodyText"/>
       </w:pPr>
       <w:r>
         <w:t xml:space="preserve">ZOE: Fine. Then where do I get real photos? Fast?</w:t>
       </w:r>
-      <w:r>
-        <w:t xml:space="preserve"> </w:t>
-      </w:r>
-      <w:r>
-        <w:t xml:space="preserve">조이: 좋아요. 그럼 진짜 사진은 어디서 구해요? 빨리?</w:t>
-      </w:r>
-    </w:p>
-    <w:p>
-      <w:pPr>
-        <w:numPr>
-          <w:ilvl w:val="0"/>
-          <w:numId w:val="1004"/>
-        </w:numPr>
+    </w:p>
+    <w:p>
+      <w:pPr>
+        <w:pStyle w:val="BodyText"/>
       </w:pPr>
       <w:r>
         <w:t xml:space="preserve">ELENA: The trial. We have three hundred patients. Standardized photos. Same light, same angle.</w:t>
       </w:r>
-      <w:r>
-        <w:t xml:space="preserve"> </w:t>
-      </w:r>
-      <w:r>
-        <w:t xml:space="preserve">엘레나: 임상이요. 환자 300명이 있어요. 표준화된 사진. 같은 조명, 같은 각도.</w:t>
-      </w:r>
-    </w:p>
-    <w:p>
-      <w:pPr>
-        <w:numPr>
-          <w:ilvl w:val="0"/>
-          <w:numId w:val="1004"/>
-        </w:numPr>
+    </w:p>
+    <w:p>
+      <w:pPr>
+        <w:pStyle w:val="BodyText"/>
       </w:pPr>
       <w:r>
         <w:t xml:space="preserve">DIANE: Careful. Those photos were consented for research, not marketing. Using them in an ad without asking would break that promise. You need new consent, signed, from every single patient.</w:t>
       </w:r>
-      <w:r>
-        <w:t xml:space="preserve"> </w:t>
-      </w:r>
-      <w:r>
-        <w:t xml:space="preserve">다이앤: 조심해요. 그 사진들은 마케팅이 아니라 연구용으로 동의받은 거예요. 묻지 않고 광고에 쓰면 그 약속을 깨는 거예요. 환자 한 명 한 명에게서 새로 서명된 동의를 받아야 해요.</w:t>
-      </w:r>
-    </w:p>
-    <w:p>
-      <w:pPr>
-        <w:numPr>
-          <w:ilvl w:val="0"/>
-          <w:numId w:val="1004"/>
-        </w:numPr>
+    </w:p>
+    <w:p>
+      <w:pPr>
+        <w:pStyle w:val="BodyText"/>
       </w:pPr>
       <w:r>
         <w:t xml:space="preserve">ELENA: Then we ask. Starting with patient number one.</w:t>
       </w:r>
-      <w:r>
-        <w:t xml:space="preserve"> </w:t>
-      </w:r>
-      <w:r>
-        <w:t xml:space="preserve">엘레나: 그럼 물어보죠. 1번 환자부터.</w:t>
-      </w:r>
-    </w:p>
-    <w:p>
-      <w:pPr>
-        <w:numPr>
-          <w:ilvl w:val="0"/>
-          <w:numId w:val="1004"/>
-        </w:numPr>
+    </w:p>
+    <w:p>
+      <w:pPr>
+        <w:pStyle w:val="BodyText"/>
       </w:pPr>
       <w:r>
         <w:t xml:space="preserve">AVA: Linda Hayes? The one who brought cookies?</w:t>
       </w:r>
-      <w:r>
-        <w:t xml:space="preserve"> </w:t>
-      </w:r>
-      <w:r>
-        <w:t xml:space="preserve">에이바: 린다 헤이스요? 쿠키 가져왔던 분?</w:t>
-      </w:r>
-    </w:p>
-    <w:p>
-      <w:pPr>
-        <w:numPr>
-          <w:ilvl w:val="0"/>
-          <w:numId w:val="1004"/>
-        </w:numPr>
+    </w:p>
+    <w:p>
+      <w:pPr>
+        <w:pStyle w:val="BodyText"/>
       </w:pPr>
       <w:r>
         <w:t xml:space="preserve">ELENA: Calling her now. Linda? It’s Elena Ruiz. Do you have a minute?</w:t>
       </w:r>
-      <w:r>
-        <w:t xml:space="preserve"> </w:t>
-      </w:r>
-      <w:r>
-        <w:t xml:space="preserve">엘레나: 지금 전화할게요. 린다? 엘레나 루이즈예요. 잠깐 시간 되세요?</w:t>
-      </w:r>
-    </w:p>
-    <w:p>
-      <w:pPr>
-        <w:numPr>
-          <w:ilvl w:val="0"/>
-          <w:numId w:val="1004"/>
-        </w:numPr>
+    </w:p>
+    <w:p>
+      <w:pPr>
+        <w:pStyle w:val="BodyText"/>
       </w:pPr>
       <w:r>
         <w:t xml:space="preserve">LINDA: Dr. Ruiz! Of course. Is something wrong?</w:t>
       </w:r>
-      <w:r>
-        <w:t xml:space="preserve"> </w:t>
-      </w:r>
-      <w:r>
-        <w:t xml:space="preserve">린다: 루이즈 선생님! 물론이죠. 무슨 문제 있어요?</w:t>
-      </w:r>
-    </w:p>
-    <w:p>
-      <w:pPr>
-        <w:numPr>
-          <w:ilvl w:val="0"/>
-          <w:numId w:val="1004"/>
-        </w:numPr>
+    </w:p>
+    <w:p>
+      <w:pPr>
+        <w:pStyle w:val="BodyText"/>
       </w:pPr>
       <w:r>
         <w:t xml:space="preserve">ELENA: Nothing wrong. We’d like to use your trial photos. In our campaign. Unretouched.</w:t>
       </w:r>
-      <w:r>
-        <w:t xml:space="preserve"> </w:t>
-      </w:r>
-      <w:r>
-        <w:t xml:space="preserve">엘레나: 문제없어요. 임상 사진을 캠페인에 쓰고 싶어요. 보정 없이.</w:t>
-      </w:r>
-    </w:p>
-    <w:p>
-      <w:pPr>
-        <w:numPr>
-          <w:ilvl w:val="0"/>
-          <w:numId w:val="1004"/>
-        </w:numPr>
+    </w:p>
+    <w:p>
+      <w:pPr>
+        <w:pStyle w:val="BodyText"/>
       </w:pPr>
       <w:r>
         <w:t xml:space="preserve">LINDA: My real face? With my real wrinkles? At twelve months?</w:t>
       </w:r>
-      <w:r>
-        <w:t xml:space="preserve"> </w:t>
-      </w:r>
-      <w:r>
-        <w:t xml:space="preserve">린다: 내 진짜 얼굴이요? 진짜 주름까지? 12개월 차에?</w:t>
-      </w:r>
-    </w:p>
-    <w:p>
-      <w:pPr>
-        <w:numPr>
-          <w:ilvl w:val="0"/>
-          <w:numId w:val="1004"/>
-        </w:numPr>
+    </w:p>
+    <w:p>
+      <w:pPr>
+        <w:pStyle w:val="BodyText"/>
       </w:pPr>
       <w:r>
         <w:t xml:space="preserve">ELENA: Exactly that. And a sentence:</w:t>
@@ -2565,193 +1407,85 @@
       <w:r>
         <w:t xml:space="preserve">”</w:t>
       </w:r>
-      <w:r>
-        <w:t xml:space="preserve"> </w:t>
-      </w:r>
-      <w:r>
-        <w:t xml:space="preserve">엘레나: 바로 그거예요. 그리고 문장 하나:</w:t>
-      </w:r>
-      <w:r>
-        <w:t xml:space="preserve"> </w:t>
-      </w:r>
-      <w:r>
-        <w:t xml:space="preserve">“</w:t>
-      </w:r>
-      <w:r>
-        <w:t xml:space="preserve">개인별 결과는 다를 수 있습니다.</w:t>
-      </w:r>
-      <w:r>
-        <w:t xml:space="preserve">”</w:t>
-      </w:r>
-    </w:p>
-    <w:p>
-      <w:pPr>
-        <w:numPr>
-          <w:ilvl w:val="0"/>
-          <w:numId w:val="1004"/>
-        </w:numPr>
+    </w:p>
+    <w:p>
+      <w:pPr>
+        <w:pStyle w:val="BodyText"/>
       </w:pPr>
       <w:r>
         <w:t xml:space="preserve">LINDA: Honey, I’ve waited three years for someone to ask. My friends keep asking what I did, and now they can finally see for themselves. Yes, absolutely.</w:t>
       </w:r>
-      <w:r>
-        <w:t xml:space="preserve"> </w:t>
-      </w:r>
-      <w:r>
-        <w:t xml:space="preserve">린다: 선생님, 누가 물어봐 주길 3년을 기다렸어요. 친구들이 뭘 했냐고 계속 묻는데, 이제야 직접 볼 수 있겠네요. 좋아요, 당연하죠.</w:t>
-      </w:r>
-    </w:p>
-    <w:p>
-      <w:pPr>
-        <w:numPr>
-          <w:ilvl w:val="0"/>
-          <w:numId w:val="1004"/>
-        </w:numPr>
+    </w:p>
+    <w:p>
+      <w:pPr>
+        <w:pStyle w:val="BodyText"/>
       </w:pPr>
       <w:r>
         <w:t xml:space="preserve">DIANE: In writing, Linda. I’ll send a consent form today.</w:t>
       </w:r>
-      <w:r>
-        <w:t xml:space="preserve"> </w:t>
-      </w:r>
-      <w:r>
-        <w:t xml:space="preserve">다이앤: 서면으로요, 린다. 오늘 동의서 보낼게요.</w:t>
-      </w:r>
-    </w:p>
-    <w:p>
-      <w:pPr>
-        <w:numPr>
-          <w:ilvl w:val="0"/>
-          <w:numId w:val="1004"/>
-        </w:numPr>
+    </w:p>
+    <w:p>
+      <w:pPr>
+        <w:pStyle w:val="BodyText"/>
       </w:pPr>
       <w:r>
         <w:t xml:space="preserve">LINDA: Send two. My husband wants to sign as a witness. He was right.</w:t>
       </w:r>
-      <w:r>
-        <w:t xml:space="preserve"> </w:t>
-      </w:r>
-      <w:r>
-        <w:t xml:space="preserve">린다: 두 장 보내 줘요. 남편이 증인으로 서명하고 싶대요. 남편이 옳았거든요.</w:t>
-      </w:r>
-    </w:p>
-    <w:p>
-      <w:pPr>
-        <w:numPr>
-          <w:ilvl w:val="0"/>
-          <w:numId w:val="1004"/>
-        </w:numPr>
+    </w:p>
+    <w:p>
+      <w:pPr>
+        <w:pStyle w:val="BodyText"/>
       </w:pPr>
       <w:r>
         <w:t xml:space="preserve">ZOE: Okay. I’m convinced. A real woman. Real photos. Real age.</w:t>
       </w:r>
-      <w:r>
-        <w:t xml:space="preserve"> </w:t>
-      </w:r>
-      <w:r>
-        <w:t xml:space="preserve">조이: 좋아요. 설득됐어요. 진짜 여성. 진짜 사진. 진짜 나이.</w:t>
-      </w:r>
-    </w:p>
-    <w:p>
-      <w:pPr>
-        <w:numPr>
-          <w:ilvl w:val="0"/>
-          <w:numId w:val="1004"/>
-        </w:numPr>
+    </w:p>
+    <w:p>
+      <w:pPr>
+        <w:pStyle w:val="BodyText"/>
       </w:pPr>
       <w:r>
         <w:t xml:space="preserve">ELENA: Thank you, Zoe. And I’ll concede one thing. Your question idea is brilliant.</w:t>
       </w:r>
-      <w:r>
-        <w:t xml:space="preserve"> </w:t>
-      </w:r>
-      <w:r>
-        <w:t xml:space="preserve">엘레나: 고마워요, 조이. 그리고 하나 인정할게요. 당신의 질문 아이디어는 훌륭해요.</w:t>
-      </w:r>
-    </w:p>
-    <w:p>
-      <w:pPr>
-        <w:numPr>
-          <w:ilvl w:val="0"/>
-          <w:numId w:val="1004"/>
-        </w:numPr>
+    </w:p>
+    <w:p>
+      <w:pPr>
+        <w:pStyle w:val="BodyText"/>
       </w:pPr>
       <w:r>
         <w:t xml:space="preserve">ZOE: Did Elena just compliment marketing?</w:t>
       </w:r>
-      <w:r>
-        <w:t xml:space="preserve"> </w:t>
-      </w:r>
-      <w:r>
-        <w:t xml:space="preserve">조이: 엘레나가 방금 마케팅을 칭찬했어요?</w:t>
-      </w:r>
-    </w:p>
-    <w:p>
-      <w:pPr>
-        <w:numPr>
-          <w:ilvl w:val="0"/>
-          <w:numId w:val="1004"/>
-        </w:numPr>
+    </w:p>
+    <w:p>
+      <w:pPr>
+        <w:pStyle w:val="BodyText"/>
       </w:pPr>
       <w:r>
         <w:t xml:space="preserve">AVA: I recorded it. For the dashboard.</w:t>
       </w:r>
-      <w:r>
-        <w:t xml:space="preserve"> </w:t>
-      </w:r>
-      <w:r>
-        <w:t xml:space="preserve">에이바: 녹음했어요. 대시보드용으로.</w:t>
-      </w:r>
-    </w:p>
-    <w:p>
-      <w:pPr>
-        <w:numPr>
-          <w:ilvl w:val="0"/>
-          <w:numId w:val="1004"/>
-        </w:numPr>
+    </w:p>
+    <w:p>
+      <w:pPr>
+        <w:pStyle w:val="BodyText"/>
       </w:pPr>
       <w:r>
         <w:t xml:space="preserve">BROOKE: Can I put Linda in my story too? With permission?</w:t>
       </w:r>
-      <w:r>
-        <w:t xml:space="preserve"> </w:t>
-      </w:r>
-      <w:r>
-        <w:t xml:space="preserve">브룩: 제 스토리에 린다도 넣어도 돼요? 허락받고요?</w:t>
-      </w:r>
-    </w:p>
-    <w:p>
-      <w:pPr>
-        <w:numPr>
-          <w:ilvl w:val="0"/>
-          <w:numId w:val="1004"/>
-        </w:numPr>
+    </w:p>
+    <w:p>
+      <w:pPr>
+        <w:pStyle w:val="BodyText"/>
       </w:pPr>
       <w:r>
         <w:t xml:space="preserve">ELENA: If Linda agrees in writing. And the risk information is included.</w:t>
       </w:r>
-      <w:r>
-        <w:t xml:space="preserve"> </w:t>
-      </w:r>
-      <w:r>
-        <w:t xml:space="preserve">엘레나: 린다가 서면으로 동의하면요. 그리고 위험 정보가 포함되면요.</w:t>
-      </w:r>
-    </w:p>
-    <w:p>
-      <w:pPr>
-        <w:numPr>
-          <w:ilvl w:val="0"/>
-          <w:numId w:val="1004"/>
-        </w:numPr>
+    </w:p>
+    <w:p>
+      <w:pPr>
+        <w:pStyle w:val="BodyText"/>
       </w:pPr>
       <w:r>
         <w:t xml:space="preserve">BROOKE: Risk information. In a story. That’s a first for me.</w:t>
-      </w:r>
-      <w:r>
-        <w:t xml:space="preserve"> </w:t>
-      </w:r>
-      <w:r>
-        <w:t xml:space="preserve">브룩: 위험 정보. 스토리에. 저한텐 처음이네요.</w:t>
       </w:r>
     </w:p>
     <w:bookmarkEnd w:id="24"/>
@@ -2766,146 +1500,71 @@
     </w:p>
     <w:p>
       <w:pPr>
-        <w:numPr>
-          <w:ilvl w:val="0"/>
-          <w:numId w:val="1005"/>
-        </w:numPr>
+        <w:pStyle w:val="FirstParagraph"/>
       </w:pPr>
       <w:r>
         <w:t xml:space="preserve">NOAH: How did it go? I heard shouting about pixels.</w:t>
       </w:r>
-      <w:r>
-        <w:t xml:space="preserve"> </w:t>
-      </w:r>
-      <w:r>
-        <w:t xml:space="preserve">노아: 어땠어요? 픽셀 얘기로 소리친다고 들었는데.</w:t>
-      </w:r>
-    </w:p>
-    <w:p>
-      <w:pPr>
-        <w:numPr>
-          <w:ilvl w:val="0"/>
-          <w:numId w:val="1005"/>
-        </w:numPr>
+    </w:p>
+    <w:p>
+      <w:pPr>
+        <w:pStyle w:val="BodyText"/>
       </w:pPr>
       <w:r>
         <w:t xml:space="preserve">ZOE: We fought. Elena won. The campaign got better.</w:t>
       </w:r>
-      <w:r>
-        <w:t xml:space="preserve"> </w:t>
-      </w:r>
-      <w:r>
-        <w:t xml:space="preserve">조이: 싸웠어요. 엘레나가 이겼어요. 캠페인은 더 좋아졌고요.</w:t>
-      </w:r>
-    </w:p>
-    <w:p>
-      <w:pPr>
-        <w:numPr>
-          <w:ilvl w:val="0"/>
-          <w:numId w:val="1005"/>
-        </w:numPr>
+    </w:p>
+    <w:p>
+      <w:pPr>
+        <w:pStyle w:val="BodyText"/>
       </w:pPr>
       <w:r>
         <w:t xml:space="preserve">ELENA: We both won, actually. Inside the room, we argue as hard as we need to. Outside, we speak with one voice. That’s how Jess ends up trusting both of us.</w:t>
       </w:r>
-      <w:r>
-        <w:t xml:space="preserve"> </w:t>
-      </w:r>
-      <w:r>
-        <w:t xml:space="preserve">엘레나: 사실 우리 둘 다 이겼어요. 회의실 안에선 필요한 만큼 치열하게 논쟁해요. 밖에선 한목소리로 말하고요. 그래야 제스가 우리 둘 다 믿게 되죠.</w:t>
-      </w:r>
-    </w:p>
-    <w:p>
-      <w:pPr>
-        <w:numPr>
-          <w:ilvl w:val="0"/>
-          <w:numId w:val="1005"/>
-        </w:numPr>
+    </w:p>
+    <w:p>
+      <w:pPr>
+        <w:pStyle w:val="BodyText"/>
       </w:pPr>
       <w:r>
         <w:t xml:space="preserve">NOAH: Launch date?</w:t>
       </w:r>
-      <w:r>
-        <w:t xml:space="preserve"> </w:t>
-      </w:r>
-      <w:r>
-        <w:t xml:space="preserve">노아: 출시일은요?</w:t>
-      </w:r>
-    </w:p>
-    <w:p>
-      <w:pPr>
-        <w:numPr>
-          <w:ilvl w:val="0"/>
-          <w:numId w:val="1005"/>
-        </w:numPr>
+    </w:p>
+    <w:p>
+      <w:pPr>
+        <w:pStyle w:val="BodyText"/>
       </w:pPr>
       <w:r>
         <w:t xml:space="preserve">ZOE: Two weeks. Brooke’s first post. Hashtag ad, first line. Linda’s photos on the site.</w:t>
       </w:r>
-      <w:r>
-        <w:t xml:space="preserve"> </w:t>
-      </w:r>
-      <w:r>
-        <w:t xml:space="preserve">조이: 2주 뒤. 브룩의 첫 게시물. 해시태그 ad, 첫 줄. 린다 사진은 사이트에.</w:t>
-      </w:r>
-    </w:p>
-    <w:p>
-      <w:pPr>
-        <w:numPr>
-          <w:ilvl w:val="0"/>
-          <w:numId w:val="1005"/>
-        </w:numPr>
+    </w:p>
+    <w:p>
+      <w:pPr>
+        <w:pStyle w:val="BodyText"/>
       </w:pPr>
       <w:r>
         <w:t xml:space="preserve">AVA: And the clinic locator. Every certified clinic on a map. Ninety-eight right now.</w:t>
       </w:r>
-      <w:r>
-        <w:t xml:space="preserve"> </w:t>
-      </w:r>
-      <w:r>
-        <w:t xml:space="preserve">에이바: 그리고 병원 찾기. 모든 인증 병원을 지도에. 지금 98곳.</w:t>
-      </w:r>
-    </w:p>
-    <w:p>
-      <w:pPr>
-        <w:numPr>
-          <w:ilvl w:val="0"/>
-          <w:numId w:val="1005"/>
-        </w:numPr>
+    </w:p>
+    <w:p>
+      <w:pPr>
+        <w:pStyle w:val="BodyText"/>
       </w:pPr>
       <w:r>
         <w:t xml:space="preserve">NOAH: What happens after Jess books?</w:t>
       </w:r>
-      <w:r>
-        <w:t xml:space="preserve"> </w:t>
-      </w:r>
-      <w:r>
-        <w:t xml:space="preserve">노아: 제스가 예약한 다음엔요?</w:t>
-      </w:r>
-    </w:p>
-    <w:p>
-      <w:pPr>
-        <w:numPr>
-          <w:ilvl w:val="0"/>
-          <w:numId w:val="1005"/>
-        </w:numPr>
+    </w:p>
+    <w:p>
+      <w:pPr>
+        <w:pStyle w:val="BodyText"/>
       </w:pPr>
       <w:r>
         <w:t xml:space="preserve">ZOE: That’s the next problem. Right now, nothing happens. She gets treated, goes home, and we never hear from her again. We lose her right when she starts trusting us.</w:t>
       </w:r>
-      <w:r>
-        <w:t xml:space="preserve"> </w:t>
-      </w:r>
-      <w:r>
-        <w:t xml:space="preserve">조이: 그게 다음 문제예요. 지금은 아무 일도 안 일어나요. 시술받고 집에 가면 다시는 소식을 못 들어요. 막 우리를 믿기 시작한 바로 그때 놓쳐 버리는 거죠.</w:t>
-      </w:r>
-    </w:p>
-    <w:p>
-      <w:pPr>
-        <w:numPr>
-          <w:ilvl w:val="0"/>
-          <w:numId w:val="1005"/>
-        </w:numPr>
+    </w:p>
+    <w:p>
+      <w:pPr>
+        <w:pStyle w:val="BodyText"/>
       </w:pPr>
       <w:r>
         <w:t xml:space="preserve">AVA: Patients keep asking Keisha,</w:t>
@@ -2922,65 +1581,26 @@
       <w:r>
         <w:t xml:space="preserve">”</w:t>
       </w:r>
-      <w:r>
-        <w:t xml:space="preserve"> </w:t>
-      </w:r>
-      <w:r>
-        <w:t xml:space="preserve">에이바: 환자들이 키샤한테 계속 물어요.</w:t>
-      </w:r>
-      <w:r>
-        <w:t xml:space="preserve"> </w:t>
-      </w:r>
-      <w:r>
-        <w:t xml:space="preserve">“</w:t>
-      </w:r>
-      <w:r>
-        <w:t xml:space="preserve">언제 다시 와야 해요? 뭘 피해야 해요?</w:t>
-      </w:r>
-      <w:r>
-        <w:t xml:space="preserve">”</w:t>
-      </w:r>
-    </w:p>
-    <w:p>
-      <w:pPr>
-        <w:numPr>
-          <w:ilvl w:val="0"/>
-          <w:numId w:val="1005"/>
-        </w:numPr>
+    </w:p>
+    <w:p>
+      <w:pPr>
+        <w:pStyle w:val="BodyText"/>
       </w:pPr>
       <w:r>
         <w:t xml:space="preserve">ZOE: So we need something for after. An app. A membership.</w:t>
       </w:r>
-      <w:r>
-        <w:t xml:space="preserve"> </w:t>
-      </w:r>
-      <w:r>
-        <w:t xml:space="preserve">조이: 그래서 사후용 뭔가가 필요해요. 앱. 멤버십.</w:t>
-      </w:r>
-    </w:p>
-    <w:p>
-      <w:pPr>
-        <w:numPr>
-          <w:ilvl w:val="0"/>
-          <w:numId w:val="1005"/>
-        </w:numPr>
+    </w:p>
+    <w:p>
+      <w:pPr>
+        <w:pStyle w:val="BodyText"/>
       </w:pPr>
       <w:r>
         <w:t xml:space="preserve">ELENA: An app means patient data. Health data.</w:t>
       </w:r>
-      <w:r>
-        <w:t xml:space="preserve"> </w:t>
-      </w:r>
-      <w:r>
-        <w:t xml:space="preserve">엘레나: 앱이면 환자 데이터예요. 건강 데이터.</w:t>
-      </w:r>
-    </w:p>
-    <w:p>
-      <w:pPr>
-        <w:numPr>
-          <w:ilvl w:val="0"/>
-          <w:numId w:val="1005"/>
-        </w:numPr>
+    </w:p>
+    <w:p>
+      <w:pPr>
+        <w:pStyle w:val="BodyText"/>
       </w:pPr>
       <w:r>
         <w:t xml:space="preserve">ZOE: I know. I already have a name.</w:t>
@@ -2997,74 +1617,29 @@
       <w:r>
         <w:t xml:space="preserve">”</w:t>
       </w:r>
-      <w:r>
-        <w:t xml:space="preserve"> </w:t>
-      </w:r>
-      <w:r>
-        <w:t xml:space="preserve">조이: 알아요. 이름은 이미 있어요.</w:t>
-      </w:r>
-      <w:r>
-        <w:t xml:space="preserve"> </w:t>
-      </w:r>
-      <w:r>
-        <w:t xml:space="preserve">“</w:t>
-      </w:r>
-      <w:r>
-        <w:t xml:space="preserve">베이라 서클.</w:t>
-      </w:r>
-      <w:r>
-        <w:t xml:space="preserve">”</w:t>
-      </w:r>
-    </w:p>
-    <w:p>
-      <w:pPr>
-        <w:numPr>
-          <w:ilvl w:val="0"/>
-          <w:numId w:val="1005"/>
-        </w:numPr>
+    </w:p>
+    <w:p>
+      <w:pPr>
+        <w:pStyle w:val="BodyText"/>
       </w:pPr>
       <w:r>
         <w:t xml:space="preserve">ELENA: Then I’m bringing HIPAA. Printed.</w:t>
       </w:r>
-      <w:r>
-        <w:t xml:space="preserve"> </w:t>
-      </w:r>
-      <w:r>
-        <w:t xml:space="preserve">엘레나: 그럼 HIPAA 가져올게요. 인쇄해서.</w:t>
-      </w:r>
-    </w:p>
-    <w:p>
-      <w:pPr>
-        <w:numPr>
-          <w:ilvl w:val="0"/>
-          <w:numId w:val="1005"/>
-        </w:numPr>
+    </w:p>
+    <w:p>
+      <w:pPr>
+        <w:pStyle w:val="BodyText"/>
       </w:pPr>
       <w:r>
         <w:t xml:space="preserve">ZOE: Big letters?</w:t>
       </w:r>
-      <w:r>
-        <w:t xml:space="preserve"> </w:t>
-      </w:r>
-      <w:r>
-        <w:t xml:space="preserve">조이: 큰 글씨로요?</w:t>
-      </w:r>
-    </w:p>
-    <w:p>
-      <w:pPr>
-        <w:numPr>
-          <w:ilvl w:val="0"/>
-          <w:numId w:val="1005"/>
-        </w:numPr>
+    </w:p>
+    <w:p>
+      <w:pPr>
+        <w:pStyle w:val="BodyText"/>
       </w:pPr>
       <w:r>
         <w:t xml:space="preserve">ELENA: The biggest.</w:t>
-      </w:r>
-      <w:r>
-        <w:t xml:space="preserve"> </w:t>
-      </w:r>
-      <w:r>
-        <w:t xml:space="preserve">엘레나: 제일 큰 걸로.</w:t>
       </w:r>
     </w:p>
     <w:p>
@@ -3205,7 +1780,7 @@
               <w:jc w:val="left"/>
             </w:pPr>
             <w:r>
-              <w:t xml:space="preserve">1~3턴. 설문·데이터 기반으로 만든 고객 인물상.</w:t>
+              <w:t xml:space="preserve">도입. 설문·데이터 기반으로 만든 고객 인물상.</w:t>
             </w:r>
           </w:p>
         </w:tc>
@@ -3255,7 +1830,7 @@
               <w:jc w:val="left"/>
             </w:pPr>
             <w:r>
-              <w:t xml:space="preserve">9턴. 규제 안에서 수요를 만드는 캠페인 전략.</w:t>
+              <w:t xml:space="preserve">도입. 규제 안에서 수요를 만드는 캠페인 전략.</w:t>
             </w:r>
           </w:p>
         </w:tc>
@@ -3305,7 +1880,7 @@
               <w:jc w:val="left"/>
             </w:pPr>
             <w:r>
-              <w:t xml:space="preserve">13턴. 인지 → 방문 → 탐색 → 예약의 단계.</w:t>
+              <w:t xml:space="preserve">도입. 인지 → 방문 → 탐색 → 예약의 단계.</w:t>
             </w:r>
           </w:p>
         </w:tc>
@@ -3355,7 +1930,7 @@
               <w:jc w:val="left"/>
             </w:pPr>
             <w:r>
-              <w:t xml:space="preserve">26턴. 애매한 답에 가볍게 되묻는 표현.</w:t>
+              <w:t xml:space="preserve">장면1. 애매한 답에 가볍게 되묻는 표현.</w:t>
             </w:r>
           </w:p>
         </w:tc>
@@ -3405,7 +1980,7 @@
               <w:jc w:val="left"/>
             </w:pPr>
             <w:r>
-              <w:t xml:space="preserve">37~39턴. 크리에이터 콘텐츠 재사용 조건 협상.</w:t>
+              <w:t xml:space="preserve">장면1. 크리에이터 콘텐츠 재사용 조건 협상.</w:t>
             </w:r>
           </w:p>
         </w:tc>
@@ -3455,7 +2030,7 @@
               <w:jc w:val="left"/>
             </w:pPr>
             <w:r>
-              <w:t xml:space="preserve">44턴. FTC 광고 표시 의무.</w:t>
+              <w:t xml:space="preserve">장면1. FTC 광고 표시 의무.</w:t>
             </w:r>
           </w:p>
         </w:tc>
@@ -3505,7 +2080,7 @@
               <w:jc w:val="left"/>
             </w:pPr>
             <w:r>
-              <w:t xml:space="preserve">45턴. 투명성이 신뢰를 만든다는 인플루언서 관점.</w:t>
+              <w:t xml:space="preserve">장면1. 투명성이 신뢰를 만든다는 인플루언서 관점.</w:t>
             </w:r>
           </w:p>
         </w:tc>
@@ -3555,7 +2130,7 @@
               <w:jc w:val="left"/>
             </w:pPr>
             <w:r>
-              <w:t xml:space="preserve">58턴. 고객에게 판단 기준을 주는 조언.</w:t>
+              <w:t xml:space="preserve">장면2. 고객에게 판단 기준을 주는 조언.</w:t>
             </w:r>
           </w:p>
         </w:tc>
@@ -3605,7 +2180,7 @@
               <w:jc w:val="left"/>
             </w:pPr>
             <w:r>
-              <w:t xml:space="preserve">80턴. 보정 사진에 대한 단호한 거절.</w:t>
+              <w:t xml:space="preserve">장면2. 보정 사진에 대한 단호한 거절.</w:t>
             </w:r>
           </w:p>
         </w:tc>
@@ -3655,7 +2230,7 @@
               <w:jc w:val="left"/>
             </w:pPr>
             <w:r>
-              <w:t xml:space="preserve">95턴. 비포·애프터 사진의 필수 고지 문구.</w:t>
+              <w:t xml:space="preserve">절정·전환. 비포·애프터 사진의 필수 고지 문구.</w:t>
             </w:r>
           </w:p>
         </w:tc>
@@ -4309,7 +2884,7 @@
           <w:bCs/>
           <w:b/>
         </w:rPr>
-        <w:t xml:space="preserve">21턴 ELENA:</w:t>
+        <w:t xml:space="preserve">ELENA (장면1):</w:t>
       </w:r>
       <w:r>
         <w:t xml:space="preserve"> </w:t>
@@ -4580,9 +3155,1399 @@
         <w:t xml:space="preserve">고객이 계약 범위 밖의 서비스를 요구할 때, 같은 구조로 정중하지만 단호하게 거절하는 말을 30단어 안팎으로 해 보기.</w:t>
       </w:r>
     </w:p>
+    <w:p>
+      <w:r>
+        <w:pict>
+          <v:rect style="width:0;height:1.5pt" o:hralign="center" o:hrstd="t" o:hr="t"/>
+        </w:pict>
+      </w:r>
+    </w:p>
     <w:bookmarkEnd w:id="30"/>
     <w:bookmarkEnd w:id="31"/>
+    <w:bookmarkStart w:id="37" w:name="한국어-번역"/>
+    <w:p>
+      <w:pPr>
+        <w:pStyle w:val="Heading2"/>
+      </w:pPr>
+      <w:r>
+        <w:t xml:space="preserve">한국어 번역</w:t>
+      </w:r>
+    </w:p>
+    <w:bookmarkStart w:id="32" w:name="도입-오전-10시-페르소나-1"/>
+    <w:p>
+      <w:pPr>
+        <w:pStyle w:val="Heading3"/>
+      </w:pPr>
+      <w:r>
+        <w:t xml:space="preserve">도입 — 오전 10시, 페르소나</w:t>
+      </w:r>
+    </w:p>
+    <w:p>
+      <w:pPr>
+        <w:pStyle w:val="FirstParagraph"/>
+      </w:pPr>
+      <w:r>
+        <w:t xml:space="preserve">조이: 제스를 소개할게요. 38세. 교사. 첫 필러 환자. 아주 긴장한 상태.</w:t>
+      </w:r>
+    </w:p>
+    <w:p>
+      <w:pPr>
+        <w:pStyle w:val="BodyText"/>
+      </w:pPr>
+      <w:r>
+        <w:t xml:space="preserve">에이바: 제스가 실존 인물이에요?</w:t>
+      </w:r>
+    </w:p>
+    <w:p>
+      <w:pPr>
+        <w:pStyle w:val="BodyText"/>
+      </w:pPr>
+      <w:r>
+        <w:t xml:space="preserve">조이: 제스는 실존 인물이 아니라 페르소나예요. 환자 설문 200건으로 만들었으니까, 그녀가 생각하고 두려워하는 건 전부 실제 답변에서 나온 거예요. 우리 타깃이죠.</w:t>
+      </w:r>
+    </w:p>
+    <w:p>
+      <w:pPr>
+        <w:pStyle w:val="BodyText"/>
+      </w:pPr>
+      <w:r>
+        <w:t xml:space="preserve">엘레나: 제스는 뭘 원해요?</w:t>
+      </w:r>
+    </w:p>
+    <w:p>
+      <w:pPr>
+        <w:pStyle w:val="BodyText"/>
+      </w:pPr>
+      <w:r>
+        <w:t xml:space="preserve">조이: 쉰 것처럼 보이기. 달라 보이지 않게. 그리고</w:t>
+      </w:r>
+      <w:r>
+        <w:t xml:space="preserve"> </w:t>
+      </w:r>
+      <w:r>
+        <w:t xml:space="preserve">“</w:t>
+      </w:r>
+      <w:r>
+        <w:t xml:space="preserve">필러 실패</w:t>
+      </w:r>
+      <w:r>
+        <w:t xml:space="preserve">”</w:t>
+      </w:r>
+      <w:r>
+        <w:t xml:space="preserve"> </w:t>
+      </w:r>
+      <w:r>
+        <w:t xml:space="preserve">영상에 나오지 않기.</w:t>
+      </w:r>
+    </w:p>
+    <w:p>
+      <w:pPr>
+        <w:pStyle w:val="BodyText"/>
+      </w:pPr>
+      <w:r>
+        <w:t xml:space="preserve">에이바: 예약 전에 뭘 검색해요?</w:t>
+      </w:r>
+    </w:p>
+    <w:p>
+      <w:pPr>
+        <w:pStyle w:val="BodyText"/>
+      </w:pPr>
+      <w:r>
+        <w:t xml:space="preserve">조이:</w:t>
+      </w:r>
+      <w:r>
+        <w:t xml:space="preserve"> </w:t>
+      </w:r>
+      <w:r>
+        <w:t xml:space="preserve">“</w:t>
+      </w:r>
+      <w:r>
+        <w:t xml:space="preserve">필러 안전해?</w:t>
+      </w:r>
+      <w:r>
+        <w:t xml:space="preserve">”</w:t>
+      </w:r>
+      <w:r>
+        <w:t xml:space="preserve"> </w:t>
+      </w:r>
+      <w:r>
+        <w:t xml:space="preserve">“</w:t>
+      </w:r>
+      <w:r>
+        <w:t xml:space="preserve">근처 최고의 시술자.</w:t>
+      </w:r>
+      <w:r>
+        <w:t xml:space="preserve">”</w:t>
+      </w:r>
+      <w:r>
+        <w:t xml:space="preserve"> </w:t>
+      </w:r>
+      <w:r>
+        <w:t xml:space="preserve">“</w:t>
+      </w:r>
+      <w:r>
+        <w:t xml:space="preserve">베이라</w:t>
+      </w:r>
+      <w:r>
+        <w:t xml:space="preserve">”</w:t>
+      </w:r>
+      <w:r>
+        <w:t xml:space="preserve">는 절대 안 쳐요. 아직은.</w:t>
+      </w:r>
+    </w:p>
+    <w:p>
+      <w:pPr>
+        <w:pStyle w:val="BodyText"/>
+      </w:pPr>
+      <w:r>
+        <w:t xml:space="preserve">엘레나: 그리고 우린 제스에게</w:t>
+      </w:r>
+      <w:r>
+        <w:t xml:space="preserve"> </w:t>
+      </w:r>
+      <w:r>
+        <w:t xml:space="preserve">“</w:t>
+      </w:r>
+      <w:r>
+        <w:t xml:space="preserve">베이라가 더 안전하다</w:t>
+      </w:r>
+      <w:r>
+        <w:t xml:space="preserve">”</w:t>
+      </w:r>
+      <w:r>
+        <w:t xml:space="preserve">고 말할 수 없어요. 절대.</w:t>
+      </w:r>
+    </w:p>
+    <w:p>
+      <w:pPr>
+        <w:pStyle w:val="BodyText"/>
+      </w:pPr>
+      <w:r>
+        <w:t xml:space="preserve">조이: 알아요. 그래서 제스에겐 제품을 팔지 않아요. 질문을 팔죠.</w:t>
+      </w:r>
+    </w:p>
+    <w:p>
+      <w:pPr>
+        <w:pStyle w:val="BodyText"/>
+      </w:pPr>
+      <w:r>
+        <w:t xml:space="preserve">에이바: 질문이요?</w:t>
+      </w:r>
+    </w:p>
+    <w:p>
+      <w:pPr>
+        <w:pStyle w:val="BodyText"/>
+      </w:pPr>
+      <w:r>
+        <w:t xml:space="preserve">조이:</w:t>
+      </w:r>
+      <w:r>
+        <w:t xml:space="preserve"> </w:t>
+      </w:r>
+      <w:r>
+        <w:t xml:space="preserve">“</w:t>
+      </w:r>
+      <w:r>
+        <w:t xml:space="preserve">준비됐는지 물어보세요.</w:t>
+      </w:r>
+      <w:r>
+        <w:t xml:space="preserve">”</w:t>
+      </w:r>
+      <w:r>
+        <w:t xml:space="preserve"> </w:t>
+      </w:r>
+      <w:r>
+        <w:t xml:space="preserve">당신의 시술자는 베이라 레디 인증을 받았나요?</w:t>
+      </w:r>
+    </w:p>
+    <w:p>
+      <w:pPr>
+        <w:pStyle w:val="BodyText"/>
+      </w:pPr>
+      <w:r>
+        <w:t xml:space="preserve">엘레나: …영리하네요. 교육을 팔아요. 주장이 아니라.</w:t>
+      </w:r>
+    </w:p>
+    <w:p>
+      <w:pPr>
+        <w:pStyle w:val="BodyText"/>
+      </w:pPr>
+      <w:r>
+        <w:t xml:space="preserve">조이: 퍼널. 제스가 질문을 본다. 사이트에 온다. 인증 시술자를 찾는다. 예약한다.</w:t>
+      </w:r>
+    </w:p>
+    <w:p>
+      <w:pPr>
+        <w:pStyle w:val="BodyText"/>
+      </w:pPr>
+      <w:r>
+        <w:t xml:space="preserve">에이바: 그리고 병원은 베이라를 더 주문하고. 하다드 선생님 문제가 해결되네요.</w:t>
+      </w:r>
+    </w:p>
+    <w:p>
+      <w:pPr>
+        <w:pStyle w:val="BodyText"/>
+      </w:pPr>
+      <w:r>
+        <w:t xml:space="preserve">조이: 환자들이 루마덤 대신 레디를 찾게. 그게 계획이에요.</w:t>
+      </w:r>
+    </w:p>
     <w:bookmarkEnd w:id="32"/>
+    <w:bookmarkStart w:id="33" w:name="장면1-인플루언서-미팅-1"/>
+    <w:p>
+      <w:pPr>
+        <w:pStyle w:val="Heading3"/>
+      </w:pPr>
+      <w:r>
+        <w:t xml:space="preserve">장면1 — 인플루언서 미팅</w:t>
+      </w:r>
+    </w:p>
+    <w:p>
+      <w:pPr>
+        <w:pStyle w:val="FirstParagraph"/>
+      </w:pPr>
+      <w:r>
+        <w:t xml:space="preserve">브룩: 안녕하세요! 브룩이에요. 이쪽은 제 매니저 타라. 브랜드 너무 좋아요. 냅킨 로고!</w:t>
+      </w:r>
+    </w:p>
+    <w:p>
+      <w:pPr>
+        <w:pStyle w:val="BodyText"/>
+      </w:pPr>
+      <w:r>
+        <w:t xml:space="preserve">타라: 효율적으로 하죠. 브룩한테 컨셉이 있어요. 그리고 단가도.</w:t>
+      </w:r>
+    </w:p>
+    <w:p>
+      <w:pPr>
+        <w:pStyle w:val="BodyText"/>
+      </w:pPr>
+      <w:r>
+        <w:t xml:space="preserve">브룩: 카메라 앞에서 필러를 맞을게요. 생방송으로. 팔로워들이 봐요. 진짜, 날것 그대로.</w:t>
+      </w:r>
+    </w:p>
+    <w:p>
+      <w:pPr>
+        <w:pStyle w:val="BodyText"/>
+      </w:pPr>
+      <w:r>
+        <w:t xml:space="preserve">조이: 얼굴 어디에요?</w:t>
+      </w:r>
+    </w:p>
+    <w:p>
+      <w:pPr>
+        <w:pStyle w:val="BodyText"/>
+      </w:pPr>
+      <w:r>
+        <w:t xml:space="preserve">브룩: 입술이죠, 당연히. 다들 입술을 원해요.</w:t>
+      </w:r>
+    </w:p>
+    <w:p>
+      <w:pPr>
+        <w:pStyle w:val="BodyText"/>
+      </w:pPr>
+      <w:r>
+        <w:t xml:space="preserve">엘레나: 죄송하지만 그건 안 돼요. 우리 제품은 입술 승인을 받지 않았어요. 그래서 한 번이라도 거기에 쓰는 걸 보여 주면 오프라벨 사용을 홍보하는 게 돼요. 그건 우리가 넘지 않는 선이에요.</w:t>
+      </w:r>
+    </w:p>
+    <w:p>
+      <w:pPr>
+        <w:pStyle w:val="BodyText"/>
+      </w:pPr>
+      <w:r>
+        <w:t xml:space="preserve">브룩: 아. 그렇구나. 그럼 팔자주름?</w:t>
+      </w:r>
+    </w:p>
+    <w:p>
+      <w:pPr>
+        <w:pStyle w:val="BodyText"/>
+      </w:pPr>
+      <w:r>
+        <w:t xml:space="preserve">엘레나: 브룩, 몇 살이에요?</w:t>
+      </w:r>
+    </w:p>
+    <w:p>
+      <w:pPr>
+        <w:pStyle w:val="BodyText"/>
+      </w:pPr>
+      <w:r>
+        <w:t xml:space="preserve">브룩: 스물아홉이요.</w:t>
+      </w:r>
+    </w:p>
+    <w:p>
+      <w:pPr>
+        <w:pStyle w:val="BodyText"/>
+      </w:pPr>
+      <w:r>
+        <w:t xml:space="preserve">엘레나: 중등도 팔자주름이 없어요. 시술 대상에 해당하지 않아요.</w:t>
+      </w:r>
+    </w:p>
+    <w:p>
+      <w:pPr>
+        <w:pStyle w:val="BodyText"/>
+      </w:pPr>
+      <w:r>
+        <w:t xml:space="preserve">브룩: 그거 칭찬이에요, 거절이에요?</w:t>
+      </w:r>
+    </w:p>
+    <w:p>
+      <w:pPr>
+        <w:pStyle w:val="BodyText"/>
+      </w:pPr>
+      <w:r>
+        <w:t xml:space="preserve">엘레나: 둘 다요. 주로 칭찬이고요.</w:t>
+      </w:r>
+    </w:p>
+    <w:p>
+      <w:pPr>
+        <w:pStyle w:val="BodyText"/>
+      </w:pPr>
+      <w:r>
+        <w:t xml:space="preserve">타라: 그럼 브룩은 뭘 해요? 광고판이 아니잖아요.</w:t>
+      </w:r>
+    </w:p>
+    <w:p>
+      <w:pPr>
+        <w:pStyle w:val="BodyText"/>
+      </w:pPr>
+      <w:r>
+        <w:t xml:space="preserve">조이: 질문을 해요. 제스를 위해, 팔로워를 위해. 브룩은 바늘 없이도 쓸모가 있어요. 긴장한 첫 시술자 모두가 알고 싶어 하는 걸 묻는, 환자의 목소리가 되는 거예요.</w:t>
+      </w:r>
+    </w:p>
+    <w:p>
+      <w:pPr>
+        <w:pStyle w:val="BodyText"/>
+      </w:pPr>
+      <w:r>
+        <w:t xml:space="preserve">브룩: 질문이요? 어떤 거요?</w:t>
+      </w:r>
+    </w:p>
+    <w:p>
+      <w:pPr>
+        <w:pStyle w:val="BodyText"/>
+      </w:pPr>
+      <w:r>
+        <w:t xml:space="preserve">에이바:</w:t>
+      </w:r>
+      <w:r>
+        <w:t xml:space="preserve"> </w:t>
+      </w:r>
+      <w:r>
+        <w:t xml:space="preserve">“</w:t>
+      </w:r>
+      <w:r>
+        <w:t xml:space="preserve">인증받으셨어요?</w:t>
+      </w:r>
+      <w:r>
+        <w:t xml:space="preserve">”</w:t>
+      </w:r>
+      <w:r>
+        <w:t xml:space="preserve"> </w:t>
+      </w:r>
+      <w:r>
+        <w:t xml:space="preserve">“</w:t>
+      </w:r>
+      <w:r>
+        <w:t xml:space="preserve">응급 키트 있어요?</w:t>
+      </w:r>
+      <w:r>
+        <w:t xml:space="preserve">”</w:t>
+      </w:r>
+      <w:r>
+        <w:t xml:space="preserve"> </w:t>
+      </w:r>
+      <w:r>
+        <w:t xml:space="preserve">“</w:t>
+      </w:r>
+      <w:r>
+        <w:t xml:space="preserve">문제가 생기면 계획이 뭐예요?</w:t>
+      </w:r>
+      <w:r>
+        <w:t xml:space="preserve">”</w:t>
+      </w:r>
+    </w:p>
+    <w:p>
+      <w:pPr>
+        <w:pStyle w:val="BodyText"/>
+      </w:pPr>
+      <w:r>
+        <w:t xml:space="preserve">브룩: 세상에. 팔로워들이 매일 저한테 이걸 물어요. DM으로.</w:t>
+      </w:r>
+    </w:p>
+    <w:p>
+      <w:pPr>
+        <w:pStyle w:val="BodyText"/>
+      </w:pPr>
+      <w:r>
+        <w:t xml:space="preserve">타라: 그럼 넌 뭐라고 답해?</w:t>
+      </w:r>
+    </w:p>
+    <w:p>
+      <w:pPr>
+        <w:pStyle w:val="BodyText"/>
+      </w:pPr>
+      <w:r>
+        <w:t xml:space="preserve">브룩: 솔직히</w:t>
+      </w:r>
+      <w:r>
+        <w:t xml:space="preserve"> </w:t>
+      </w:r>
+      <w:r>
+        <w:t xml:space="preserve">“</w:t>
+      </w:r>
+      <w:r>
+        <w:t xml:space="preserve">잘하는 사람 찾아</w:t>
+      </w:r>
+      <w:r>
+        <w:t xml:space="preserve">”</w:t>
+      </w:r>
+      <w:r>
+        <w:t xml:space="preserve">라고 해요. 그게 제가 아는 전부예요. 잘한다는 게 어떤 건지 모르니까, 그냥 제대로 된 사람을 고르길 바랄 뿐이죠. 좀 무섭기도 해요.</w:t>
+      </w:r>
+    </w:p>
+    <w:p>
+      <w:pPr>
+        <w:pStyle w:val="BodyText"/>
+      </w:pPr>
+      <w:r>
+        <w:t xml:space="preserve">조이: 이제 더 많이 알게 될 거예요. 진짜 시술자를 인터뷰해요. 간호사 하나, 트레이너 하나.</w:t>
+      </w:r>
+    </w:p>
+    <w:p>
+      <w:pPr>
+        <w:pStyle w:val="BodyText"/>
+      </w:pPr>
+      <w:r>
+        <w:t xml:space="preserve">타라: 단가. 4만 달러. 게시물 셋, 스토리 시리즈 하나.</w:t>
+      </w:r>
+    </w:p>
+    <w:p>
+      <w:pPr>
+        <w:pStyle w:val="BodyText"/>
+      </w:pPr>
+      <w:r>
+        <w:t xml:space="preserve">조이: 4만 괜찮아요. 사용권은요? 영상을 재사용하고 싶어요.</w:t>
+      </w:r>
+    </w:p>
+    <w:p>
+      <w:pPr>
+        <w:pStyle w:val="BodyText"/>
+      </w:pPr>
+      <w:r>
+        <w:t xml:space="preserve">타라: 6개월. 유료 광고는 추가 비용.</w:t>
+      </w:r>
+    </w:p>
+    <w:p>
+      <w:pPr>
+        <w:pStyle w:val="BodyText"/>
+      </w:pPr>
+      <w:r>
+        <w:t xml:space="preserve">조이: 6개월, 오가닉만. 유료는 나중에 얘기해요.</w:t>
+      </w:r>
+    </w:p>
+    <w:p>
+      <w:pPr>
+        <w:pStyle w:val="BodyText"/>
+      </w:pPr>
+      <w:r>
+        <w:t xml:space="preserve">다이앤: 누가 서명하기 전에. 표시 의무. 브룩이 게시물에 어떻게 표시해요?</w:t>
+      </w:r>
+    </w:p>
+    <w:p>
+      <w:pPr>
+        <w:pStyle w:val="BodyText"/>
+      </w:pPr>
+      <w:r>
+        <w:t xml:space="preserve">브룩: 보통</w:t>
+      </w:r>
+      <w:r>
+        <w:t xml:space="preserve"> </w:t>
+      </w:r>
+      <w:r>
+        <w:t xml:space="preserve">“</w:t>
+      </w:r>
+      <w:r>
+        <w:t xml:space="preserve">#gifted</w:t>
+      </w:r>
+      <w:r>
+        <w:t xml:space="preserve">”</w:t>
+      </w:r>
+      <w:r>
+        <w:t xml:space="preserve">요. 끝에. 다른 해시태그들이랑.</w:t>
+      </w:r>
+    </w:p>
+    <w:p>
+      <w:pPr>
+        <w:pStyle w:val="BodyText"/>
+      </w:pPr>
+      <w:r>
+        <w:t xml:space="preserve">다이앤: 이번엔 아니에요. 돈 받는 거예요.</w:t>
+      </w:r>
+      <w:r>
+        <w:t xml:space="preserve"> </w:t>
+      </w:r>
+      <w:r>
+        <w:t xml:space="preserve">“</w:t>
+      </w:r>
+      <w:r>
+        <w:t xml:space="preserve">#ad</w:t>
+      </w:r>
+      <w:r>
+        <w:t xml:space="preserve">”</w:t>
+      </w:r>
+      <w:r>
+        <w:t xml:space="preserve">나</w:t>
+      </w:r>
+      <w:r>
+        <w:t xml:space="preserve"> </w:t>
+      </w:r>
+      <w:r>
+        <w:t xml:space="preserve">“</w:t>
+      </w:r>
+      <w:r>
+        <w:t xml:space="preserve">유료 광고.</w:t>
+      </w:r>
+      <w:r>
+        <w:t xml:space="preserve">”</w:t>
+      </w:r>
+      <w:r>
+        <w:t xml:space="preserve"> </w:t>
+      </w:r>
+      <w:r>
+        <w:t xml:space="preserve">첫 줄에.</w:t>
+      </w:r>
+    </w:p>
+    <w:p>
+      <w:pPr>
+        <w:pStyle w:val="BodyText"/>
+      </w:pPr>
+      <w:r>
+        <w:t xml:space="preserve">타라: 첫 줄에 쓰면 반응이 떨어져요.</w:t>
+      </w:r>
+    </w:p>
+    <w:p>
+      <w:pPr>
+        <w:pStyle w:val="BodyText"/>
+      </w:pPr>
+      <w:r>
+        <w:t xml:space="preserve">다이앤: FTC는 반응에 관심 없어요. 협찬 콘텐츠는 사람들이 실제로 보는 곳에 명확하게 표시해야 해요. 표시가 끝에 숨어 있으면 인정되지 않고, 우리 둘 다 책임을 져요.</w:t>
+      </w:r>
+    </w:p>
+    <w:p>
+      <w:pPr>
+        <w:pStyle w:val="BodyText"/>
+      </w:pPr>
+      <w:r>
+        <w:t xml:space="preserve">브룩: 솔직히요? 팔로워들은 제가 솔직할 때 더 믿어요.</w:t>
+      </w:r>
+    </w:p>
+    <w:p>
+      <w:pPr>
+        <w:pStyle w:val="BodyText"/>
+      </w:pPr>
+      <w:r>
+        <w:t xml:space="preserve">엘레나: 그럼 이미 의견이 같네요.</w:t>
+      </w:r>
+    </w:p>
+    <w:p>
+      <w:pPr>
+        <w:pStyle w:val="BodyText"/>
+      </w:pPr>
+      <w:r>
+        <w:t xml:space="preserve">다이앤: 또. 브룩은</w:t>
+      </w:r>
+      <w:r>
+        <w:t xml:space="preserve"> </w:t>
+      </w:r>
+      <w:r>
+        <w:t xml:space="preserve">“</w:t>
+      </w:r>
+      <w:r>
+        <w:t xml:space="preserve">더 안전하다</w:t>
+      </w:r>
+      <w:r>
+        <w:t xml:space="preserve">”</w:t>
+      </w:r>
+      <w:r>
+        <w:t xml:space="preserve">고 할 수 없어요.</w:t>
+      </w:r>
+      <w:r>
+        <w:t xml:space="preserve"> </w:t>
+      </w:r>
+      <w:r>
+        <w:t xml:space="preserve">“</w:t>
+      </w:r>
+      <w:r>
+        <w:t xml:space="preserve">최고</w:t>
+      </w:r>
+      <w:r>
+        <w:t xml:space="preserve">”</w:t>
+      </w:r>
+      <w:r>
+        <w:t xml:space="preserve">도.</w:t>
+      </w:r>
+      <w:r>
+        <w:t xml:space="preserve"> </w:t>
+      </w:r>
+      <w:r>
+        <w:t xml:space="preserve">“</w:t>
+      </w:r>
+      <w:r>
+        <w:t xml:space="preserve">위험 없음</w:t>
+      </w:r>
+      <w:r>
+        <w:t xml:space="preserve">”</w:t>
+      </w:r>
+      <w:r>
+        <w:t xml:space="preserve">도.</w:t>
+      </w:r>
+    </w:p>
+    <w:p>
+      <w:pPr>
+        <w:pStyle w:val="BodyText"/>
+      </w:pPr>
+      <w:r>
+        <w:t xml:space="preserve">브룩: 그럼 뭐라고 해요?</w:t>
+      </w:r>
+    </w:p>
+    <w:p>
+      <w:pPr>
+        <w:pStyle w:val="BodyText"/>
+      </w:pPr>
+      <w:r>
+        <w:t xml:space="preserve">엘레나: 배운 거면 뭐든, 당신 말로요. 그래야 진짜가 돼요. 올라가기 전에 모든 게시물을 검토하겠지만, 사실 확인만 하지 당신 스타일은 건드리지 않아요.</w:t>
+      </w:r>
+    </w:p>
+    <w:p>
+      <w:pPr>
+        <w:pStyle w:val="BodyText"/>
+      </w:pPr>
+      <w:r>
+        <w:t xml:space="preserve">타라: 검토권. 좋아요. 사실만, 브룩 말투는 말고요. 그걸 계약서에 넣어 줘요.</w:t>
+      </w:r>
+    </w:p>
+    <w:bookmarkEnd w:id="33"/>
+    <w:bookmarkStart w:id="34" w:name="장면2-ask-if-theyre-ready-촬영-1"/>
+    <w:p>
+      <w:pPr>
+        <w:pStyle w:val="Heading3"/>
+      </w:pPr>
+      <w:r>
+        <w:t xml:space="preserve">장면2 —</w:t>
+      </w:r>
+      <w:r>
+        <w:t xml:space="preserve"> </w:t>
+      </w:r>
+      <w:r>
+        <w:t xml:space="preserve">“</w:t>
+      </w:r>
+      <w:r>
+        <w:t xml:space="preserve">Ask if they’re Ready</w:t>
+      </w:r>
+      <w:r>
+        <w:t xml:space="preserve">”</w:t>
+      </w:r>
+      <w:r>
+        <w:t xml:space="preserve"> </w:t>
+      </w:r>
+      <w:r>
+        <w:t xml:space="preserve">촬영</w:t>
+      </w:r>
+    </w:p>
+    <w:p>
+      <w:pPr>
+        <w:pStyle w:val="FirstParagraph"/>
+      </w:pPr>
+      <w:r>
+        <w:t xml:space="preserve">조이: 오후. 스튜디오. 브룩, 키샤를 소개할게요. 전문 간호사. 베이라 교수진.</w:t>
+      </w:r>
+    </w:p>
+    <w:p>
+      <w:pPr>
+        <w:pStyle w:val="BodyText"/>
+      </w:pPr>
+      <w:r>
+        <w:t xml:space="preserve">키샤: 안녕, 브룩. 우리 조카들이 당신을 팔로우해요. 이제 내가 멋진 줄 알아요.</w:t>
+      </w:r>
+    </w:p>
+    <w:p>
+      <w:pPr>
+        <w:pStyle w:val="BodyText"/>
+      </w:pPr>
+      <w:r>
+        <w:t xml:space="preserve">브룩: 멋지세요. 좋아요, 촬영 시작. 질문 하나.</w:t>
+      </w:r>
+      <w:r>
+        <w:t xml:space="preserve"> </w:t>
+      </w:r>
+      <w:r>
+        <w:t xml:space="preserve">“</w:t>
+      </w:r>
+      <w:r>
+        <w:t xml:space="preserve">인증받으셨어요?</w:t>
+      </w:r>
+      <w:r>
+        <w:t xml:space="preserve">”</w:t>
+      </w:r>
+    </w:p>
+    <w:p>
+      <w:pPr>
+        <w:pStyle w:val="BodyText"/>
+      </w:pPr>
+      <w:r>
+        <w:t xml:space="preserve">키샤: 네. 그리고 증명을 요구하세요. 진짜 인증서. 날짜 있는 거.</w:t>
+      </w:r>
+    </w:p>
+    <w:p>
+      <w:pPr>
+        <w:pStyle w:val="BodyText"/>
+      </w:pPr>
+      <w:r>
+        <w:t xml:space="preserve">브룩: 질문 둘.</w:t>
+      </w:r>
+      <w:r>
+        <w:t xml:space="preserve"> </w:t>
+      </w:r>
+      <w:r>
+        <w:t xml:space="preserve">“</w:t>
+      </w:r>
+      <w:r>
+        <w:t xml:space="preserve">응급 키트 있어요? 보여 줄 수 있어요?</w:t>
+      </w:r>
+      <w:r>
+        <w:t xml:space="preserve">”</w:t>
+      </w:r>
+    </w:p>
+    <w:p>
+      <w:pPr>
+        <w:pStyle w:val="BodyText"/>
+      </w:pPr>
+      <w:r>
+        <w:t xml:space="preserve">키샤: 여기 있어요. 바로 이 서랍에. 모든 방에. 매일.</w:t>
+      </w:r>
+    </w:p>
+    <w:p>
+      <w:pPr>
+        <w:pStyle w:val="BodyText"/>
+      </w:pPr>
+      <w:r>
+        <w:t xml:space="preserve">브룩: 잠깐. 진짜 환자한테 보여 줘요?</w:t>
+      </w:r>
+    </w:p>
+    <w:p>
+      <w:pPr>
+        <w:pStyle w:val="BodyText"/>
+      </w:pPr>
+      <w:r>
+        <w:t xml:space="preserve">키샤: 좋은 시술자라면 누구든 기꺼이 보여 줘요. 준비돼 있다는 걸 자랑스러워하니까요. 방어적으로 나오거나 말을 돌리면, 그게 답이에요. 그냥 나오세요.</w:t>
+      </w:r>
+    </w:p>
+    <w:p>
+      <w:pPr>
+        <w:pStyle w:val="BodyText"/>
+      </w:pPr>
+      <w:r>
+        <w:t xml:space="preserve">엘레나: 조심해요. 그 마지막 문장. 주장인가요?</w:t>
+      </w:r>
+    </w:p>
+    <w:p>
+      <w:pPr>
+        <w:pStyle w:val="BodyText"/>
+      </w:pPr>
+      <w:r>
+        <w:t xml:space="preserve">다이앤: 조언이에요. 우리 제품에 관한 게 아니라. 괜찮아요.</w:t>
+      </w:r>
+    </w:p>
+    <w:p>
+      <w:pPr>
+        <w:pStyle w:val="BodyText"/>
+      </w:pPr>
+      <w:r>
+        <w:t xml:space="preserve">브룩: 질문 셋.</w:t>
+      </w:r>
+      <w:r>
+        <w:t xml:space="preserve"> </w:t>
+      </w:r>
+      <w:r>
+        <w:t xml:space="preserve">“</w:t>
+      </w:r>
+      <w:r>
+        <w:t xml:space="preserve">문제가 생기면 계획이 뭐예요?</w:t>
+      </w:r>
+      <w:r>
+        <w:t xml:space="preserve">”</w:t>
+      </w:r>
+    </w:p>
+    <w:p>
+      <w:pPr>
+        <w:pStyle w:val="BodyText"/>
+      </w:pPr>
+      <w:r>
+        <w:t xml:space="preserve">키샤: 멈추고. 도움 요청. 타이머 시작. 그다음 프로토콜. 외우고 있어요.</w:t>
+      </w:r>
+    </w:p>
+    <w:p>
+      <w:pPr>
+        <w:pStyle w:val="BodyText"/>
+      </w:pPr>
+      <w:r>
+        <w:t xml:space="preserve">브룩: 그거… 정말 안심되네요. 왜 다들 이 말을 안 해요?</w:t>
+      </w:r>
+    </w:p>
+    <w:p>
+      <w:pPr>
+        <w:pStyle w:val="BodyText"/>
+      </w:pPr>
+      <w:r>
+        <w:t xml:space="preserve">에이바: 아무도 안 물어보니까요. 그게 캠페인의 전부예요.</w:t>
+      </w:r>
+    </w:p>
+    <w:p>
+      <w:pPr>
+        <w:pStyle w:val="BodyText"/>
+      </w:pPr>
+      <w:r>
+        <w:t xml:space="preserve">브룩: 질문 넷.</w:t>
+      </w:r>
+      <w:r>
+        <w:t xml:space="preserve"> </w:t>
+      </w:r>
+      <w:r>
+        <w:t xml:space="preserve">“</w:t>
+      </w:r>
+      <w:r>
+        <w:t xml:space="preserve">어떤 제품을 쓸 거예요? 그리고 왜요?</w:t>
+      </w:r>
+      <w:r>
+        <w:t xml:space="preserve">”</w:t>
+      </w:r>
+    </w:p>
+    <w:p>
+      <w:pPr>
+        <w:pStyle w:val="BodyText"/>
+      </w:pPr>
+      <w:r>
+        <w:t xml:space="preserve">조이: 그건 까다로워요. 키샤는 우리 걸 써요. 광고처럼 들릴까요?</w:t>
+      </w:r>
+    </w:p>
+    <w:p>
+      <w:pPr>
+        <w:pStyle w:val="BodyText"/>
+      </w:pPr>
+      <w:r>
+        <w:t xml:space="preserve">다이앤: 이미 광고예요. 해시태그 ad, 첫 줄. 그러니 아무도 속지 않아요. 그게 오히려 그녀를 자유롭게 해요. 우리가 돈을 냈다는 걸 다 아니까, 자기가 뭘 쓰는지 그냥 솔직하게 말하면 돼요.</w:t>
+      </w:r>
+    </w:p>
+    <w:p>
+      <w:pPr>
+        <w:pStyle w:val="BodyText"/>
+      </w:pPr>
+      <w:r>
+        <w:t xml:space="preserve">키샤: 여러 개 써요. 팔자주름엔 자주 베이라. 필요하면 더 빨리 녹아요.</w:t>
+      </w:r>
+    </w:p>
+    <w:p>
+      <w:pPr>
+        <w:pStyle w:val="BodyText"/>
+      </w:pPr>
+      <w:r>
+        <w:t xml:space="preserve">엘레나:</w:t>
+      </w:r>
+      <w:r>
+        <w:t xml:space="preserve"> </w:t>
+      </w:r>
+      <w:r>
+        <w:t xml:space="preserve">“</w:t>
+      </w:r>
+      <w:r>
+        <w:t xml:space="preserve">히알루로니다아제로</w:t>
+      </w:r>
+      <w:r>
+        <w:t xml:space="preserve">”</w:t>
+      </w:r>
+      <w:r>
+        <w:t xml:space="preserve">를 붙여요. 매번.</w:t>
+      </w:r>
+    </w:p>
+    <w:p>
+      <w:pPr>
+        <w:pStyle w:val="BodyText"/>
+      </w:pPr>
+      <w:r>
+        <w:t xml:space="preserve">키샤: 히알루로니다아제로 더 빨리. 필요하면. 됐죠?</w:t>
+      </w:r>
+    </w:p>
+    <w:p>
+      <w:pPr>
+        <w:pStyle w:val="BodyText"/>
+      </w:pPr>
+      <w:r>
+        <w:t xml:space="preserve">엘레나: 완벽해요. 고마워요.</w:t>
+      </w:r>
+    </w:p>
+    <w:p>
+      <w:pPr>
+        <w:pStyle w:val="BodyText"/>
+      </w:pPr>
+      <w:r>
+        <w:t xml:space="preserve">브룩: 마지막. 질문 다섯.</w:t>
+      </w:r>
+      <w:r>
+        <w:t xml:space="preserve"> </w:t>
+      </w:r>
+      <w:r>
+        <w:t xml:space="preserve">“</w:t>
+      </w:r>
+      <w:r>
+        <w:t xml:space="preserve">실제 비포·애프터 사진 볼 수 있어요?</w:t>
+      </w:r>
+      <w:r>
+        <w:t xml:space="preserve">”</w:t>
+      </w:r>
+    </w:p>
+    <w:p>
+      <w:pPr>
+        <w:pStyle w:val="BodyText"/>
+      </w:pPr>
+      <w:r>
+        <w:t xml:space="preserve">키샤: 진짜로요. 같은 조명. 같은 각도. 필터 없이. 그걸 요구하세요.</w:t>
+      </w:r>
+    </w:p>
+    <w:p>
+      <w:pPr>
+        <w:pStyle w:val="BodyText"/>
+      </w:pPr>
+      <w:r>
+        <w:t xml:space="preserve">브룩: 아 이런. 제 피드 사진 절반에 필터가 있어요.</w:t>
+      </w:r>
+    </w:p>
+    <w:p>
+      <w:pPr>
+        <w:pStyle w:val="BodyText"/>
+      </w:pPr>
+      <w:r>
+        <w:t xml:space="preserve">조이: 사진 얘기가 나왔으니. 우리 거 있어요. 에이전시에서 온 거.</w:t>
+      </w:r>
+    </w:p>
+    <w:p>
+      <w:pPr>
+        <w:pStyle w:val="BodyText"/>
+      </w:pPr>
+      <w:r>
+        <w:t xml:space="preserve">엘레나: 보여 줘요.</w:t>
+      </w:r>
+    </w:p>
+    <w:p>
+      <w:pPr>
+        <w:pStyle w:val="BodyText"/>
+      </w:pPr>
+      <w:r>
+        <w:t xml:space="preserve">조이: 비포·애프터. 팔자주름. 예쁘죠?</w:t>
+      </w:r>
+    </w:p>
+    <w:p>
+      <w:pPr>
+        <w:pStyle w:val="BodyText"/>
+      </w:pPr>
+      <w:r>
+        <w:t xml:space="preserve">엘레나: 조이, 자세히 봐요. 애프터가 조명이 더 좋고, 팔자주름만이 아니라 피부 전체가 더 매끈해요. 필러는 그런 걸 못 해요. 누군가 이 사진에 손을 댔어요.</w:t>
+      </w:r>
+    </w:p>
+    <w:p>
+      <w:pPr>
+        <w:pStyle w:val="BodyText"/>
+      </w:pPr>
+      <w:r>
+        <w:t xml:space="preserve">조이: 에이전시가… 조금 손봤을 수도 있어요. 살짝.</w:t>
+      </w:r>
+    </w:p>
+    <w:p>
+      <w:pPr>
+        <w:pStyle w:val="BodyText"/>
+      </w:pPr>
+      <w:r>
+        <w:t xml:space="preserve">엘레나: 보정이네요. 못 써요. 픽셀 하나도.</w:t>
+      </w:r>
+    </w:p>
+    <w:bookmarkEnd w:id="34"/>
+    <w:bookmarkStart w:id="35" w:name="절정전환-사진-전쟁-1"/>
+    <w:p>
+      <w:pPr>
+        <w:pStyle w:val="Heading3"/>
+      </w:pPr>
+      <w:r>
+        <w:t xml:space="preserve">절정·전환 — 사진 전쟁</w:t>
+      </w:r>
+    </w:p>
+    <w:p>
+      <w:pPr>
+        <w:pStyle w:val="FirstParagraph"/>
+      </w:pPr>
+      <w:r>
+        <w:t xml:space="preserve">조이: 엘레나, 모든 브랜드가 보정해요. 루마덤 사진은 빛이 나요.</w:t>
+      </w:r>
+    </w:p>
+    <w:p>
+      <w:pPr>
+        <w:pStyle w:val="BodyText"/>
+      </w:pPr>
+      <w:r>
+        <w:t xml:space="preserve">엘레나: 그럼 빛나라고 해요. 우린 진짜 결과를 보여 줘요. 아니면 아무것도.</w:t>
+      </w:r>
+    </w:p>
+    <w:p>
+      <w:pPr>
+        <w:pStyle w:val="BodyText"/>
+      </w:pPr>
+      <w:r>
+        <w:t xml:space="preserve">조이: 진짜 결과는… 지루해 보여요. 그림자. 모공.</w:t>
+      </w:r>
+    </w:p>
+    <w:p>
+      <w:pPr>
+        <w:pStyle w:val="BodyText"/>
+      </w:pPr>
+      <w:r>
+        <w:t xml:space="preserve">엘레나: 제스도 모공이 있어요, 조이. 매일 아침 거울에서 보죠. 우리 사진에서 모공을 보면 믿을 거예요. 자기 모습 같으니까요.</w:t>
+      </w:r>
+    </w:p>
+    <w:p>
+      <w:pPr>
+        <w:pStyle w:val="BodyText"/>
+      </w:pPr>
+      <w:r>
+        <w:t xml:space="preserve">다이앤: 그리고 법적으로 보정된 비포·애프터는 기만이에요. 끝.</w:t>
+      </w:r>
+    </w:p>
+    <w:p>
+      <w:pPr>
+        <w:pStyle w:val="BodyText"/>
+      </w:pPr>
+      <w:r>
+        <w:t xml:space="preserve">조이: 좋아요. 그럼 진짜 사진은 어디서 구해요? 빨리?</w:t>
+      </w:r>
+    </w:p>
+    <w:p>
+      <w:pPr>
+        <w:pStyle w:val="BodyText"/>
+      </w:pPr>
+      <w:r>
+        <w:t xml:space="preserve">엘레나: 임상이요. 환자 300명이 있어요. 표준화된 사진. 같은 조명, 같은 각도.</w:t>
+      </w:r>
+    </w:p>
+    <w:p>
+      <w:pPr>
+        <w:pStyle w:val="BodyText"/>
+      </w:pPr>
+      <w:r>
+        <w:t xml:space="preserve">다이앤: 조심해요. 그 사진들은 마케팅이 아니라 연구용으로 동의받은 거예요. 묻지 않고 광고에 쓰면 그 약속을 깨는 거예요. 환자 한 명 한 명에게서 새로 서명된 동의를 받아야 해요.</w:t>
+      </w:r>
+    </w:p>
+    <w:p>
+      <w:pPr>
+        <w:pStyle w:val="BodyText"/>
+      </w:pPr>
+      <w:r>
+        <w:t xml:space="preserve">엘레나: 그럼 물어보죠. 1번 환자부터.</w:t>
+      </w:r>
+    </w:p>
+    <w:p>
+      <w:pPr>
+        <w:pStyle w:val="BodyText"/>
+      </w:pPr>
+      <w:r>
+        <w:t xml:space="preserve">에이바: 린다 헤이스요? 쿠키 가져왔던 분?</w:t>
+      </w:r>
+    </w:p>
+    <w:p>
+      <w:pPr>
+        <w:pStyle w:val="BodyText"/>
+      </w:pPr>
+      <w:r>
+        <w:t xml:space="preserve">엘레나: 지금 전화할게요. 린다? 엘레나 루이즈예요. 잠깐 시간 되세요?</w:t>
+      </w:r>
+    </w:p>
+    <w:p>
+      <w:pPr>
+        <w:pStyle w:val="BodyText"/>
+      </w:pPr>
+      <w:r>
+        <w:t xml:space="preserve">린다: 루이즈 선생님! 물론이죠. 무슨 문제 있어요?</w:t>
+      </w:r>
+    </w:p>
+    <w:p>
+      <w:pPr>
+        <w:pStyle w:val="BodyText"/>
+      </w:pPr>
+      <w:r>
+        <w:t xml:space="preserve">엘레나: 문제없어요. 임상 사진을 캠페인에 쓰고 싶어요. 보정 없이.</w:t>
+      </w:r>
+    </w:p>
+    <w:p>
+      <w:pPr>
+        <w:pStyle w:val="BodyText"/>
+      </w:pPr>
+      <w:r>
+        <w:t xml:space="preserve">린다: 내 진짜 얼굴이요? 진짜 주름까지? 12개월 차에?</w:t>
+      </w:r>
+    </w:p>
+    <w:p>
+      <w:pPr>
+        <w:pStyle w:val="BodyText"/>
+      </w:pPr>
+      <w:r>
+        <w:t xml:space="preserve">엘레나: 바로 그거예요. 그리고 문장 하나:</w:t>
+      </w:r>
+      <w:r>
+        <w:t xml:space="preserve"> </w:t>
+      </w:r>
+      <w:r>
+        <w:t xml:space="preserve">“</w:t>
+      </w:r>
+      <w:r>
+        <w:t xml:space="preserve">개인별 결과는 다를 수 있습니다.</w:t>
+      </w:r>
+      <w:r>
+        <w:t xml:space="preserve">”</w:t>
+      </w:r>
+    </w:p>
+    <w:p>
+      <w:pPr>
+        <w:pStyle w:val="BodyText"/>
+      </w:pPr>
+      <w:r>
+        <w:t xml:space="preserve">린다: 선생님, 누가 물어봐 주길 3년을 기다렸어요. 친구들이 뭘 했냐고 계속 묻는데, 이제야 직접 볼 수 있겠네요. 좋아요, 당연하죠.</w:t>
+      </w:r>
+    </w:p>
+    <w:p>
+      <w:pPr>
+        <w:pStyle w:val="BodyText"/>
+      </w:pPr>
+      <w:r>
+        <w:t xml:space="preserve">다이앤: 서면으로요, 린다. 오늘 동의서 보낼게요.</w:t>
+      </w:r>
+    </w:p>
+    <w:p>
+      <w:pPr>
+        <w:pStyle w:val="BodyText"/>
+      </w:pPr>
+      <w:r>
+        <w:t xml:space="preserve">린다: 두 장 보내 줘요. 남편이 증인으로 서명하고 싶대요. 남편이 옳았거든요.</w:t>
+      </w:r>
+    </w:p>
+    <w:p>
+      <w:pPr>
+        <w:pStyle w:val="BodyText"/>
+      </w:pPr>
+      <w:r>
+        <w:t xml:space="preserve">조이: 좋아요. 설득됐어요. 진짜 여성. 진짜 사진. 진짜 나이.</w:t>
+      </w:r>
+    </w:p>
+    <w:p>
+      <w:pPr>
+        <w:pStyle w:val="BodyText"/>
+      </w:pPr>
+      <w:r>
+        <w:t xml:space="preserve">엘레나: 고마워요, 조이. 그리고 하나 인정할게요. 당신의 질문 아이디어는 훌륭해요.</w:t>
+      </w:r>
+    </w:p>
+    <w:p>
+      <w:pPr>
+        <w:pStyle w:val="BodyText"/>
+      </w:pPr>
+      <w:r>
+        <w:t xml:space="preserve">조이: 엘레나가 방금 마케팅을 칭찬했어요?</w:t>
+      </w:r>
+    </w:p>
+    <w:p>
+      <w:pPr>
+        <w:pStyle w:val="BodyText"/>
+      </w:pPr>
+      <w:r>
+        <w:t xml:space="preserve">에이바: 녹음했어요. 대시보드용으로.</w:t>
+      </w:r>
+    </w:p>
+    <w:p>
+      <w:pPr>
+        <w:pStyle w:val="BodyText"/>
+      </w:pPr>
+      <w:r>
+        <w:t xml:space="preserve">브룩: 제 스토리에 린다도 넣어도 돼요? 허락받고요?</w:t>
+      </w:r>
+    </w:p>
+    <w:p>
+      <w:pPr>
+        <w:pStyle w:val="BodyText"/>
+      </w:pPr>
+      <w:r>
+        <w:t xml:space="preserve">엘레나: 린다가 서면으로 동의하면요. 그리고 위험 정보가 포함되면요.</w:t>
+      </w:r>
+    </w:p>
+    <w:p>
+      <w:pPr>
+        <w:pStyle w:val="BodyText"/>
+      </w:pPr>
+      <w:r>
+        <w:t xml:space="preserve">브룩: 위험 정보. 스토리에. 저한텐 처음이네요.</w:t>
+      </w:r>
+    </w:p>
+    <w:bookmarkEnd w:id="35"/>
+    <w:bookmarkStart w:id="36" w:name="마무리-오후-4시-1"/>
+    <w:p>
+      <w:pPr>
+        <w:pStyle w:val="Heading3"/>
+      </w:pPr>
+      <w:r>
+        <w:t xml:space="preserve">마무리 — 오후 4시</w:t>
+      </w:r>
+    </w:p>
+    <w:p>
+      <w:pPr>
+        <w:pStyle w:val="FirstParagraph"/>
+      </w:pPr>
+      <w:r>
+        <w:t xml:space="preserve">노아: 어땠어요? 픽셀 얘기로 소리친다고 들었는데.</w:t>
+      </w:r>
+    </w:p>
+    <w:p>
+      <w:pPr>
+        <w:pStyle w:val="BodyText"/>
+      </w:pPr>
+      <w:r>
+        <w:t xml:space="preserve">조이: 싸웠어요. 엘레나가 이겼어요. 캠페인은 더 좋아졌고요.</w:t>
+      </w:r>
+    </w:p>
+    <w:p>
+      <w:pPr>
+        <w:pStyle w:val="BodyText"/>
+      </w:pPr>
+      <w:r>
+        <w:t xml:space="preserve">엘레나: 사실 우리 둘 다 이겼어요. 회의실 안에선 필요한 만큼 치열하게 논쟁해요. 밖에선 한목소리로 말하고요. 그래야 제스가 우리 둘 다 믿게 되죠.</w:t>
+      </w:r>
+    </w:p>
+    <w:p>
+      <w:pPr>
+        <w:pStyle w:val="BodyText"/>
+      </w:pPr>
+      <w:r>
+        <w:t xml:space="preserve">노아: 출시일은요?</w:t>
+      </w:r>
+    </w:p>
+    <w:p>
+      <w:pPr>
+        <w:pStyle w:val="BodyText"/>
+      </w:pPr>
+      <w:r>
+        <w:t xml:space="preserve">조이: 2주 뒤. 브룩의 첫 게시물. 해시태그 ad, 첫 줄. 린다 사진은 사이트에.</w:t>
+      </w:r>
+    </w:p>
+    <w:p>
+      <w:pPr>
+        <w:pStyle w:val="BodyText"/>
+      </w:pPr>
+      <w:r>
+        <w:t xml:space="preserve">에이바: 그리고 병원 찾기. 모든 인증 병원을 지도에. 지금 98곳.</w:t>
+      </w:r>
+    </w:p>
+    <w:p>
+      <w:pPr>
+        <w:pStyle w:val="BodyText"/>
+      </w:pPr>
+      <w:r>
+        <w:t xml:space="preserve">노아: 제스가 예약한 다음엔요?</w:t>
+      </w:r>
+    </w:p>
+    <w:p>
+      <w:pPr>
+        <w:pStyle w:val="BodyText"/>
+      </w:pPr>
+      <w:r>
+        <w:t xml:space="preserve">조이: 그게 다음 문제예요. 지금은 아무 일도 안 일어나요. 시술받고 집에 가면 다시는 소식을 못 들어요. 막 우리를 믿기 시작한 바로 그때 놓쳐 버리는 거죠.</w:t>
+      </w:r>
+    </w:p>
+    <w:p>
+      <w:pPr>
+        <w:pStyle w:val="BodyText"/>
+      </w:pPr>
+      <w:r>
+        <w:t xml:space="preserve">에이바: 환자들이 키샤한테 계속 물어요.</w:t>
+      </w:r>
+      <w:r>
+        <w:t xml:space="preserve"> </w:t>
+      </w:r>
+      <w:r>
+        <w:t xml:space="preserve">“</w:t>
+      </w:r>
+      <w:r>
+        <w:t xml:space="preserve">언제 다시 와야 해요? 뭘 피해야 해요?</w:t>
+      </w:r>
+      <w:r>
+        <w:t xml:space="preserve">”</w:t>
+      </w:r>
+    </w:p>
+    <w:p>
+      <w:pPr>
+        <w:pStyle w:val="BodyText"/>
+      </w:pPr>
+      <w:r>
+        <w:t xml:space="preserve">조이: 그래서 사후용 뭔가가 필요해요. 앱. 멤버십.</w:t>
+      </w:r>
+    </w:p>
+    <w:p>
+      <w:pPr>
+        <w:pStyle w:val="BodyText"/>
+      </w:pPr>
+      <w:r>
+        <w:t xml:space="preserve">엘레나: 앱이면 환자 데이터예요. 건강 데이터.</w:t>
+      </w:r>
+    </w:p>
+    <w:p>
+      <w:pPr>
+        <w:pStyle w:val="BodyText"/>
+      </w:pPr>
+      <w:r>
+        <w:t xml:space="preserve">조이: 알아요. 이름은 이미 있어요.</w:t>
+      </w:r>
+      <w:r>
+        <w:t xml:space="preserve"> </w:t>
+      </w:r>
+      <w:r>
+        <w:t xml:space="preserve">“</w:t>
+      </w:r>
+      <w:r>
+        <w:t xml:space="preserve">베이라 서클.</w:t>
+      </w:r>
+      <w:r>
+        <w:t xml:space="preserve">”</w:t>
+      </w:r>
+    </w:p>
+    <w:p>
+      <w:pPr>
+        <w:pStyle w:val="BodyText"/>
+      </w:pPr>
+      <w:r>
+        <w:t xml:space="preserve">엘레나: 그럼 HIPAA 가져올게요. 인쇄해서.</w:t>
+      </w:r>
+    </w:p>
+    <w:p>
+      <w:pPr>
+        <w:pStyle w:val="BodyText"/>
+      </w:pPr>
+      <w:r>
+        <w:t xml:space="preserve">조이: 큰 글씨로요?</w:t>
+      </w:r>
+    </w:p>
+    <w:p>
+      <w:pPr>
+        <w:pStyle w:val="BodyText"/>
+      </w:pPr>
+      <w:r>
+        <w:t xml:space="preserve">엘레나: 제일 큰 걸로.</w:t>
+      </w:r>
+    </w:p>
+    <w:bookmarkEnd w:id="36"/>
+    <w:bookmarkEnd w:id="37"/>
+    <w:bookmarkEnd w:id="38"/>
     <w:sectPr/>
   </w:body>
 </w:document>
@@ -4689,583 +4654,8 @@
       </w:pPr>
     </w:lvl>
   </w:abstractNum>
-  <w:abstractNum w:abstractNumId="99411">
-    <w:nsid w:val="A99411"/>
-    <w:multiLevelType w:val="multilevel"/>
-    <w:lvl w:ilvl="0">
-      <w:start w:val="1"/>
-      <w:numFmt w:val="decimal"/>
-      <w:lvlText w:val="%1."/>
-      <w:lvlJc w:val="left"/>
-      <w:pPr>
-        <w:ind w:left="720" w:hanging="480"/>
-      </w:pPr>
-    </w:lvl>
-    <w:lvl w:ilvl="1">
-      <w:start w:val="1"/>
-      <w:numFmt w:val="decimal"/>
-      <w:lvlText w:val="%2."/>
-      <w:lvlJc w:val="left"/>
-      <w:pPr>
-        <w:ind w:left="1440" w:hanging="480"/>
-      </w:pPr>
-    </w:lvl>
-    <w:lvl w:ilvl="2">
-      <w:start w:val="1"/>
-      <w:numFmt w:val="decimal"/>
-      <w:lvlText w:val="%3."/>
-      <w:lvlJc w:val="left"/>
-      <w:pPr>
-        <w:ind w:left="2160" w:hanging="480"/>
-      </w:pPr>
-    </w:lvl>
-    <w:lvl w:ilvl="3">
-      <w:start w:val="1"/>
-      <w:numFmt w:val="decimal"/>
-      <w:lvlText w:val="%4."/>
-      <w:lvlJc w:val="left"/>
-      <w:pPr>
-        <w:ind w:left="2880" w:hanging="480"/>
-      </w:pPr>
-    </w:lvl>
-    <w:lvl w:ilvl="4">
-      <w:start w:val="1"/>
-      <w:numFmt w:val="decimal"/>
-      <w:lvlText w:val="%5."/>
-      <w:lvlJc w:val="left"/>
-      <w:pPr>
-        <w:ind w:left="3600" w:hanging="480"/>
-      </w:pPr>
-    </w:lvl>
-    <w:lvl w:ilvl="5">
-      <w:start w:val="1"/>
-      <w:numFmt w:val="decimal"/>
-      <w:lvlText w:val="%6."/>
-      <w:lvlJc w:val="left"/>
-      <w:pPr>
-        <w:ind w:left="4320" w:hanging="480"/>
-      </w:pPr>
-    </w:lvl>
-    <w:lvl w:ilvl="6">
-      <w:start w:val="1"/>
-      <w:numFmt w:val="decimal"/>
-      <w:lvlText w:val="%7."/>
-      <w:lvlJc w:val="left"/>
-      <w:pPr>
-        <w:ind w:left="5040" w:hanging="480"/>
-      </w:pPr>
-    </w:lvl>
-    <w:lvl w:ilvl="7">
-      <w:start w:val="1"/>
-      <w:numFmt w:val="decimal"/>
-      <w:lvlText w:val="%8."/>
-      <w:lvlJc w:val="left"/>
-      <w:pPr>
-        <w:ind w:left="5760" w:hanging="480"/>
-      </w:pPr>
-    </w:lvl>
-    <w:lvl w:ilvl="8">
-      <w:start w:val="1"/>
-      <w:numFmt w:val="decimal"/>
-      <w:lvlText w:val="%9."/>
-      <w:lvlJc w:val="left"/>
-      <w:pPr>
-        <w:ind w:left="6480" w:hanging="480"/>
-      </w:pPr>
-    </w:lvl>
-  </w:abstractNum>
-  <w:abstractNum w:abstractNumId="994116">
-    <w:nsid w:val="A994116"/>
-    <w:multiLevelType w:val="multilevel"/>
-    <w:lvl w:ilvl="0">
-      <w:start w:val="16"/>
-      <w:numFmt w:val="decimal"/>
-      <w:lvlText w:val="%1."/>
-      <w:lvlJc w:val="left"/>
-      <w:pPr>
-        <w:ind w:left="720" w:hanging="480"/>
-      </w:pPr>
-    </w:lvl>
-    <w:lvl w:ilvl="1">
-      <w:start w:val="16"/>
-      <w:numFmt w:val="decimal"/>
-      <w:lvlText w:val="%2."/>
-      <w:lvlJc w:val="left"/>
-      <w:pPr>
-        <w:ind w:left="1440" w:hanging="480"/>
-      </w:pPr>
-    </w:lvl>
-    <w:lvl w:ilvl="2">
-      <w:start w:val="16"/>
-      <w:numFmt w:val="decimal"/>
-      <w:lvlText w:val="%3."/>
-      <w:lvlJc w:val="left"/>
-      <w:pPr>
-        <w:ind w:left="2160" w:hanging="480"/>
-      </w:pPr>
-    </w:lvl>
-    <w:lvl w:ilvl="3">
-      <w:start w:val="16"/>
-      <w:numFmt w:val="decimal"/>
-      <w:lvlText w:val="%4."/>
-      <w:lvlJc w:val="left"/>
-      <w:pPr>
-        <w:ind w:left="2880" w:hanging="480"/>
-      </w:pPr>
-    </w:lvl>
-    <w:lvl w:ilvl="4">
-      <w:start w:val="16"/>
-      <w:numFmt w:val="decimal"/>
-      <w:lvlText w:val="%5."/>
-      <w:lvlJc w:val="left"/>
-      <w:pPr>
-        <w:ind w:left="3600" w:hanging="480"/>
-      </w:pPr>
-    </w:lvl>
-    <w:lvl w:ilvl="5">
-      <w:start w:val="16"/>
-      <w:numFmt w:val="decimal"/>
-      <w:lvlText w:val="%6."/>
-      <w:lvlJc w:val="left"/>
-      <w:pPr>
-        <w:ind w:left="4320" w:hanging="480"/>
-      </w:pPr>
-    </w:lvl>
-    <w:lvl w:ilvl="6">
-      <w:start w:val="16"/>
-      <w:numFmt w:val="decimal"/>
-      <w:lvlText w:val="%7."/>
-      <w:lvlJc w:val="left"/>
-      <w:pPr>
-        <w:ind w:left="5040" w:hanging="480"/>
-      </w:pPr>
-    </w:lvl>
-    <w:lvl w:ilvl="7">
-      <w:start w:val="16"/>
-      <w:numFmt w:val="decimal"/>
-      <w:lvlText w:val="%8."/>
-      <w:lvlJc w:val="left"/>
-      <w:pPr>
-        <w:ind w:left="5760" w:hanging="480"/>
-      </w:pPr>
-    </w:lvl>
-    <w:lvl w:ilvl="8">
-      <w:start w:val="16"/>
-      <w:numFmt w:val="decimal"/>
-      <w:lvlText w:val="%9."/>
-      <w:lvlJc w:val="left"/>
-      <w:pPr>
-        <w:ind w:left="6480" w:hanging="480"/>
-      </w:pPr>
-    </w:lvl>
-  </w:abstractNum>
-  <w:abstractNum w:abstractNumId="994151">
-    <w:nsid w:val="A994151"/>
-    <w:multiLevelType w:val="multilevel"/>
-    <w:lvl w:ilvl="0">
-      <w:start w:val="51"/>
-      <w:numFmt w:val="decimal"/>
-      <w:lvlText w:val="%1."/>
-      <w:lvlJc w:val="left"/>
-      <w:pPr>
-        <w:ind w:left="720" w:hanging="480"/>
-      </w:pPr>
-    </w:lvl>
-    <w:lvl w:ilvl="1">
-      <w:start w:val="51"/>
-      <w:numFmt w:val="decimal"/>
-      <w:lvlText w:val="%2."/>
-      <w:lvlJc w:val="left"/>
-      <w:pPr>
-        <w:ind w:left="1440" w:hanging="480"/>
-      </w:pPr>
-    </w:lvl>
-    <w:lvl w:ilvl="2">
-      <w:start w:val="51"/>
-      <w:numFmt w:val="decimal"/>
-      <w:lvlText w:val="%3."/>
-      <w:lvlJc w:val="left"/>
-      <w:pPr>
-        <w:ind w:left="2160" w:hanging="480"/>
-      </w:pPr>
-    </w:lvl>
-    <w:lvl w:ilvl="3">
-      <w:start w:val="51"/>
-      <w:numFmt w:val="decimal"/>
-      <w:lvlText w:val="%4."/>
-      <w:lvlJc w:val="left"/>
-      <w:pPr>
-        <w:ind w:left="2880" w:hanging="480"/>
-      </w:pPr>
-    </w:lvl>
-    <w:lvl w:ilvl="4">
-      <w:start w:val="51"/>
-      <w:numFmt w:val="decimal"/>
-      <w:lvlText w:val="%5."/>
-      <w:lvlJc w:val="left"/>
-      <w:pPr>
-        <w:ind w:left="3600" w:hanging="480"/>
-      </w:pPr>
-    </w:lvl>
-    <w:lvl w:ilvl="5">
-      <w:start w:val="51"/>
-      <w:numFmt w:val="decimal"/>
-      <w:lvlText w:val="%6."/>
-      <w:lvlJc w:val="left"/>
-      <w:pPr>
-        <w:ind w:left="4320" w:hanging="480"/>
-      </w:pPr>
-    </w:lvl>
-    <w:lvl w:ilvl="6">
-      <w:start w:val="51"/>
-      <w:numFmt w:val="decimal"/>
-      <w:lvlText w:val="%7."/>
-      <w:lvlJc w:val="left"/>
-      <w:pPr>
-        <w:ind w:left="5040" w:hanging="480"/>
-      </w:pPr>
-    </w:lvl>
-    <w:lvl w:ilvl="7">
-      <w:start w:val="51"/>
-      <w:numFmt w:val="decimal"/>
-      <w:lvlText w:val="%8."/>
-      <w:lvlJc w:val="left"/>
-      <w:pPr>
-        <w:ind w:left="5760" w:hanging="480"/>
-      </w:pPr>
-    </w:lvl>
-    <w:lvl w:ilvl="8">
-      <w:start w:val="51"/>
-      <w:numFmt w:val="decimal"/>
-      <w:lvlText w:val="%9."/>
-      <w:lvlJc w:val="left"/>
-      <w:pPr>
-        <w:ind w:left="6480" w:hanging="480"/>
-      </w:pPr>
-    </w:lvl>
-  </w:abstractNum>
-  <w:abstractNum w:abstractNumId="994181">
-    <w:nsid w:val="A994181"/>
-    <w:multiLevelType w:val="multilevel"/>
-    <w:lvl w:ilvl="0">
-      <w:start w:val="81"/>
-      <w:numFmt w:val="decimal"/>
-      <w:lvlText w:val="%1."/>
-      <w:lvlJc w:val="left"/>
-      <w:pPr>
-        <w:ind w:left="720" w:hanging="480"/>
-      </w:pPr>
-    </w:lvl>
-    <w:lvl w:ilvl="1">
-      <w:start w:val="81"/>
-      <w:numFmt w:val="decimal"/>
-      <w:lvlText w:val="%2."/>
-      <w:lvlJc w:val="left"/>
-      <w:pPr>
-        <w:ind w:left="1440" w:hanging="480"/>
-      </w:pPr>
-    </w:lvl>
-    <w:lvl w:ilvl="2">
-      <w:start w:val="81"/>
-      <w:numFmt w:val="decimal"/>
-      <w:lvlText w:val="%3."/>
-      <w:lvlJc w:val="left"/>
-      <w:pPr>
-        <w:ind w:left="2160" w:hanging="480"/>
-      </w:pPr>
-    </w:lvl>
-    <w:lvl w:ilvl="3">
-      <w:start w:val="81"/>
-      <w:numFmt w:val="decimal"/>
-      <w:lvlText w:val="%4."/>
-      <w:lvlJc w:val="left"/>
-      <w:pPr>
-        <w:ind w:left="2880" w:hanging="480"/>
-      </w:pPr>
-    </w:lvl>
-    <w:lvl w:ilvl="4">
-      <w:start w:val="81"/>
-      <w:numFmt w:val="decimal"/>
-      <w:lvlText w:val="%5."/>
-      <w:lvlJc w:val="left"/>
-      <w:pPr>
-        <w:ind w:left="3600" w:hanging="480"/>
-      </w:pPr>
-    </w:lvl>
-    <w:lvl w:ilvl="5">
-      <w:start w:val="81"/>
-      <w:numFmt w:val="decimal"/>
-      <w:lvlText w:val="%6."/>
-      <w:lvlJc w:val="left"/>
-      <w:pPr>
-        <w:ind w:left="4320" w:hanging="480"/>
-      </w:pPr>
-    </w:lvl>
-    <w:lvl w:ilvl="6">
-      <w:start w:val="81"/>
-      <w:numFmt w:val="decimal"/>
-      <w:lvlText w:val="%7."/>
-      <w:lvlJc w:val="left"/>
-      <w:pPr>
-        <w:ind w:left="5040" w:hanging="480"/>
-      </w:pPr>
-    </w:lvl>
-    <w:lvl w:ilvl="7">
-      <w:start w:val="81"/>
-      <w:numFmt w:val="decimal"/>
-      <w:lvlText w:val="%8."/>
-      <w:lvlJc w:val="left"/>
-      <w:pPr>
-        <w:ind w:left="5760" w:hanging="480"/>
-      </w:pPr>
-    </w:lvl>
-    <w:lvl w:ilvl="8">
-      <w:start w:val="81"/>
-      <w:numFmt w:val="decimal"/>
-      <w:lvlText w:val="%9."/>
-      <w:lvlJc w:val="left"/>
-      <w:pPr>
-        <w:ind w:left="6480" w:hanging="480"/>
-      </w:pPr>
-    </w:lvl>
-  </w:abstractNum>
-  <w:abstractNum w:abstractNumId="9941106">
-    <w:nsid w:val="A9941106"/>
-    <w:multiLevelType w:val="multilevel"/>
-    <w:lvl w:ilvl="0">
-      <w:start w:val="106"/>
-      <w:numFmt w:val="decimal"/>
-      <w:lvlText w:val="%1."/>
-      <w:lvlJc w:val="left"/>
-      <w:pPr>
-        <w:ind w:left="720" w:hanging="480"/>
-      </w:pPr>
-    </w:lvl>
-    <w:lvl w:ilvl="1">
-      <w:start w:val="106"/>
-      <w:numFmt w:val="decimal"/>
-      <w:lvlText w:val="%2."/>
-      <w:lvlJc w:val="left"/>
-      <w:pPr>
-        <w:ind w:left="1440" w:hanging="480"/>
-      </w:pPr>
-    </w:lvl>
-    <w:lvl w:ilvl="2">
-      <w:start w:val="106"/>
-      <w:numFmt w:val="decimal"/>
-      <w:lvlText w:val="%3."/>
-      <w:lvlJc w:val="left"/>
-      <w:pPr>
-        <w:ind w:left="2160" w:hanging="480"/>
-      </w:pPr>
-    </w:lvl>
-    <w:lvl w:ilvl="3">
-      <w:start w:val="106"/>
-      <w:numFmt w:val="decimal"/>
-      <w:lvlText w:val="%4."/>
-      <w:lvlJc w:val="left"/>
-      <w:pPr>
-        <w:ind w:left="2880" w:hanging="480"/>
-      </w:pPr>
-    </w:lvl>
-    <w:lvl w:ilvl="4">
-      <w:start w:val="106"/>
-      <w:numFmt w:val="decimal"/>
-      <w:lvlText w:val="%5."/>
-      <w:lvlJc w:val="left"/>
-      <w:pPr>
-        <w:ind w:left="3600" w:hanging="480"/>
-      </w:pPr>
-    </w:lvl>
-    <w:lvl w:ilvl="5">
-      <w:start w:val="106"/>
-      <w:numFmt w:val="decimal"/>
-      <w:lvlText w:val="%6."/>
-      <w:lvlJc w:val="left"/>
-      <w:pPr>
-        <w:ind w:left="4320" w:hanging="480"/>
-      </w:pPr>
-    </w:lvl>
-    <w:lvl w:ilvl="6">
-      <w:start w:val="106"/>
-      <w:numFmt w:val="decimal"/>
-      <w:lvlText w:val="%7."/>
-      <w:lvlJc w:val="left"/>
-      <w:pPr>
-        <w:ind w:left="5040" w:hanging="480"/>
-      </w:pPr>
-    </w:lvl>
-    <w:lvl w:ilvl="7">
-      <w:start w:val="106"/>
-      <w:numFmt w:val="decimal"/>
-      <w:lvlText w:val="%8."/>
-      <w:lvlJc w:val="left"/>
-      <w:pPr>
-        <w:ind w:left="5760" w:hanging="480"/>
-      </w:pPr>
-    </w:lvl>
-    <w:lvl w:ilvl="8">
-      <w:start w:val="106"/>
-      <w:numFmt w:val="decimal"/>
-      <w:lvlText w:val="%9."/>
-      <w:lvlJc w:val="left"/>
-      <w:pPr>
-        <w:ind w:left="6480" w:hanging="480"/>
-      </w:pPr>
-    </w:lvl>
-  </w:abstractNum>
   <w:num w:numId="1000">
     <w:abstractNumId w:val="990"/>
-  </w:num>
-  <w:num w:numId="1001">
-    <w:abstractNumId w:val="99411"/>
-    <w:lvlOverride w:ilvl="0">
-      <w:startOverride w:val="1"/>
-    </w:lvlOverride>
-    <w:lvlOverride w:ilvl="1">
-      <w:startOverride w:val="1"/>
-    </w:lvlOverride>
-    <w:lvlOverride w:ilvl="2">
-      <w:startOverride w:val="1"/>
-    </w:lvlOverride>
-    <w:lvlOverride w:ilvl="3">
-      <w:startOverride w:val="1"/>
-    </w:lvlOverride>
-    <w:lvlOverride w:ilvl="4">
-      <w:startOverride w:val="1"/>
-    </w:lvlOverride>
-    <w:lvlOverride w:ilvl="5">
-      <w:startOverride w:val="1"/>
-    </w:lvlOverride>
-    <w:lvlOverride w:ilvl="6">
-      <w:startOverride w:val="1"/>
-    </w:lvlOverride>
-    <w:lvlOverride w:ilvl="7">
-      <w:startOverride w:val="1"/>
-    </w:lvlOverride>
-    <w:lvlOverride w:ilvl="8">
-      <w:startOverride w:val="1"/>
-    </w:lvlOverride>
-  </w:num>
-  <w:num w:numId="1002">
-    <w:abstractNumId w:val="994116"/>
-    <w:lvlOverride w:ilvl="0">
-      <w:startOverride w:val="16"/>
-    </w:lvlOverride>
-    <w:lvlOverride w:ilvl="1">
-      <w:startOverride w:val="16"/>
-    </w:lvlOverride>
-    <w:lvlOverride w:ilvl="2">
-      <w:startOverride w:val="16"/>
-    </w:lvlOverride>
-    <w:lvlOverride w:ilvl="3">
-      <w:startOverride w:val="16"/>
-    </w:lvlOverride>
-    <w:lvlOverride w:ilvl="4">
-      <w:startOverride w:val="16"/>
-    </w:lvlOverride>
-    <w:lvlOverride w:ilvl="5">
-      <w:startOverride w:val="16"/>
-    </w:lvlOverride>
-    <w:lvlOverride w:ilvl="6">
-      <w:startOverride w:val="16"/>
-    </w:lvlOverride>
-    <w:lvlOverride w:ilvl="7">
-      <w:startOverride w:val="16"/>
-    </w:lvlOverride>
-    <w:lvlOverride w:ilvl="8">
-      <w:startOverride w:val="16"/>
-    </w:lvlOverride>
-  </w:num>
-  <w:num w:numId="1003">
-    <w:abstractNumId w:val="994151"/>
-    <w:lvlOverride w:ilvl="0">
-      <w:startOverride w:val="51"/>
-    </w:lvlOverride>
-    <w:lvlOverride w:ilvl="1">
-      <w:startOverride w:val="51"/>
-    </w:lvlOverride>
-    <w:lvlOverride w:ilvl="2">
-      <w:startOverride w:val="51"/>
-    </w:lvlOverride>
-    <w:lvlOverride w:ilvl="3">
-      <w:startOverride w:val="51"/>
-    </w:lvlOverride>
-    <w:lvlOverride w:ilvl="4">
-      <w:startOverride w:val="51"/>
-    </w:lvlOverride>
-    <w:lvlOverride w:ilvl="5">
-      <w:startOverride w:val="51"/>
-    </w:lvlOverride>
-    <w:lvlOverride w:ilvl="6">
-      <w:startOverride w:val="51"/>
-    </w:lvlOverride>
-    <w:lvlOverride w:ilvl="7">
-      <w:startOverride w:val="51"/>
-    </w:lvlOverride>
-    <w:lvlOverride w:ilvl="8">
-      <w:startOverride w:val="51"/>
-    </w:lvlOverride>
-  </w:num>
-  <w:num w:numId="1004">
-    <w:abstractNumId w:val="994181"/>
-    <w:lvlOverride w:ilvl="0">
-      <w:startOverride w:val="81"/>
-    </w:lvlOverride>
-    <w:lvlOverride w:ilvl="1">
-      <w:startOverride w:val="81"/>
-    </w:lvlOverride>
-    <w:lvlOverride w:ilvl="2">
-      <w:startOverride w:val="81"/>
-    </w:lvlOverride>
-    <w:lvlOverride w:ilvl="3">
-      <w:startOverride w:val="81"/>
-    </w:lvlOverride>
-    <w:lvlOverride w:ilvl="4">
-      <w:startOverride w:val="81"/>
-    </w:lvlOverride>
-    <w:lvlOverride w:ilvl="5">
-      <w:startOverride w:val="81"/>
-    </w:lvlOverride>
-    <w:lvlOverride w:ilvl="6">
-      <w:startOverride w:val="81"/>
-    </w:lvlOverride>
-    <w:lvlOverride w:ilvl="7">
-      <w:startOverride w:val="81"/>
-    </w:lvlOverride>
-    <w:lvlOverride w:ilvl="8">
-      <w:startOverride w:val="81"/>
-    </w:lvlOverride>
-  </w:num>
-  <w:num w:numId="1005">
-    <w:abstractNumId w:val="9941106"/>
-    <w:lvlOverride w:ilvl="0">
-      <w:startOverride w:val="106"/>
-    </w:lvlOverride>
-    <w:lvlOverride w:ilvl="1">
-      <w:startOverride w:val="106"/>
-    </w:lvlOverride>
-    <w:lvlOverride w:ilvl="2">
-      <w:startOverride w:val="106"/>
-    </w:lvlOverride>
-    <w:lvlOverride w:ilvl="3">
-      <w:startOverride w:val="106"/>
-    </w:lvlOverride>
-    <w:lvlOverride w:ilvl="4">
-      <w:startOverride w:val="106"/>
-    </w:lvlOverride>
-    <w:lvlOverride w:ilvl="5">
-      <w:startOverride w:val="106"/>
-    </w:lvlOverride>
-    <w:lvlOverride w:ilvl="6">
-      <w:startOverride w:val="106"/>
-    </w:lvlOverride>
-    <w:lvlOverride w:ilvl="7">
-      <w:startOverride w:val="106"/>
-    </w:lvlOverride>
-    <w:lvlOverride w:ilvl="8">
-      <w:startOverride w:val="106"/>
-    </w:lvlOverride>
   </w:num>
 </w:numbering>
 </file>
